--- a/source/data/t1-navigation-change-plan.docx
+++ b/source/data/t1-navigation-change-plan.docx
@@ -4,7 +4,13 @@
   <w:body>
     <w:p>
       <w:r>
-        <w:t>Workign prototype of</w:t>
+        <w:t>Workin</w:t>
+      </w:r>
+      <w:r>
+        <w:t>g</w:t>
+      </w:r>
+      <w:r>
+        <w:t xml:space="preserve"> prototype of</w:t>
       </w:r>
       <w:r>
         <w:t xml:space="preserve"> new navigation: </w:t>
@@ -51,13 +57,13 @@
         </w:rPr>
       </w:pPr>
       <w:r>
-        <w:t xml:space="preserve">Currently, the current year T1 forms readmes are already linked </w:t>
-      </w:r>
-      <w:r>
-        <w:t>on</w:t>
-      </w:r>
-      <w:r>
-        <w:t xml:space="preserve"> the forms listing page, but they are not in the forms “folder”, and non-current forms are not </w:t>
+        <w:t>Currently, the current year T1 forms readmes already link</w:t>
+      </w:r>
+      <w:r>
+        <w:t xml:space="preserve"> from </w:t>
+      </w:r>
+      <w:r>
+        <w:t xml:space="preserve">the forms listing page, but they are not in the forms “folder”, and non-current forms are not </w:t>
       </w:r>
       <w:r>
         <w:t>linked there</w:t>
@@ -383,6 +389,55 @@
         <w:ind w:left="360"/>
       </w:pPr>
       <w:r>
+        <w:t xml:space="preserve">For the unified forms (approx 120 EN and FR sets), we will need </w:t>
+      </w:r>
+      <w:r>
+        <w:rPr>
+          <w:b/>
+          <w:bCs/>
+        </w:rPr>
+        <w:t>updated H1s, titles and metadata that fit the last 10 years</w:t>
+      </w:r>
+      <w:r>
+        <w:t>:</w:t>
+      </w:r>
+    </w:p>
+    <w:p>
+      <w:pPr>
+        <w:pStyle w:val="ListParagraph"/>
+        <w:numPr>
+          <w:ilvl w:val="1"/>
+          <w:numId w:val="2"/>
+        </w:numPr>
+        <w:ind w:left="720"/>
+      </w:pPr>
+      <w:r>
+        <w:t>We have some recommended EN and FR phrases to address the region variances and exceptions that translate well</w:t>
+      </w:r>
+    </w:p>
+    <w:p>
+      <w:pPr>
+        <w:pStyle w:val="ListParagraph"/>
+        <w:numPr>
+          <w:ilvl w:val="1"/>
+          <w:numId w:val="2"/>
+        </w:numPr>
+        <w:ind w:left="720"/>
+      </w:pPr>
+      <w:r>
+        <w:t>Any relevant terms not in the H1s can be included in keywords metadata for CRA search purposes</w:t>
+      </w:r>
+    </w:p>
+    <w:p>
+      <w:pPr>
+        <w:pStyle w:val="ListParagraph"/>
+        <w:numPr>
+          <w:ilvl w:val="0"/>
+          <w:numId w:val="2"/>
+        </w:numPr>
+        <w:ind w:left="360"/>
+      </w:pPr>
+      <w:r>
         <w:t xml:space="preserve">All guides </w:t>
       </w:r>
       <w:r>
@@ -390,6 +445,9 @@
       </w:r>
       <w:r>
         <w:t>emain where they are</w:t>
+      </w:r>
+      <w:r>
+        <w:t>, and breadcrumbs remain as they are too</w:t>
       </w:r>
     </w:p>
     <w:p>
@@ -625,6 +683,7 @@
         <w:ind w:left="1134"/>
       </w:pPr>
       <w:r>
+        <w:lastRenderedPageBreak/>
         <w:t>C</w:t>
       </w:r>
       <w:r>
@@ -681,7 +740,50 @@
         <w:ind w:left="360"/>
       </w:pPr>
       <w:r>
-        <w:t xml:space="preserve">A </w:t>
+        <w:rPr>
+          <w:b/>
+          <w:bCs/>
+        </w:rPr>
+        <w:t>Complete list:</w:t>
+      </w:r>
+      <w:r>
+        <w:t xml:space="preserve"> Run a FUG search to make sure all the forms and guides are accounted for</w:t>
+      </w:r>
+    </w:p>
+    <w:p>
+      <w:pPr>
+        <w:pStyle w:val="ListParagraph"/>
+        <w:numPr>
+          <w:ilvl w:val="0"/>
+          <w:numId w:val="2"/>
+        </w:numPr>
+        <w:ind w:left="360"/>
+      </w:pPr>
+      <w:r>
+        <w:rPr>
+          <w:b/>
+          <w:bCs/>
+        </w:rPr>
+        <w:t>Link management:</w:t>
+      </w:r>
+      <w:r>
+        <w:t xml:space="preserve"> </w:t>
+      </w:r>
+    </w:p>
+    <w:p>
+      <w:pPr>
+        <w:pStyle w:val="ListParagraph"/>
+        <w:numPr>
+          <w:ilvl w:val="1"/>
+          <w:numId w:val="2"/>
+        </w:numPr>
+        <w:ind w:left="720"/>
+      </w:pPr>
+      <w:r>
+        <w:t>Run a</w:t>
+      </w:r>
+      <w:r>
+        <w:t xml:space="preserve"> </w:t>
       </w:r>
       <w:r>
         <w:t>(</w:t>
@@ -727,12 +829,80 @@
       <w:pPr>
         <w:pStyle w:val="ListParagraph"/>
         <w:numPr>
+          <w:ilvl w:val="1"/>
+          <w:numId w:val="2"/>
+        </w:numPr>
+        <w:ind w:left="720"/>
+      </w:pPr>
+      <w:r>
+        <w:t>Set up redirects for all forms. Can redirects have URL parameter? If so, does this make sense?</w:t>
+      </w:r>
+    </w:p>
+    <w:p>
+      <w:pPr>
+        <w:pStyle w:val="ListParagraph"/>
+        <w:numPr>
           <w:ilvl w:val="0"/>
           <w:numId w:val="2"/>
         </w:numPr>
         <w:ind w:left="360"/>
       </w:pPr>
       <w:r>
+        <w:t>Update all current year guides to replace the last two H2 sections with a new one that includes a table</w:t>
+      </w:r>
+      <w:r>
+        <w:t>:</w:t>
+      </w:r>
+    </w:p>
+    <w:p>
+      <w:pPr>
+        <w:pStyle w:val="ListParagraph"/>
+        <w:numPr>
+          <w:ilvl w:val="1"/>
+          <w:numId w:val="2"/>
+        </w:numPr>
+        <w:ind w:left="720"/>
+      </w:pPr>
+      <w:r>
+        <w:t>The JSON manager can be hard coded, but preferably should be in a content fragment as well.</w:t>
+      </w:r>
+    </w:p>
+    <w:p>
+      <w:pPr>
+        <w:pStyle w:val="ListParagraph"/>
+        <w:numPr>
+          <w:ilvl w:val="1"/>
+          <w:numId w:val="2"/>
+        </w:numPr>
+        <w:ind w:left="720"/>
+      </w:pPr>
+      <w:r>
+        <w:rPr>
+          <w:b/>
+          <w:bCs/>
+        </w:rPr>
+        <w:t>5000-g</w:t>
+      </w:r>
+      <w:r>
+        <w:t xml:space="preserve"> will have its own Json manager</w:t>
+      </w:r>
+      <w:r>
+        <w:t xml:space="preserve"> due to the region column</w:t>
+      </w:r>
+      <w:r>
+        <w:t>, so it can be hardcoded.</w:t>
+      </w:r>
+    </w:p>
+    <w:p>
+      <w:pPr>
+        <w:pStyle w:val="ListParagraph"/>
+        <w:numPr>
+          <w:ilvl w:val="0"/>
+          <w:numId w:val="2"/>
+        </w:numPr>
+        <w:ind w:left="360"/>
+      </w:pPr>
+      <w:r>
         <w:t>Anchors on the current year guides</w:t>
       </w:r>
       <w:r>
@@ -752,7 +922,6 @@
         <w:ind w:left="360"/>
       </w:pPr>
       <w:r>
-        <w:lastRenderedPageBreak/>
         <w:t xml:space="preserve">The </w:t>
       </w:r>
       <w:hyperlink r:id="rId11" w:history="1">
@@ -767,7 +936,6 @@
         <w:t xml:space="preserve"> link existing on some guides can be updated to point to the current year guide table.</w:t>
       </w:r>
     </w:p>
-    <w:p/>
     <w:p>
       <w:pPr>
         <w:rPr>
@@ -812,6 +980,21 @@
       </w:r>
     </w:p>
     <w:p>
+      <w:r>
+        <w:t xml:space="preserve">This scenario assumes that we are making these </w:t>
+      </w:r>
+      <w:r>
+        <w:rPr>
+          <w:b/>
+          <w:bCs/>
+        </w:rPr>
+        <w:t>after AU for tax year 2025</w:t>
+      </w:r>
+      <w:r>
+        <w:t>. </w:t>
+      </w:r>
+    </w:p>
+    <w:p>
       <w:pPr>
         <w:pStyle w:val="ListParagraph"/>
         <w:numPr>
@@ -824,40 +1007,50 @@
         <w:t>The forms and guides table data JSON files are ready for 2025</w:t>
       </w:r>
       <w:r>
+        <w:t xml:space="preserve"> on UT. They have also been added to AEM, but those are outdated.</w:t>
+      </w:r>
+    </w:p>
+    <w:p>
+      <w:r>
+        <w:t>\\omega.dce-eir.net\etm\ETMWinHeadProd\cra_web_ut\cra_htdocs\test\mathieu\t1-table data-scripts-and-json</w:t>
+      </w:r>
+    </w:p>
+    <w:p>
+      <w:r>
+        <w:t>The JSON files can be a</w:t>
+      </w:r>
+      <w:r>
+        <w:t xml:space="preserve">lso </w:t>
+      </w:r>
+      <w:r>
+        <w:t xml:space="preserve">reviewed </w:t>
+      </w:r>
+      <w:r>
+        <w:t>on Github</w:t>
+      </w:r>
+      <w:r>
         <w:t>:</w:t>
       </w:r>
-    </w:p>
-    <w:p>
-      <w:pPr>
-        <w:pStyle w:val="ListParagraph"/>
-        <w:numPr>
-          <w:ilvl w:val="1"/>
-          <w:numId w:val="2"/>
-        </w:numPr>
-        <w:ind w:left="720"/>
-      </w:pPr>
-      <w:r>
-        <w:t>\\omega.dce-eir.net\etm\ETMWinHeadProd\cra_web_ut\cra_htdocs\test\mathieu\t1-table data-scripts-and-json</w:t>
-      </w:r>
-    </w:p>
-    <w:p>
-      <w:pPr>
-        <w:pStyle w:val="ListParagraph"/>
-        <w:numPr>
-          <w:ilvl w:val="1"/>
-          <w:numId w:val="2"/>
-        </w:numPr>
-        <w:ind w:left="720"/>
-      </w:pPr>
-      <w:r>
-        <w:t>Also on Github</w:t>
-      </w:r>
-    </w:p>
-    <w:p>
-      <w:pPr>
-        <w:pStyle w:val="ListParagraph"/>
-      </w:pPr>
-      <w:r>
+      <w:r>
+        <w:br/>
+      </w:r>
+      <w:hyperlink r:id="rId12" w:history="1">
+        <w:r>
+          <w:rPr>
+            <w:rStyle w:val="Hyperlink"/>
+          </w:rPr>
+          <w:t>(t1-readmes-nav-2026) Github repository sitemap - Canada.ca</w:t>
+        </w:r>
+      </w:hyperlink>
+    </w:p>
+    <w:p>
+      <w:pPr>
+        <w:pStyle w:val="ListParagraph"/>
+      </w:pPr>
+      <w:r>
+        <w:rPr>
+          <w:noProof/>
+        </w:rPr>
         <w:drawing>
           <wp:inline distT="0" distB="0" distL="0" distR="0" wp14:anchorId="6EA385A6" wp14:editId="6AAF5925">
             <wp:extent cx="1650670" cy="1384952"/>
@@ -874,7 +1067,7 @@
                     <pic:cNvPicPr/>
                   </pic:nvPicPr>
                   <pic:blipFill>
-                    <a:blip r:embed="rId12"/>
+                    <a:blip r:embed="rId13"/>
                     <a:stretch>
                       <a:fillRect/>
                     </a:stretch>
@@ -905,7 +1098,29 @@
         <w:ind w:left="360"/>
       </w:pPr>
       <w:r>
-        <w:t>All the table have a provisional Filter emphasis and a clear filter button above it</w:t>
+        <w:lastRenderedPageBreak/>
+        <w:t>All the table</w:t>
+      </w:r>
+      <w:r>
+        <w:t>s</w:t>
+      </w:r>
+      <w:r>
+        <w:t xml:space="preserve"> have a provisional Filter emphasis and a </w:t>
+      </w:r>
+      <w:r>
+        <w:t>“C</w:t>
+      </w:r>
+      <w:r>
+        <w:t>lear filter</w:t>
+      </w:r>
+      <w:r>
+        <w:t xml:space="preserve">” </w:t>
+      </w:r>
+      <w:r>
+        <w:t xml:space="preserve">button </w:t>
+      </w:r>
+      <w:r>
+        <w:t>below the tables</w:t>
       </w:r>
     </w:p>
     <w:p>
@@ -921,7 +1136,13 @@
         <w:t>We need to create 6 D2GC templates</w:t>
       </w:r>
       <w:r>
-        <w:t>, as mocked up in (5000-S2, 5000-R and 5009-R)</w:t>
+        <w:t>, as mocked up in</w:t>
+      </w:r>
+      <w:r>
+        <w:t xml:space="preserve"> the englishand French pages for </w:t>
+      </w:r>
+      <w:r>
+        <w:t>5000-S2, 5000-R and 5009-R</w:t>
       </w:r>
     </w:p>
     <w:p>
@@ -934,7 +1155,13 @@
         <w:ind w:left="360"/>
       </w:pPr>
       <w:r>
-        <w:t>If we have heard from PP, we can place the JSON manager code into content fragments (preferable)</w:t>
+        <w:t xml:space="preserve">If we have heard from PP, we can place the JSON manager code into </w:t>
+      </w:r>
+      <w:r>
+        <w:t xml:space="preserve">6 </w:t>
+      </w:r>
+      <w:r>
+        <w:t>content fragments (preferable)</w:t>
       </w:r>
     </w:p>
     <w:p>
@@ -946,12 +1173,106 @@
         </w:numPr>
         <w:ind w:left="360"/>
       </w:pPr>
-    </w:p>
-    <w:p/>
+      <w:r>
+        <w:t xml:space="preserve">For forms, </w:t>
+      </w:r>
+      <w:r>
+        <w:t xml:space="preserve">5000-G, </w:t>
+      </w:r>
+      <w:r>
+        <w:t xml:space="preserve">5000-R and 5015-R </w:t>
+      </w:r>
+      <w:r>
+        <w:t xml:space="preserve">have their own Json managers, so they can be hard coded or in their own </w:t>
+      </w:r>
+      <w:r>
+        <w:t xml:space="preserve">fragments </w:t>
+      </w:r>
+      <w:r>
+        <w:t>(preferable).</w:t>
+      </w:r>
+    </w:p>
+    <w:p>
+      <w:pPr>
+        <w:pStyle w:val="ListParagraph"/>
+        <w:numPr>
+          <w:ilvl w:val="0"/>
+          <w:numId w:val="2"/>
+        </w:numPr>
+        <w:ind w:left="360"/>
+      </w:pPr>
+      <w:r>
+        <w:t>Come up with a AU process update that is feasible for following years </w:t>
+      </w:r>
+    </w:p>
+    <w:p>
+      <w:pPr>
+        <w:pStyle w:val="ListParagraph"/>
+        <w:numPr>
+          <w:ilvl w:val="0"/>
+          <w:numId w:val="2"/>
+        </w:numPr>
+        <w:ind w:left="360"/>
+      </w:pPr>
+      <w:r>
+        <w:t>Use includes or content fragments for reusable contents:</w:t>
+      </w:r>
+    </w:p>
+    <w:p>
+      <w:pPr>
+        <w:pStyle w:val="ListParagraph"/>
+        <w:numPr>
+          <w:ilvl w:val="1"/>
+          <w:numId w:val="2"/>
+        </w:numPr>
+        <w:ind w:left="720"/>
+      </w:pPr>
+      <w:r>
+        <w:t>Since we may decide to move indcluded content around later, consider having the includes and fragments have numbered file names, in case we decide to swap any order.</w:t>
+      </w:r>
+    </w:p>
+    <w:p>
+      <w:pPr>
+        <w:pStyle w:val="ListParagraph"/>
+        <w:numPr>
+          <w:ilvl w:val="1"/>
+          <w:numId w:val="2"/>
+        </w:numPr>
+        <w:ind w:left="720"/>
+      </w:pPr>
+      <w:r>
+        <w:t xml:space="preserve">Consider adding spare includes or fragments to add content later. </w:t>
+      </w:r>
+    </w:p>
+    <w:p>
+      <w:pPr>
+        <w:pStyle w:val="ListParagraph"/>
+        <w:numPr>
+          <w:ilvl w:val="1"/>
+          <w:numId w:val="2"/>
+        </w:numPr>
+        <w:ind w:left="720"/>
+      </w:pPr>
+      <w:r>
+        <w:t>Th</w:t>
+      </w:r>
+      <w:r>
+        <w:t>ese</w:t>
+      </w:r>
+      <w:r>
+        <w:t xml:space="preserve"> may now be less relevant with the new more robust template mockups and the fact that we plan to use D2GC.</w:t>
+      </w:r>
+    </w:p>
+    <w:p>
+      <w:pPr>
+        <w:pStyle w:val="ListParagraph"/>
+        <w:ind w:left="360"/>
+      </w:pPr>
+    </w:p>
     <w:sectPr>
-      <w:headerReference w:type="even" r:id="rId13"/>
-      <w:headerReference w:type="default" r:id="rId14"/>
-      <w:headerReference w:type="first" r:id="rId15"/>
+      <w:headerReference w:type="even" r:id="rId14"/>
+      <w:headerReference w:type="default" r:id="rId15"/>
+      <w:headerReference w:type="first" r:id="rId16"/>
       <w:pgSz w:w="12240" w:h="15840"/>
       <w:pgMar w:top="1440" w:right="1440" w:bottom="1440" w:left="1440" w:header="708" w:footer="708" w:gutter="0"/>
       <w:cols w:space="708"/>
@@ -1628,7 +1949,7 @@
   <w:abstractNum w:abstractNumId="2" w15:restartNumberingAfterBreak="0">
     <w:nsid w:val="38123FFC"/>
     <w:multiLevelType w:val="hybridMultilevel"/>
-    <w:tmpl w:val="849CF640"/>
+    <w:tmpl w:val="F81618DE"/>
     <w:lvl w:ilvl="0" w:tplc="10090001">
       <w:start w:val="1"/>
       <w:numFmt w:val="bullet"/>

--- a/source/data/t1-navigation-change-plan.docx
+++ b/source/data/t1-navigation-change-plan.docx
@@ -10,10 +10,10 @@
         <w:t>g</w:t>
       </w:r>
       <w:r>
-        <w:t xml:space="preserve"> prototype of</w:t>
-      </w:r>
-      <w:r>
-        <w:t xml:space="preserve"> new navigation: </w:t>
+        <w:t xml:space="preserve"> prototype</w:t>
+      </w:r>
+      <w:r>
+        <w:t xml:space="preserve">: </w:t>
       </w:r>
       <w:hyperlink r:id="rId7" w:history="1">
         <w:r>
@@ -29,44 +29,49 @@
     </w:p>
     <w:p>
       <w:pPr>
+        <w:pStyle w:val="Heading2"/>
+      </w:pPr>
+      <w:r>
+        <w:t xml:space="preserve">T1 </w:t>
+      </w:r>
+      <w:r>
+        <w:t>Navigation change plan</w:t>
+      </w:r>
+    </w:p>
+    <w:p>
+      <w:r>
+        <w:t>Currently, the current year T1 forms readmes already link</w:t>
+      </w:r>
+      <w:r>
+        <w:t xml:space="preserve"> from </w:t>
+      </w:r>
+      <w:r>
+        <w:t xml:space="preserve">the forms listing page but are not in the forms “folder”, and non-current forms are not </w:t>
+      </w:r>
+      <w:r>
+        <w:t>linked there</w:t>
+      </w:r>
+      <w:r>
+        <w:t>.</w:t>
+      </w:r>
+    </w:p>
+    <w:p>
+      <w:r>
+        <w:t xml:space="preserve">We are assuming this will  implemented entire before </w:t>
+      </w:r>
+      <w:r>
         <w:rPr>
           <w:b/>
           <w:bCs/>
         </w:rPr>
-      </w:pPr>
+        <w:t>AU for tax year 202</w:t>
+      </w:r>
       <w:r>
         <w:rPr>
           <w:b/>
           <w:bCs/>
         </w:rPr>
-        <w:t xml:space="preserve">T1 </w:t>
-      </w:r>
-      <w:r>
-        <w:rPr>
-          <w:b/>
-          <w:bCs/>
-        </w:rPr>
-        <w:t>Navigation change plan</w:t>
-      </w:r>
-    </w:p>
-    <w:p>
-      <w:pPr>
-        <w:rPr>
-          <w:b/>
-          <w:bCs/>
-        </w:rPr>
-      </w:pPr>
-      <w:r>
-        <w:t>Currently, the current year T1 forms readmes already link</w:t>
-      </w:r>
-      <w:r>
-        <w:t xml:space="preserve"> from </w:t>
-      </w:r>
-      <w:r>
-        <w:t xml:space="preserve">the forms listing page, but they are not in the forms “folder”, and non-current forms are not </w:t>
-      </w:r>
-      <w:r>
-        <w:t>linked there</w:t>
+        <w:t>6</w:t>
       </w:r>
       <w:r>
         <w:t>.</w:t>
@@ -117,7 +122,10 @@
         <w:t>Create new readmes (new template</w:t>
       </w:r>
       <w:r>
-        <w:t xml:space="preserve">, </w:t>
+        <w:t>,</w:t>
+      </w:r>
+      <w:r>
+        <w:t xml:space="preserve"> </w:t>
       </w:r>
       <w:r>
         <w:t>with table where applicable</w:t>
@@ -168,59 +176,10 @@
         <w:ind w:left="360"/>
       </w:pPr>
       <w:r>
-        <w:t xml:space="preserve">Updating all referring links is a </w:t>
-      </w:r>
-      <w:r>
-        <w:t>huge</w:t>
-      </w:r>
-      <w:r>
-        <w:t xml:space="preserve"> job</w:t>
-      </w:r>
-      <w:r>
-        <w:t xml:space="preserve">, </w:t>
-      </w:r>
-      <w:r>
-        <w:t>so p</w:t>
-      </w:r>
-      <w:r>
-        <w:t xml:space="preserve">erhaps </w:t>
-      </w:r>
-      <w:r>
-        <w:t>it can</w:t>
-      </w:r>
-      <w:r>
-        <w:t xml:space="preserve"> be done </w:t>
-      </w:r>
-      <w:r>
-        <w:t xml:space="preserve">in </w:t>
-      </w:r>
-      <w:r>
-        <w:t>stages</w:t>
-      </w:r>
-      <w:r>
-        <w:t xml:space="preserve"> (</w:t>
-      </w:r>
-      <w:r>
-        <w:t xml:space="preserve">this is </w:t>
-      </w:r>
-      <w:r>
-        <w:t>up to WebDev)</w:t>
-      </w:r>
-    </w:p>
-    <w:p>
-      <w:pPr>
-        <w:pStyle w:val="ListParagraph"/>
-        <w:numPr>
-          <w:ilvl w:val="0"/>
-          <w:numId w:val="2"/>
-        </w:numPr>
-        <w:ind w:left="360"/>
-      </w:pPr>
-      <w:r>
         <w:t>We r</w:t>
       </w:r>
       <w:r>
-        <w:t xml:space="preserve">equesting </w:t>
+        <w:t xml:space="preserve">equest </w:t>
       </w:r>
       <w:r>
         <w:rPr>
@@ -389,7 +348,19 @@
         <w:ind w:left="360"/>
       </w:pPr>
       <w:r>
-        <w:t xml:space="preserve">For the unified forms (approx 120 EN and FR sets), we will need </w:t>
+        <w:t>For the unified forms (12</w:t>
+      </w:r>
+      <w:r>
+        <w:t>2</w:t>
+      </w:r>
+      <w:r>
+        <w:t xml:space="preserve"> EN</w:t>
+      </w:r>
+      <w:r>
+        <w:t>/</w:t>
+      </w:r>
+      <w:r>
+        <w:t xml:space="preserve">FR sets), we will need </w:t>
       </w:r>
       <w:r>
         <w:rPr>
@@ -413,6 +384,22 @@
       </w:pPr>
       <w:r>
         <w:t>We have some recommended EN and FR phrases to address the region variances and exceptions that translate well</w:t>
+      </w:r>
+      <w:r>
+        <w:t xml:space="preserve"> (refer to “</w:t>
+      </w:r>
+      <w:r>
+        <w:rPr>
+          <w:b/>
+          <w:bCs/>
+        </w:rPr>
+        <w:t>Suggested H1 endings for T1 federal forms</w:t>
+      </w:r>
+      <w:r>
+        <w:t>” section below</w:t>
+      </w:r>
+      <w:r>
+        <w:t>)</w:t>
       </w:r>
     </w:p>
     <w:p>
@@ -744,10 +731,88 @@
           <w:b/>
           <w:bCs/>
         </w:rPr>
-        <w:t>Complete list:</w:t>
-      </w:r>
-      <w:r>
-        <w:t xml:space="preserve"> Run a FUG search to make sure all the forms and guides are accounted for</w:t>
+        <w:t>Link management:</w:t>
+      </w:r>
+      <w:r>
+        <w:t xml:space="preserve"> </w:t>
+      </w:r>
+    </w:p>
+    <w:p>
+      <w:pPr>
+        <w:pStyle w:val="ListParagraph"/>
+        <w:numPr>
+          <w:ilvl w:val="1"/>
+          <w:numId w:val="2"/>
+        </w:numPr>
+        <w:ind w:left="720"/>
+      </w:pPr>
+      <w:r>
+        <w:t>We will need to r</w:t>
+      </w:r>
+      <w:r>
+        <w:t>un a</w:t>
+      </w:r>
+      <w:r>
+        <w:t xml:space="preserve"> </w:t>
+      </w:r>
+      <w:r>
+        <w:t>(</w:t>
+      </w:r>
+      <w:r>
+        <w:t>grep</w:t>
+      </w:r>
+      <w:r>
+        <w:t>)</w:t>
+      </w:r>
+      <w:r>
+        <w:t xml:space="preserve"> search to find all ot</w:t>
+      </w:r>
+      <w:r>
+        <w:t xml:space="preserve">her links to </w:t>
+      </w:r>
+      <w:r>
+        <w:t xml:space="preserve">forms </w:t>
+      </w:r>
+      <w:r>
+        <w:t>readmes and update</w:t>
+      </w:r>
+      <w:r>
+        <w:t xml:space="preserve"> them</w:t>
+      </w:r>
+    </w:p>
+    <w:p>
+      <w:pPr>
+        <w:pStyle w:val="ListParagraph"/>
+        <w:numPr>
+          <w:ilvl w:val="1"/>
+          <w:numId w:val="2"/>
+        </w:numPr>
+        <w:ind w:left="720"/>
+      </w:pPr>
+      <w:r>
+        <w:t>We wil have to decide in each case, whether the prior year links will be updated to point to the new page or its table section</w:t>
+      </w:r>
+    </w:p>
+    <w:p>
+      <w:pPr>
+        <w:pStyle w:val="ListParagraph"/>
+        <w:numPr>
+          <w:ilvl w:val="1"/>
+          <w:numId w:val="2"/>
+        </w:numPr>
+        <w:ind w:left="720"/>
+        <w:rPr>
+          <w:highlight w:val="yellow"/>
+        </w:rPr>
+      </w:pPr>
+      <w:r>
+        <w:t xml:space="preserve">Set up redirects for all forms. </w:t>
+      </w:r>
+      <w:r>
+        <w:rPr>
+          <w:highlight w:val="yellow"/>
+        </w:rPr>
+        <w:t>Can redirects have URL parameter? If so, does this make sense?</w:t>
       </w:r>
     </w:p>
     <w:p>
@@ -760,82 +825,10 @@
         <w:ind w:left="360"/>
       </w:pPr>
       <w:r>
-        <w:rPr>
-          <w:b/>
-          <w:bCs/>
-        </w:rPr>
-        <w:t>Link management:</w:t>
-      </w:r>
-      <w:r>
-        <w:t xml:space="preserve"> </w:t>
-      </w:r>
-    </w:p>
-    <w:p>
-      <w:pPr>
-        <w:pStyle w:val="ListParagraph"/>
-        <w:numPr>
-          <w:ilvl w:val="1"/>
-          <w:numId w:val="2"/>
-        </w:numPr>
-        <w:ind w:left="720"/>
-      </w:pPr>
-      <w:r>
-        <w:t>Run a</w:t>
-      </w:r>
-      <w:r>
-        <w:t xml:space="preserve"> </w:t>
-      </w:r>
-      <w:r>
-        <w:t>(</w:t>
-      </w:r>
-      <w:r>
-        <w:t>grep</w:t>
-      </w:r>
-      <w:r>
-        <w:t>)</w:t>
-      </w:r>
-      <w:r>
-        <w:t xml:space="preserve"> search </w:t>
-      </w:r>
-      <w:r>
-        <w:t>will be</w:t>
-      </w:r>
-      <w:r>
-        <w:t xml:space="preserve"> </w:t>
-      </w:r>
-      <w:r>
-        <w:t xml:space="preserve">run </w:t>
-      </w:r>
-      <w:r>
-        <w:t>to find all ot</w:t>
-      </w:r>
-      <w:r>
-        <w:t xml:space="preserve">her links to </w:t>
-      </w:r>
-      <w:r>
-        <w:t xml:space="preserve">forms </w:t>
-      </w:r>
-      <w:r>
-        <w:t>readmes and update</w:t>
-      </w:r>
-      <w:r>
-        <w:t xml:space="preserve"> them</w:t>
-      </w:r>
-      <w:r>
-        <w:t>.</w:t>
-      </w:r>
-    </w:p>
-    <w:p>
-      <w:pPr>
-        <w:pStyle w:val="ListParagraph"/>
-        <w:numPr>
-          <w:ilvl w:val="1"/>
-          <w:numId w:val="2"/>
-        </w:numPr>
-        <w:ind w:left="720"/>
-      </w:pPr>
-      <w:r>
-        <w:t>Set up redirects for all forms. Can redirects have URL parameter? If so, does this make sense?</w:t>
+        <w:t>Update all current year guides to replace the last two H2 sections with a new one that includes a table</w:t>
+      </w:r>
+      <w:r>
+        <w:t>:</w:t>
       </w:r>
     </w:p>
     <w:p>
@@ -848,68 +841,13 @@
         <w:ind w:left="360"/>
       </w:pPr>
       <w:r>
-        <w:t>Update all current year guides to replace the last two H2 sections with a new one that includes a table</w:t>
-      </w:r>
-      <w:r>
-        <w:t>:</w:t>
-      </w:r>
-    </w:p>
-    <w:p>
-      <w:pPr>
-        <w:pStyle w:val="ListParagraph"/>
-        <w:numPr>
-          <w:ilvl w:val="1"/>
-          <w:numId w:val="2"/>
-        </w:numPr>
-        <w:ind w:left="720"/>
-      </w:pPr>
-      <w:r>
-        <w:t>The JSON manager can be hard coded, but preferably should be in a content fragment as well.</w:t>
-      </w:r>
-    </w:p>
-    <w:p>
-      <w:pPr>
-        <w:pStyle w:val="ListParagraph"/>
-        <w:numPr>
-          <w:ilvl w:val="1"/>
-          <w:numId w:val="2"/>
-        </w:numPr>
-        <w:ind w:left="720"/>
-      </w:pPr>
-      <w:r>
-        <w:rPr>
-          <w:b/>
-          <w:bCs/>
-        </w:rPr>
-        <w:t>5000-g</w:t>
-      </w:r>
-      <w:r>
-        <w:t xml:space="preserve"> will have its own Json manager</w:t>
-      </w:r>
-      <w:r>
-        <w:t xml:space="preserve"> due to the region column</w:t>
-      </w:r>
-      <w:r>
-        <w:t>, so it can be hardcoded.</w:t>
-      </w:r>
-    </w:p>
-    <w:p>
-      <w:pPr>
-        <w:pStyle w:val="ListParagraph"/>
-        <w:numPr>
-          <w:ilvl w:val="0"/>
-          <w:numId w:val="2"/>
-        </w:numPr>
-        <w:ind w:left="360"/>
-      </w:pPr>
-      <w:r>
         <w:t>Anchors on the current year guides</w:t>
       </w:r>
       <w:r>
         <w:t xml:space="preserve"> to the forms need to be reviewed and updated to point to the table</w:t>
       </w:r>
       <w:r>
-        <w:t>, or directly to a particular format.</w:t>
+        <w:t>, or directly to a particular format</w:t>
       </w:r>
     </w:p>
     <w:p>
@@ -933,65 +871,312 @@
         </w:r>
       </w:hyperlink>
       <w:r>
-        <w:t xml:space="preserve"> link existing on some guides can be updated to point to the current year guide table.</w:t>
-      </w:r>
-    </w:p>
-    <w:p>
-      <w:pPr>
+        <w:t xml:space="preserve"> link existing on some guides can be updated to point to the current year guide table</w:t>
+      </w:r>
+      <w:r>
+        <w:t xml:space="preserve"> (optional)</w:t>
+      </w:r>
+    </w:p>
+    <w:p>
+      <w:pPr>
+        <w:pStyle w:val="Heading2"/>
+      </w:pPr>
+      <w:r>
+        <w:t>Suggested H1 endings for T1 federal forms</w:t>
+      </w:r>
+    </w:p>
+    <w:p>
+      <w:r>
+        <w:t>The following suggestions are for made considering clarity, consistency and brevity. I believe provincial forms are clear</w:t>
+      </w:r>
+      <w:r>
+        <w:t xml:space="preserve"> enough and do not need these details</w:t>
+      </w:r>
+      <w:r>
+        <w:t>.</w:t>
+      </w:r>
+    </w:p>
+    <w:p>
+      <w:pPr>
+        <w:spacing w:after="0" w:line="240" w:lineRule="auto"/>
+        <w:ind w:left="360"/>
+      </w:pPr>
+      <w:r>
         <w:rPr>
           <w:b/>
           <w:bCs/>
         </w:rPr>
-      </w:pPr>
+        <w:t>When it is for all</w:t>
+      </w:r>
       <w:r>
         <w:rPr>
           <w:b/>
           <w:bCs/>
         </w:rPr>
-        <w:t>Implemen</w:t>
-      </w:r>
-      <w:r>
+        <w:t xml:space="preserve"> </w:t>
+      </w:r>
+      <w:r>
+        <w:t>(</w:t>
+      </w:r>
+      <w:r>
+        <w:t>e</w:t>
+      </w:r>
+      <w:r>
+        <w:t>g: 5000-S7</w:t>
+      </w:r>
+      <w:r>
+        <w:t>)</w:t>
+      </w:r>
+    </w:p>
+    <w:p>
+      <w:pPr>
+        <w:spacing w:after="0" w:line="240" w:lineRule="auto"/>
+        <w:ind w:left="360"/>
+      </w:pPr>
+      <w:r>
+        <w:t xml:space="preserve">I don't think we can specify provinces and territories, because then we have to say non-residents too. </w:t>
+      </w:r>
+      <w:r>
+        <w:t xml:space="preserve">And </w:t>
+      </w:r>
+      <w:r>
+        <w:t xml:space="preserve">I think it does not need to be that clear, because the tax package pages specify which are needed </w:t>
+      </w:r>
+      <w:r>
+        <w:t>for each</w:t>
+      </w:r>
+      <w:r>
+        <w:t xml:space="preserve"> year</w:t>
+      </w:r>
+    </w:p>
+    <w:p>
+      <w:pPr>
+        <w:pStyle w:val="ListParagraph"/>
+        <w:numPr>
+          <w:ilvl w:val="0"/>
+          <w:numId w:val="9"/>
+        </w:numPr>
+        <w:spacing w:after="0" w:line="240" w:lineRule="auto"/>
+        <w:ind w:left="720"/>
+      </w:pPr>
+      <w:r>
+        <w:t xml:space="preserve">(for all) </w:t>
+      </w:r>
+    </w:p>
+    <w:p>
+      <w:pPr>
+        <w:pStyle w:val="ListParagraph"/>
+        <w:numPr>
+          <w:ilvl w:val="0"/>
+          <w:numId w:val="9"/>
+        </w:numPr>
+        <w:spacing w:after="0" w:line="240" w:lineRule="auto"/>
+        <w:ind w:left="720"/>
+      </w:pPr>
+      <w:r>
+        <w:t>(pour tous)</w:t>
+      </w:r>
+    </w:p>
+    <w:p>
+      <w:pPr>
+        <w:spacing w:after="0" w:line="240" w:lineRule="auto"/>
+        <w:ind w:left="360"/>
         <w:rPr>
           <w:b/>
           <w:bCs/>
         </w:rPr>
-        <w:t>ta</w:t>
-      </w:r>
+      </w:pPr>
       <w:r>
         <w:rPr>
           <w:b/>
           <w:bCs/>
         </w:rPr>
-        <w:t>tion plan (</w:t>
+        <w:t>When it is for all, but with exceptions</w:t>
       </w:r>
       <w:r>
         <w:rPr>
           <w:b/>
           <w:bCs/>
         </w:rPr>
-        <w:t>m</w:t>
+        <w:t xml:space="preserve"> (e</w:t>
       </w:r>
       <w:r>
         <w:rPr>
           <w:b/>
           <w:bCs/>
         </w:rPr>
-        <w:t>ostly for WebDev)</w:t>
-      </w:r>
-    </w:p>
-    <w:p>
-      <w:r>
-        <w:t xml:space="preserve">This scenario assumes that we are making these </w:t>
+        <w:t>g: 5000-S2</w:t>
       </w:r>
       <w:r>
         <w:rPr>
           <w:b/>
           <w:bCs/>
         </w:rPr>
-        <w:t>after AU for tax year 2025</w:t>
-      </w:r>
-      <w:r>
-        <w:t>. </w:t>
+        <w:t>)</w:t>
+      </w:r>
+    </w:p>
+    <w:p>
+      <w:pPr>
+        <w:pStyle w:val="ListParagraph"/>
+        <w:numPr>
+          <w:ilvl w:val="0"/>
+          <w:numId w:val="10"/>
+        </w:numPr>
+        <w:spacing w:after="0" w:line="240" w:lineRule="auto"/>
+      </w:pPr>
+      <w:r>
+        <w:t>(for all except QC and non-residents)</w:t>
+      </w:r>
+    </w:p>
+    <w:p>
+      <w:pPr>
+        <w:pStyle w:val="ListParagraph"/>
+        <w:numPr>
+          <w:ilvl w:val="0"/>
+          <w:numId w:val="10"/>
+        </w:numPr>
+        <w:spacing w:after="0" w:line="240" w:lineRule="auto"/>
+        <w:rPr>
+          <w:lang w:val="fr-CA"/>
+        </w:rPr>
+      </w:pPr>
+      <w:r>
+        <w:rPr>
+          <w:lang w:val="fr-CA"/>
+        </w:rPr>
+        <w:t>(pour tous sauf QC et non-résidents)</w:t>
+      </w:r>
+    </w:p>
+    <w:p>
+      <w:pPr>
+        <w:spacing w:after="0" w:line="240" w:lineRule="auto"/>
+        <w:ind w:left="360"/>
+      </w:pPr>
+      <w:r>
+        <w:rPr>
+          <w:b/>
+          <w:bCs/>
+        </w:rPr>
+        <w:t>When provinces are specified and vary by year</w:t>
+      </w:r>
+      <w:r>
+        <w:t xml:space="preserve"> (e</w:t>
+      </w:r>
+      <w:r>
+        <w:t>g: 5000-R</w:t>
+      </w:r>
+      <w:r>
+        <w:t>)</w:t>
+      </w:r>
+    </w:p>
+    <w:p>
+      <w:pPr>
+        <w:pStyle w:val="ListParagraph"/>
+        <w:numPr>
+          <w:ilvl w:val="0"/>
+          <w:numId w:val="11"/>
+        </w:numPr>
+        <w:spacing w:after="0" w:line="240" w:lineRule="auto"/>
+      </w:pPr>
+      <w:r>
+        <w:t>(for multiple provinces and territories)</w:t>
+      </w:r>
+    </w:p>
+    <w:p>
+      <w:pPr>
+        <w:pStyle w:val="ListParagraph"/>
+        <w:numPr>
+          <w:ilvl w:val="0"/>
+          <w:numId w:val="11"/>
+        </w:numPr>
+        <w:spacing w:after="0" w:line="240" w:lineRule="auto"/>
+        <w:rPr>
+          <w:lang w:val="fr-CA"/>
+        </w:rPr>
+      </w:pPr>
+      <w:r>
+        <w:rPr>
+          <w:lang w:val="fr-CA"/>
+        </w:rPr>
+        <w:t>(pour plusieurs provinces et territoires)</w:t>
+      </w:r>
+    </w:p>
+    <w:p>
+      <w:pPr>
+        <w:spacing w:after="0" w:line="240" w:lineRule="auto"/>
+        <w:ind w:left="360"/>
+      </w:pPr>
+      <w:r>
+        <w:rPr>
+          <w:b/>
+          <w:bCs/>
+        </w:rPr>
+        <w:t>F</w:t>
+      </w:r>
+      <w:r>
+        <w:rPr>
+          <w:b/>
+          <w:bCs/>
+        </w:rPr>
+        <w:t>or one province only</w:t>
+      </w:r>
+      <w:r>
+        <w:t xml:space="preserve"> (e</w:t>
+      </w:r>
+      <w:r>
+        <w:t>g: 5009-R</w:t>
+      </w:r>
+      <w:r>
+        <w:t>)</w:t>
+      </w:r>
+    </w:p>
+    <w:p>
+      <w:pPr>
+        <w:pStyle w:val="ListParagraph"/>
+        <w:numPr>
+          <w:ilvl w:val="0"/>
+          <w:numId w:val="12"/>
+        </w:numPr>
+        <w:spacing w:after="0" w:line="240" w:lineRule="auto"/>
+      </w:pPr>
+      <w:r>
+        <w:t>(for AB)</w:t>
+      </w:r>
+    </w:p>
+    <w:p>
+      <w:pPr>
+        <w:pStyle w:val="ListParagraph"/>
+        <w:numPr>
+          <w:ilvl w:val="0"/>
+          <w:numId w:val="12"/>
+        </w:numPr>
+        <w:spacing w:after="0" w:line="240" w:lineRule="auto"/>
+      </w:pPr>
+      <w:r>
+        <w:t>(pour AB)</w:t>
+      </w:r>
+    </w:p>
+    <w:p>
+      <w:pPr>
+        <w:pStyle w:val="Heading2"/>
+      </w:pPr>
+      <w:r>
+        <w:t>Technical i</w:t>
+      </w:r>
+      <w:r>
+        <w:t>mplemen</w:t>
+      </w:r>
+      <w:r>
+        <w:t>ta</w:t>
+      </w:r>
+      <w:r>
+        <w:t>tion plan (</w:t>
+      </w:r>
+      <w:r>
+        <w:t>m</w:t>
+      </w:r>
+      <w:r>
+        <w:t>ostly for WebDev)</w:t>
       </w:r>
     </w:p>
     <w:p>
@@ -1004,18 +1189,112 @@
         <w:ind w:left="360"/>
       </w:pPr>
       <w:r>
+        <w:t>Updating all referring links is a huge job, so perhaps it can be done in stages (this is up to WebDev)</w:t>
+      </w:r>
+    </w:p>
+    <w:p>
+      <w:pPr>
+        <w:pStyle w:val="ListParagraph"/>
+        <w:numPr>
+          <w:ilvl w:val="0"/>
+          <w:numId w:val="2"/>
+        </w:numPr>
+        <w:ind w:left="360"/>
+      </w:pPr>
+      <w:r>
         <w:t>The forms and guides table data JSON files are ready for 2025</w:t>
       </w:r>
       <w:r>
-        <w:t xml:space="preserve"> on UT. They have also been added to AEM, but those are outdated.</w:t>
-      </w:r>
-    </w:p>
-    <w:p>
-      <w:r>
+        <w:t xml:space="preserve"> on UT. </w:t>
+      </w:r>
+    </w:p>
+    <w:p>
+      <w:pPr>
+        <w:pStyle w:val="ListParagraph"/>
+        <w:numPr>
+          <w:ilvl w:val="1"/>
+          <w:numId w:val="2"/>
+        </w:numPr>
+        <w:ind w:left="720"/>
+      </w:pPr>
+      <w:r>
+        <w:lastRenderedPageBreak/>
         <w:t>\\omega.dce-eir.net\etm\ETMWinHeadProd\cra_web_ut\cra_htdocs\test\mathieu\t1-table data-scripts-and-json</w:t>
       </w:r>
     </w:p>
     <w:p>
+      <w:pPr>
+        <w:pStyle w:val="ListParagraph"/>
+        <w:numPr>
+          <w:ilvl w:val="0"/>
+          <w:numId w:val="2"/>
+        </w:numPr>
+        <w:ind w:left="360"/>
+      </w:pPr>
+      <w:r>
+        <w:t>They have also been added to AEM</w:t>
+      </w:r>
+      <w:r>
+        <w:t xml:space="preserve"> assets folder</w:t>
+      </w:r>
+    </w:p>
+    <w:p>
+      <w:pPr>
+        <w:pStyle w:val="ListParagraph"/>
+        <w:numPr>
+          <w:ilvl w:val="1"/>
+          <w:numId w:val="2"/>
+        </w:numPr>
+        <w:ind w:left="720"/>
+      </w:pPr>
+      <w:hyperlink r:id="rId12" w:history="1">
+        <w:r>
+          <w:rPr>
+            <w:rStyle w:val="Hyperlink"/>
+          </w:rPr>
+          <w:t>https://author-canada-prod.adobecqms.net/assets.html/content/dam/cra-arc/formspubs/forms-table-data/table-json</w:t>
+        </w:r>
+      </w:hyperlink>
+    </w:p>
+    <w:p>
+      <w:pPr>
+        <w:pStyle w:val="ListParagraph"/>
+        <w:numPr>
+          <w:ilvl w:val="1"/>
+          <w:numId w:val="2"/>
+        </w:numPr>
+        <w:ind w:left="720"/>
+      </w:pPr>
+      <w:hyperlink r:id="rId13" w:history="1">
+        <w:r>
+          <w:rPr>
+            <w:rStyle w:val="Hyperlink"/>
+          </w:rPr>
+          <w:t>https://author-canada-prod.adobecqms.net/assets.html/content/dam/cra-arc/formspubs/</w:t>
+        </w:r>
+        <w:r>
+          <w:rPr>
+            <w:rStyle w:val="Hyperlink"/>
+          </w:rPr>
+          <w:t>pubs</w:t>
+        </w:r>
+        <w:r>
+          <w:rPr>
+            <w:rStyle w:val="Hyperlink"/>
+          </w:rPr>
+          <w:t>-table-data/table-json</w:t>
+        </w:r>
+      </w:hyperlink>
+    </w:p>
+    <w:p>
+      <w:pPr>
+        <w:pStyle w:val="ListParagraph"/>
+        <w:numPr>
+          <w:ilvl w:val="0"/>
+          <w:numId w:val="2"/>
+        </w:numPr>
+        <w:ind w:left="360"/>
+      </w:pPr>
       <w:r>
         <w:t>The JSON files can be a</w:t>
       </w:r>
@@ -1034,7 +1313,7 @@
       <w:r>
         <w:br/>
       </w:r>
-      <w:hyperlink r:id="rId12" w:history="1">
+      <w:hyperlink r:id="rId14" w:history="1">
         <w:r>
           <w:rPr>
             <w:rStyle w:val="Hyperlink"/>
@@ -1067,7 +1346,7 @@
                     <pic:cNvPicPr/>
                   </pic:nvPicPr>
                   <pic:blipFill>
-                    <a:blip r:embed="rId13"/>
+                    <a:blip r:embed="rId15"/>
                     <a:stretch>
                       <a:fillRect/>
                     </a:stretch>
@@ -1098,7 +1377,6 @@
         <w:ind w:left="360"/>
       </w:pPr>
       <w:r>
-        <w:lastRenderedPageBreak/>
         <w:t>All the table</w:t>
       </w:r>
       <w:r>
@@ -1142,6 +1420,10 @@
         <w:t xml:space="preserve"> the englishand French pages for </w:t>
       </w:r>
       <w:r>
+        <w:rPr>
+          <w:b/>
+          <w:bCs/>
+        </w:rPr>
         <w:t>5000-S2, 5000-R and 5009-R</w:t>
       </w:r>
     </w:p>
@@ -1177,19 +1459,14 @@
         <w:t xml:space="preserve">For forms, </w:t>
       </w:r>
       <w:r>
-        <w:t xml:space="preserve">5000-G, </w:t>
-      </w:r>
-      <w:r>
-        <w:t xml:space="preserve">5000-R and 5015-R </w:t>
-      </w:r>
-      <w:r>
-        <w:t xml:space="preserve">have their own Json managers, so they can be hard coded or in their own </w:t>
-      </w:r>
-      <w:r>
-        <w:t xml:space="preserve">fragments </w:t>
-      </w:r>
-      <w:r>
-        <w:t>(preferable).</w:t>
+        <w:rPr>
+          <w:b/>
+          <w:bCs/>
+        </w:rPr>
+        <w:t>5000-G, 5000-R and 5015-R</w:t>
+      </w:r>
+      <w:r>
+        <w:t xml:space="preserve"> have their own Json managers, so they can be hard coded or in their own fragments (preferable)</w:t>
       </w:r>
     </w:p>
     <w:p>
@@ -1202,7 +1479,52 @@
         <w:ind w:left="360"/>
       </w:pPr>
       <w:r>
-        <w:t>Come up with a AU process update that is feasible for following years </w:t>
+        <w:t>Use includes or content fragments for reusable contents:</w:t>
+      </w:r>
+    </w:p>
+    <w:p>
+      <w:pPr>
+        <w:pStyle w:val="ListParagraph"/>
+        <w:numPr>
+          <w:ilvl w:val="1"/>
+          <w:numId w:val="2"/>
+        </w:numPr>
+        <w:ind w:left="720"/>
+      </w:pPr>
+      <w:r>
+        <w:t>Since we may decide to move indcluded content around later, consider having the includes and fragments have numbered file names, in case we decide to swap any order</w:t>
+      </w:r>
+    </w:p>
+    <w:p>
+      <w:pPr>
+        <w:pStyle w:val="ListParagraph"/>
+        <w:numPr>
+          <w:ilvl w:val="1"/>
+          <w:numId w:val="2"/>
+        </w:numPr>
+        <w:ind w:left="720"/>
+      </w:pPr>
+      <w:r>
+        <w:t>Consider adding spare includes or fragments to add content later.</w:t>
+      </w:r>
+    </w:p>
+    <w:p>
+      <w:pPr>
+        <w:pStyle w:val="ListParagraph"/>
+        <w:numPr>
+          <w:ilvl w:val="1"/>
+          <w:numId w:val="2"/>
+        </w:numPr>
+        <w:ind w:left="720"/>
+      </w:pPr>
+      <w:r>
+        <w:t>Th</w:t>
+      </w:r>
+      <w:r>
+        <w:t>ese</w:t>
+      </w:r>
+      <w:r>
+        <w:t xml:space="preserve"> may now be less relevant with the new more robust template mockups and the fact that we plan to use D2GC</w:t>
       </w:r>
     </w:p>
     <w:p>
@@ -1215,7 +1537,7 @@
         <w:ind w:left="360"/>
       </w:pPr>
       <w:r>
-        <w:t>Use includes or content fragments for reusable contents:</w:t>
+        <w:t xml:space="preserve">The list of forms has been double checked against the FUG and it acurage for 2025 tax year: </w:t>
       </w:r>
     </w:p>
     <w:p>
@@ -1227,8 +1549,26 @@
         </w:numPr>
         <w:ind w:left="720"/>
       </w:pPr>
-      <w:r>
-        <w:t>Since we may decide to move indcluded content around later, consider having the includes and fragments have numbered file names, in case we decide to swap any order.</w:t>
+      <w:hyperlink r:id="rId16" w:history="1">
+        <w:r>
+          <w:rPr>
+            <w:rStyle w:val="Hyperlink"/>
+          </w:rPr>
+          <w:t>cra-test-arc.canada.ca/t1-readmes-nav-2026/source/data/forms-json/script/recent-T1-forms-9yrs.txt</w:t>
+        </w:r>
+      </w:hyperlink>
+    </w:p>
+    <w:p>
+      <w:pPr>
+        <w:pStyle w:val="ListParagraph"/>
+        <w:numPr>
+          <w:ilvl w:val="0"/>
+          <w:numId w:val="2"/>
+        </w:numPr>
+        <w:ind w:left="360"/>
+      </w:pPr>
+      <w:r>
+        <w:t>For guides:</w:t>
       </w:r>
     </w:p>
     <w:p>
@@ -1241,7 +1581,7 @@
         <w:ind w:left="720"/>
       </w:pPr>
       <w:r>
-        <w:t xml:space="preserve">Consider adding spare includes or fragments to add content later. </w:t>
+        <w:t>The JSON manager can be hard coded, but preferably should be in a content fragment as well</w:t>
       </w:r>
     </w:p>
     <w:p>
@@ -1254,27 +1594,35 @@
         <w:ind w:left="720"/>
       </w:pPr>
       <w:r>
-        <w:t>Th</w:t>
-      </w:r>
-      <w:r>
-        <w:t>ese</w:t>
-      </w:r>
-      <w:r>
-        <w:t xml:space="preserve"> may now be less relevant with the new more robust template mockups and the fact that we plan to use D2GC.</w:t>
-      </w:r>
-    </w:p>
-    <w:p>
-      <w:pPr>
-        <w:pStyle w:val="ListParagraph"/>
+        <w:rPr>
+          <w:b/>
+          <w:bCs/>
+        </w:rPr>
+        <w:t>5000-g</w:t>
+      </w:r>
+      <w:r>
+        <w:t xml:space="preserve"> will have its own Json manager due to the region column, so it can be hardcoded</w:t>
+      </w:r>
+    </w:p>
+    <w:p>
+      <w:pPr>
+        <w:pStyle w:val="ListParagraph"/>
+        <w:numPr>
+          <w:ilvl w:val="0"/>
+          <w:numId w:val="2"/>
+        </w:numPr>
         <w:ind w:left="360"/>
       </w:pPr>
+      <w:r>
+        <w:t>Come up with a AU process update that is feasible for following years</w:t>
+      </w:r>
     </w:p>
     <w:sectPr>
-      <w:headerReference w:type="even" r:id="rId14"/>
-      <w:headerReference w:type="default" r:id="rId15"/>
-      <w:headerReference w:type="first" r:id="rId16"/>
+      <w:headerReference w:type="even" r:id="rId17"/>
+      <w:headerReference w:type="default" r:id="rId18"/>
+      <w:headerReference w:type="first" r:id="rId19"/>
       <w:pgSz w:w="12240" w:h="15840"/>
-      <w:pgMar w:top="1440" w:right="1440" w:bottom="1440" w:left="1440" w:header="708" w:footer="708" w:gutter="0"/>
+      <w:pgMar w:top="1440" w:right="1080" w:bottom="1440" w:left="1080" w:header="708" w:footer="708" w:gutter="0"/>
       <w:cols w:space="708"/>
       <w:docGrid w:linePitch="360"/>
     </w:sectPr>
@@ -1725,6 +2073,317 @@
 <file path=word/numbering.xml><?xml version="1.0" encoding="utf-8"?>
 <w:numbering xmlns:wpc="http://schemas.microsoft.com/office/word/2010/wordprocessingCanvas" xmlns:cx="http://schemas.microsoft.com/office/drawing/2014/chartex" xmlns:cx1="http://schemas.microsoft.com/office/drawing/2015/9/8/chartex" xmlns:cx2="http://schemas.microsoft.com/office/drawing/2015/10/21/chartex" xmlns:cx3="http://schemas.microsoft.com/office/drawing/2016/5/9/chartex" xmlns:cx4="http://schemas.microsoft.com/office/drawing/2016/5/10/chartex" xmlns:cx5="http://schemas.microsoft.com/office/drawing/2016/5/11/chartex" xmlns:cx6="http://schemas.microsoft.com/office/drawing/2016/5/12/chartex" xmlns:cx7="http://schemas.microsoft.com/office/drawing/2016/5/13/chartex" xmlns:cx8="http://schemas.microsoft.com/office/drawing/2016/5/14/chartex" xmlns:mc="http://schemas.openxmlformats.org/markup-compatibility/2006" xmlns:aink="http://schemas.microsoft.com/office/drawing/2016/ink" xmlns:am3d="http://schemas.microsoft.com/office/drawing/2017/model3d" xmlns:o="urn:schemas-microsoft-com:office:office" xmlns:oel="http://schemas.microsoft.com/office/2019/extlst" xmlns:r="http://schemas.openxmlformats.org/officeDocument/2006/relationships" xmlns:m="http://schemas.openxmlformats.org/officeDocument/2006/math" xmlns:v="urn:schemas-microsoft-com:vml" xmlns:wp14="http://schemas.microsoft.com/office/word/2010/wordprocessingDrawing" xmlns:wp="http://schemas.openxmlformats.org/drawingml/2006/wordprocessingDrawing" xmlns:w10="urn:schemas-microsoft-com:office:word" xmlns:w="http://schemas.openxmlformats.org/wordprocessingml/2006/main" xmlns:w14="http://schemas.microsoft.com/office/word/2010/wordml" xmlns:w15="http://schemas.microsoft.com/office/word/2012/wordml" xmlns:w16cex="http://schemas.microsoft.com/office/word/2018/wordml/cex" xmlns:w16cid="http://schemas.microsoft.com/office/word/2016/wordml/cid" xmlns:w16="http://schemas.microsoft.com/office/word/2018/wordml" xmlns:w16du="http://schemas.microsoft.com/office/word/2023/wordml/word16du" xmlns:w16sdtdh="http://schemas.microsoft.com/office/word/2020/wordml/sdtdatahash" xmlns:w16sdtfl="http://schemas.microsoft.com/office/word/2024/wordml/sdtformatlock" xmlns:w16se="http://schemas.microsoft.com/office/word/2015/wordml/symex" xmlns:wpg="http://schemas.microsoft.com/office/word/2010/wordprocessingGroup" xmlns:wpi="http://schemas.microsoft.com/office/word/2010/wordprocessingInk" xmlns:wne="http://schemas.microsoft.com/office/word/2006/wordml" xmlns:wps="http://schemas.microsoft.com/office/word/2010/wordprocessingShape" mc:Ignorable="w14 w15 w16se w16cid w16 w16cex w16sdtdh w16sdtfl w16du wp14">
   <w:abstractNum w:abstractNumId="0" w15:restartNumberingAfterBreak="0">
+    <w:nsid w:val="1242305E"/>
+    <w:multiLevelType w:val="hybridMultilevel"/>
+    <w:tmpl w:val="6E38CA3A"/>
+    <w:lvl w:ilvl="0" w:tplc="10090001">
+      <w:start w:val="1"/>
+      <w:numFmt w:val="bullet"/>
+      <w:lvlText w:val=""/>
+      <w:lvlJc w:val="left"/>
+      <w:pPr>
+        <w:ind w:left="720" w:hanging="360"/>
+      </w:pPr>
+      <w:rPr>
+        <w:rFonts w:ascii="Symbol" w:hAnsi="Symbol" w:hint="default"/>
+      </w:rPr>
+    </w:lvl>
+    <w:lvl w:ilvl="1" w:tplc="10090003" w:tentative="1">
+      <w:start w:val="1"/>
+      <w:numFmt w:val="bullet"/>
+      <w:lvlText w:val="o"/>
+      <w:lvlJc w:val="left"/>
+      <w:pPr>
+        <w:ind w:left="1440" w:hanging="360"/>
+      </w:pPr>
+      <w:rPr>
+        <w:rFonts w:ascii="Courier New" w:hAnsi="Courier New" w:cs="Courier New" w:hint="default"/>
+      </w:rPr>
+    </w:lvl>
+    <w:lvl w:ilvl="2" w:tplc="10090005" w:tentative="1">
+      <w:start w:val="1"/>
+      <w:numFmt w:val="bullet"/>
+      <w:lvlText w:val=""/>
+      <w:lvlJc w:val="left"/>
+      <w:pPr>
+        <w:ind w:left="2160" w:hanging="360"/>
+      </w:pPr>
+      <w:rPr>
+        <w:rFonts w:ascii="Wingdings" w:hAnsi="Wingdings" w:hint="default"/>
+      </w:rPr>
+    </w:lvl>
+    <w:lvl w:ilvl="3" w:tplc="10090001" w:tentative="1">
+      <w:start w:val="1"/>
+      <w:numFmt w:val="bullet"/>
+      <w:lvlText w:val=""/>
+      <w:lvlJc w:val="left"/>
+      <w:pPr>
+        <w:ind w:left="2880" w:hanging="360"/>
+      </w:pPr>
+      <w:rPr>
+        <w:rFonts w:ascii="Symbol" w:hAnsi="Symbol" w:hint="default"/>
+      </w:rPr>
+    </w:lvl>
+    <w:lvl w:ilvl="4" w:tplc="10090003" w:tentative="1">
+      <w:start w:val="1"/>
+      <w:numFmt w:val="bullet"/>
+      <w:lvlText w:val="o"/>
+      <w:lvlJc w:val="left"/>
+      <w:pPr>
+        <w:ind w:left="3600" w:hanging="360"/>
+      </w:pPr>
+      <w:rPr>
+        <w:rFonts w:ascii="Courier New" w:hAnsi="Courier New" w:cs="Courier New" w:hint="default"/>
+      </w:rPr>
+    </w:lvl>
+    <w:lvl w:ilvl="5" w:tplc="10090005" w:tentative="1">
+      <w:start w:val="1"/>
+      <w:numFmt w:val="bullet"/>
+      <w:lvlText w:val=""/>
+      <w:lvlJc w:val="left"/>
+      <w:pPr>
+        <w:ind w:left="4320" w:hanging="360"/>
+      </w:pPr>
+      <w:rPr>
+        <w:rFonts w:ascii="Wingdings" w:hAnsi="Wingdings" w:hint="default"/>
+      </w:rPr>
+    </w:lvl>
+    <w:lvl w:ilvl="6" w:tplc="10090001" w:tentative="1">
+      <w:start w:val="1"/>
+      <w:numFmt w:val="bullet"/>
+      <w:lvlText w:val=""/>
+      <w:lvlJc w:val="left"/>
+      <w:pPr>
+        <w:ind w:left="5040" w:hanging="360"/>
+      </w:pPr>
+      <w:rPr>
+        <w:rFonts w:ascii="Symbol" w:hAnsi="Symbol" w:hint="default"/>
+      </w:rPr>
+    </w:lvl>
+    <w:lvl w:ilvl="7" w:tplc="10090003" w:tentative="1">
+      <w:start w:val="1"/>
+      <w:numFmt w:val="bullet"/>
+      <w:lvlText w:val="o"/>
+      <w:lvlJc w:val="left"/>
+      <w:pPr>
+        <w:ind w:left="5760" w:hanging="360"/>
+      </w:pPr>
+      <w:rPr>
+        <w:rFonts w:ascii="Courier New" w:hAnsi="Courier New" w:cs="Courier New" w:hint="default"/>
+      </w:rPr>
+    </w:lvl>
+    <w:lvl w:ilvl="8" w:tplc="10090005" w:tentative="1">
+      <w:start w:val="1"/>
+      <w:numFmt w:val="bullet"/>
+      <w:lvlText w:val=""/>
+      <w:lvlJc w:val="left"/>
+      <w:pPr>
+        <w:ind w:left="6480" w:hanging="360"/>
+      </w:pPr>
+      <w:rPr>
+        <w:rFonts w:ascii="Wingdings" w:hAnsi="Wingdings" w:hint="default"/>
+      </w:rPr>
+    </w:lvl>
+  </w:abstractNum>
+  <w:abstractNum w:abstractNumId="1" w15:restartNumberingAfterBreak="0">
+    <w:nsid w:val="213C309F"/>
+    <w:multiLevelType w:val="hybridMultilevel"/>
+    <w:tmpl w:val="F0CA2760"/>
+    <w:lvl w:ilvl="0" w:tplc="1009000F">
+      <w:start w:val="1"/>
+      <w:numFmt w:val="decimal"/>
+      <w:lvlText w:val="%1."/>
+      <w:lvlJc w:val="left"/>
+      <w:pPr>
+        <w:ind w:left="720" w:hanging="360"/>
+      </w:pPr>
+    </w:lvl>
+    <w:lvl w:ilvl="1" w:tplc="10090019" w:tentative="1">
+      <w:start w:val="1"/>
+      <w:numFmt w:val="lowerLetter"/>
+      <w:lvlText w:val="%2."/>
+      <w:lvlJc w:val="left"/>
+      <w:pPr>
+        <w:ind w:left="1440" w:hanging="360"/>
+      </w:pPr>
+    </w:lvl>
+    <w:lvl w:ilvl="2" w:tplc="1009001B" w:tentative="1">
+      <w:start w:val="1"/>
+      <w:numFmt w:val="lowerRoman"/>
+      <w:lvlText w:val="%3."/>
+      <w:lvlJc w:val="right"/>
+      <w:pPr>
+        <w:ind w:left="2160" w:hanging="180"/>
+      </w:pPr>
+    </w:lvl>
+    <w:lvl w:ilvl="3" w:tplc="1009000F" w:tentative="1">
+      <w:start w:val="1"/>
+      <w:numFmt w:val="decimal"/>
+      <w:lvlText w:val="%4."/>
+      <w:lvlJc w:val="left"/>
+      <w:pPr>
+        <w:ind w:left="2880" w:hanging="360"/>
+      </w:pPr>
+    </w:lvl>
+    <w:lvl w:ilvl="4" w:tplc="10090019" w:tentative="1">
+      <w:start w:val="1"/>
+      <w:numFmt w:val="lowerLetter"/>
+      <w:lvlText w:val="%5."/>
+      <w:lvlJc w:val="left"/>
+      <w:pPr>
+        <w:ind w:left="3600" w:hanging="360"/>
+      </w:pPr>
+    </w:lvl>
+    <w:lvl w:ilvl="5" w:tplc="1009001B" w:tentative="1">
+      <w:start w:val="1"/>
+      <w:numFmt w:val="lowerRoman"/>
+      <w:lvlText w:val="%6."/>
+      <w:lvlJc w:val="right"/>
+      <w:pPr>
+        <w:ind w:left="4320" w:hanging="180"/>
+      </w:pPr>
+    </w:lvl>
+    <w:lvl w:ilvl="6" w:tplc="1009000F" w:tentative="1">
+      <w:start w:val="1"/>
+      <w:numFmt w:val="decimal"/>
+      <w:lvlText w:val="%7."/>
+      <w:lvlJc w:val="left"/>
+      <w:pPr>
+        <w:ind w:left="5040" w:hanging="360"/>
+      </w:pPr>
+    </w:lvl>
+    <w:lvl w:ilvl="7" w:tplc="10090019" w:tentative="1">
+      <w:start w:val="1"/>
+      <w:numFmt w:val="lowerLetter"/>
+      <w:lvlText w:val="%8."/>
+      <w:lvlJc w:val="left"/>
+      <w:pPr>
+        <w:ind w:left="5760" w:hanging="360"/>
+      </w:pPr>
+    </w:lvl>
+    <w:lvl w:ilvl="8" w:tplc="1009001B" w:tentative="1">
+      <w:start w:val="1"/>
+      <w:numFmt w:val="lowerRoman"/>
+      <w:lvlText w:val="%9."/>
+      <w:lvlJc w:val="right"/>
+      <w:pPr>
+        <w:ind w:left="6480" w:hanging="180"/>
+      </w:pPr>
+    </w:lvl>
+  </w:abstractNum>
+  <w:abstractNum w:abstractNumId="2" w15:restartNumberingAfterBreak="0">
+    <w:nsid w:val="24394BE3"/>
+    <w:multiLevelType w:val="hybridMultilevel"/>
+    <w:tmpl w:val="5DFC02EA"/>
+    <w:lvl w:ilvl="0" w:tplc="31A87122">
+      <w:numFmt w:val="bullet"/>
+      <w:lvlText w:val="-"/>
+      <w:lvlJc w:val="left"/>
+      <w:pPr>
+        <w:ind w:left="1080" w:hanging="360"/>
+      </w:pPr>
+      <w:rPr>
+        <w:rFonts w:ascii="Calibri" w:eastAsiaTheme="minorHAnsi" w:hAnsi="Calibri" w:cs="Calibri" w:hint="default"/>
+      </w:rPr>
+    </w:lvl>
+    <w:lvl w:ilvl="1" w:tplc="FFFFFFFF" w:tentative="1">
+      <w:start w:val="1"/>
+      <w:numFmt w:val="bullet"/>
+      <w:lvlText w:val="o"/>
+      <w:lvlJc w:val="left"/>
+      <w:pPr>
+        <w:ind w:left="1800" w:hanging="360"/>
+      </w:pPr>
+      <w:rPr>
+        <w:rFonts w:ascii="Courier New" w:hAnsi="Courier New" w:cs="Courier New" w:hint="default"/>
+      </w:rPr>
+    </w:lvl>
+    <w:lvl w:ilvl="2" w:tplc="FFFFFFFF" w:tentative="1">
+      <w:start w:val="1"/>
+      <w:numFmt w:val="bullet"/>
+      <w:lvlText w:val=""/>
+      <w:lvlJc w:val="left"/>
+      <w:pPr>
+        <w:ind w:left="2520" w:hanging="360"/>
+      </w:pPr>
+      <w:rPr>
+        <w:rFonts w:ascii="Wingdings" w:hAnsi="Wingdings" w:hint="default"/>
+      </w:rPr>
+    </w:lvl>
+    <w:lvl w:ilvl="3" w:tplc="FFFFFFFF" w:tentative="1">
+      <w:start w:val="1"/>
+      <w:numFmt w:val="bullet"/>
+      <w:lvlText w:val=""/>
+      <w:lvlJc w:val="left"/>
+      <w:pPr>
+        <w:ind w:left="3240" w:hanging="360"/>
+      </w:pPr>
+      <w:rPr>
+        <w:rFonts w:ascii="Symbol" w:hAnsi="Symbol" w:hint="default"/>
+      </w:rPr>
+    </w:lvl>
+    <w:lvl w:ilvl="4" w:tplc="FFFFFFFF" w:tentative="1">
+      <w:start w:val="1"/>
+      <w:numFmt w:val="bullet"/>
+      <w:lvlText w:val="o"/>
+      <w:lvlJc w:val="left"/>
+      <w:pPr>
+        <w:ind w:left="3960" w:hanging="360"/>
+      </w:pPr>
+      <w:rPr>
+        <w:rFonts w:ascii="Courier New" w:hAnsi="Courier New" w:cs="Courier New" w:hint="default"/>
+      </w:rPr>
+    </w:lvl>
+    <w:lvl w:ilvl="5" w:tplc="FFFFFFFF" w:tentative="1">
+      <w:start w:val="1"/>
+      <w:numFmt w:val="bullet"/>
+      <w:lvlText w:val=""/>
+      <w:lvlJc w:val="left"/>
+      <w:pPr>
+        <w:ind w:left="4680" w:hanging="360"/>
+      </w:pPr>
+      <w:rPr>
+        <w:rFonts w:ascii="Wingdings" w:hAnsi="Wingdings" w:hint="default"/>
+      </w:rPr>
+    </w:lvl>
+    <w:lvl w:ilvl="6" w:tplc="FFFFFFFF" w:tentative="1">
+      <w:start w:val="1"/>
+      <w:numFmt w:val="bullet"/>
+      <w:lvlText w:val=""/>
+      <w:lvlJc w:val="left"/>
+      <w:pPr>
+        <w:ind w:left="5400" w:hanging="360"/>
+      </w:pPr>
+      <w:rPr>
+        <w:rFonts w:ascii="Symbol" w:hAnsi="Symbol" w:hint="default"/>
+      </w:rPr>
+    </w:lvl>
+    <w:lvl w:ilvl="7" w:tplc="FFFFFFFF" w:tentative="1">
+      <w:start w:val="1"/>
+      <w:numFmt w:val="bullet"/>
+      <w:lvlText w:val="o"/>
+      <w:lvlJc w:val="left"/>
+      <w:pPr>
+        <w:ind w:left="6120" w:hanging="360"/>
+      </w:pPr>
+      <w:rPr>
+        <w:rFonts w:ascii="Courier New" w:hAnsi="Courier New" w:cs="Courier New" w:hint="default"/>
+      </w:rPr>
+    </w:lvl>
+    <w:lvl w:ilvl="8" w:tplc="FFFFFFFF" w:tentative="1">
+      <w:start w:val="1"/>
+      <w:numFmt w:val="bullet"/>
+      <w:lvlText w:val=""/>
+      <w:lvlJc w:val="left"/>
+      <w:pPr>
+        <w:ind w:left="6840" w:hanging="360"/>
+      </w:pPr>
+      <w:rPr>
+        <w:rFonts w:ascii="Wingdings" w:hAnsi="Wingdings" w:hint="default"/>
+      </w:rPr>
+    </w:lvl>
+  </w:abstractNum>
+  <w:abstractNum w:abstractNumId="3" w15:restartNumberingAfterBreak="0">
     <w:nsid w:val="24951E07"/>
     <w:multiLevelType w:val="multilevel"/>
     <w:tmpl w:val="70B07020"/>
@@ -1837,7 +2496,7 @@
       </w:pPr>
     </w:lvl>
   </w:abstractNum>
-  <w:abstractNum w:abstractNumId="1" w15:restartNumberingAfterBreak="0">
+  <w:abstractNum w:abstractNumId="4" w15:restartNumberingAfterBreak="0">
     <w:nsid w:val="37BB48CA"/>
     <w:multiLevelType w:val="hybridMultilevel"/>
     <w:tmpl w:val="A0D46A34"/>
@@ -1946,7 +2605,7 @@
       </w:rPr>
     </w:lvl>
   </w:abstractNum>
-  <w:abstractNum w:abstractNumId="2" w15:restartNumberingAfterBreak="0">
+  <w:abstractNum w:abstractNumId="5" w15:restartNumberingAfterBreak="0">
     <w:nsid w:val="38123FFC"/>
     <w:multiLevelType w:val="hybridMultilevel"/>
     <w:tmpl w:val="F81618DE"/>
@@ -2058,14 +2717,716 @@
       </w:rPr>
     </w:lvl>
   </w:abstractNum>
+  <w:abstractNum w:abstractNumId="6" w15:restartNumberingAfterBreak="0">
+    <w:nsid w:val="3C205773"/>
+    <w:multiLevelType w:val="hybridMultilevel"/>
+    <w:tmpl w:val="1F52E94C"/>
+    <w:lvl w:ilvl="0" w:tplc="10090001">
+      <w:start w:val="1"/>
+      <w:numFmt w:val="bullet"/>
+      <w:lvlText w:val=""/>
+      <w:lvlJc w:val="left"/>
+      <w:pPr>
+        <w:ind w:left="1080" w:hanging="360"/>
+      </w:pPr>
+      <w:rPr>
+        <w:rFonts w:ascii="Symbol" w:hAnsi="Symbol" w:hint="default"/>
+      </w:rPr>
+    </w:lvl>
+    <w:lvl w:ilvl="1" w:tplc="10090003" w:tentative="1">
+      <w:start w:val="1"/>
+      <w:numFmt w:val="bullet"/>
+      <w:lvlText w:val="o"/>
+      <w:lvlJc w:val="left"/>
+      <w:pPr>
+        <w:ind w:left="1800" w:hanging="360"/>
+      </w:pPr>
+      <w:rPr>
+        <w:rFonts w:ascii="Courier New" w:hAnsi="Courier New" w:cs="Courier New" w:hint="default"/>
+      </w:rPr>
+    </w:lvl>
+    <w:lvl w:ilvl="2" w:tplc="10090005" w:tentative="1">
+      <w:start w:val="1"/>
+      <w:numFmt w:val="bullet"/>
+      <w:lvlText w:val=""/>
+      <w:lvlJc w:val="left"/>
+      <w:pPr>
+        <w:ind w:left="2520" w:hanging="360"/>
+      </w:pPr>
+      <w:rPr>
+        <w:rFonts w:ascii="Wingdings" w:hAnsi="Wingdings" w:hint="default"/>
+      </w:rPr>
+    </w:lvl>
+    <w:lvl w:ilvl="3" w:tplc="10090001" w:tentative="1">
+      <w:start w:val="1"/>
+      <w:numFmt w:val="bullet"/>
+      <w:lvlText w:val=""/>
+      <w:lvlJc w:val="left"/>
+      <w:pPr>
+        <w:ind w:left="3240" w:hanging="360"/>
+      </w:pPr>
+      <w:rPr>
+        <w:rFonts w:ascii="Symbol" w:hAnsi="Symbol" w:hint="default"/>
+      </w:rPr>
+    </w:lvl>
+    <w:lvl w:ilvl="4" w:tplc="10090003" w:tentative="1">
+      <w:start w:val="1"/>
+      <w:numFmt w:val="bullet"/>
+      <w:lvlText w:val="o"/>
+      <w:lvlJc w:val="left"/>
+      <w:pPr>
+        <w:ind w:left="3960" w:hanging="360"/>
+      </w:pPr>
+      <w:rPr>
+        <w:rFonts w:ascii="Courier New" w:hAnsi="Courier New" w:cs="Courier New" w:hint="default"/>
+      </w:rPr>
+    </w:lvl>
+    <w:lvl w:ilvl="5" w:tplc="10090005" w:tentative="1">
+      <w:start w:val="1"/>
+      <w:numFmt w:val="bullet"/>
+      <w:lvlText w:val=""/>
+      <w:lvlJc w:val="left"/>
+      <w:pPr>
+        <w:ind w:left="4680" w:hanging="360"/>
+      </w:pPr>
+      <w:rPr>
+        <w:rFonts w:ascii="Wingdings" w:hAnsi="Wingdings" w:hint="default"/>
+      </w:rPr>
+    </w:lvl>
+    <w:lvl w:ilvl="6" w:tplc="10090001" w:tentative="1">
+      <w:start w:val="1"/>
+      <w:numFmt w:val="bullet"/>
+      <w:lvlText w:val=""/>
+      <w:lvlJc w:val="left"/>
+      <w:pPr>
+        <w:ind w:left="5400" w:hanging="360"/>
+      </w:pPr>
+      <w:rPr>
+        <w:rFonts w:ascii="Symbol" w:hAnsi="Symbol" w:hint="default"/>
+      </w:rPr>
+    </w:lvl>
+    <w:lvl w:ilvl="7" w:tplc="10090003" w:tentative="1">
+      <w:start w:val="1"/>
+      <w:numFmt w:val="bullet"/>
+      <w:lvlText w:val="o"/>
+      <w:lvlJc w:val="left"/>
+      <w:pPr>
+        <w:ind w:left="6120" w:hanging="360"/>
+      </w:pPr>
+      <w:rPr>
+        <w:rFonts w:ascii="Courier New" w:hAnsi="Courier New" w:cs="Courier New" w:hint="default"/>
+      </w:rPr>
+    </w:lvl>
+    <w:lvl w:ilvl="8" w:tplc="10090005" w:tentative="1">
+      <w:start w:val="1"/>
+      <w:numFmt w:val="bullet"/>
+      <w:lvlText w:val=""/>
+      <w:lvlJc w:val="left"/>
+      <w:pPr>
+        <w:ind w:left="6840" w:hanging="360"/>
+      </w:pPr>
+      <w:rPr>
+        <w:rFonts w:ascii="Wingdings" w:hAnsi="Wingdings" w:hint="default"/>
+      </w:rPr>
+    </w:lvl>
+  </w:abstractNum>
+  <w:abstractNum w:abstractNumId="7" w15:restartNumberingAfterBreak="0">
+    <w:nsid w:val="45B86E09"/>
+    <w:multiLevelType w:val="hybridMultilevel"/>
+    <w:tmpl w:val="0D48D670"/>
+    <w:lvl w:ilvl="0" w:tplc="31A87122">
+      <w:numFmt w:val="bullet"/>
+      <w:lvlText w:val="-"/>
+      <w:lvlJc w:val="left"/>
+      <w:pPr>
+        <w:ind w:left="720" w:hanging="360"/>
+      </w:pPr>
+      <w:rPr>
+        <w:rFonts w:ascii="Calibri" w:eastAsiaTheme="minorHAnsi" w:hAnsi="Calibri" w:cs="Calibri" w:hint="default"/>
+      </w:rPr>
+    </w:lvl>
+    <w:lvl w:ilvl="1" w:tplc="FFFFFFFF" w:tentative="1">
+      <w:start w:val="1"/>
+      <w:numFmt w:val="bullet"/>
+      <w:lvlText w:val="o"/>
+      <w:lvlJc w:val="left"/>
+      <w:pPr>
+        <w:ind w:left="1440" w:hanging="360"/>
+      </w:pPr>
+      <w:rPr>
+        <w:rFonts w:ascii="Courier New" w:hAnsi="Courier New" w:cs="Courier New" w:hint="default"/>
+      </w:rPr>
+    </w:lvl>
+    <w:lvl w:ilvl="2" w:tplc="FFFFFFFF" w:tentative="1">
+      <w:start w:val="1"/>
+      <w:numFmt w:val="bullet"/>
+      <w:lvlText w:val=""/>
+      <w:lvlJc w:val="left"/>
+      <w:pPr>
+        <w:ind w:left="2160" w:hanging="360"/>
+      </w:pPr>
+      <w:rPr>
+        <w:rFonts w:ascii="Wingdings" w:hAnsi="Wingdings" w:hint="default"/>
+      </w:rPr>
+    </w:lvl>
+    <w:lvl w:ilvl="3" w:tplc="FFFFFFFF" w:tentative="1">
+      <w:start w:val="1"/>
+      <w:numFmt w:val="bullet"/>
+      <w:lvlText w:val=""/>
+      <w:lvlJc w:val="left"/>
+      <w:pPr>
+        <w:ind w:left="2880" w:hanging="360"/>
+      </w:pPr>
+      <w:rPr>
+        <w:rFonts w:ascii="Symbol" w:hAnsi="Symbol" w:hint="default"/>
+      </w:rPr>
+    </w:lvl>
+    <w:lvl w:ilvl="4" w:tplc="FFFFFFFF" w:tentative="1">
+      <w:start w:val="1"/>
+      <w:numFmt w:val="bullet"/>
+      <w:lvlText w:val="o"/>
+      <w:lvlJc w:val="left"/>
+      <w:pPr>
+        <w:ind w:left="3600" w:hanging="360"/>
+      </w:pPr>
+      <w:rPr>
+        <w:rFonts w:ascii="Courier New" w:hAnsi="Courier New" w:cs="Courier New" w:hint="default"/>
+      </w:rPr>
+    </w:lvl>
+    <w:lvl w:ilvl="5" w:tplc="FFFFFFFF" w:tentative="1">
+      <w:start w:val="1"/>
+      <w:numFmt w:val="bullet"/>
+      <w:lvlText w:val=""/>
+      <w:lvlJc w:val="left"/>
+      <w:pPr>
+        <w:ind w:left="4320" w:hanging="360"/>
+      </w:pPr>
+      <w:rPr>
+        <w:rFonts w:ascii="Wingdings" w:hAnsi="Wingdings" w:hint="default"/>
+      </w:rPr>
+    </w:lvl>
+    <w:lvl w:ilvl="6" w:tplc="FFFFFFFF" w:tentative="1">
+      <w:start w:val="1"/>
+      <w:numFmt w:val="bullet"/>
+      <w:lvlText w:val=""/>
+      <w:lvlJc w:val="left"/>
+      <w:pPr>
+        <w:ind w:left="5040" w:hanging="360"/>
+      </w:pPr>
+      <w:rPr>
+        <w:rFonts w:ascii="Symbol" w:hAnsi="Symbol" w:hint="default"/>
+      </w:rPr>
+    </w:lvl>
+    <w:lvl w:ilvl="7" w:tplc="FFFFFFFF" w:tentative="1">
+      <w:start w:val="1"/>
+      <w:numFmt w:val="bullet"/>
+      <w:lvlText w:val="o"/>
+      <w:lvlJc w:val="left"/>
+      <w:pPr>
+        <w:ind w:left="5760" w:hanging="360"/>
+      </w:pPr>
+      <w:rPr>
+        <w:rFonts w:ascii="Courier New" w:hAnsi="Courier New" w:cs="Courier New" w:hint="default"/>
+      </w:rPr>
+    </w:lvl>
+    <w:lvl w:ilvl="8" w:tplc="FFFFFFFF" w:tentative="1">
+      <w:start w:val="1"/>
+      <w:numFmt w:val="bullet"/>
+      <w:lvlText w:val=""/>
+      <w:lvlJc w:val="left"/>
+      <w:pPr>
+        <w:ind w:left="6480" w:hanging="360"/>
+      </w:pPr>
+      <w:rPr>
+        <w:rFonts w:ascii="Wingdings" w:hAnsi="Wingdings" w:hint="default"/>
+      </w:rPr>
+    </w:lvl>
+  </w:abstractNum>
+  <w:abstractNum w:abstractNumId="8" w15:restartNumberingAfterBreak="0">
+    <w:nsid w:val="4E641FAA"/>
+    <w:multiLevelType w:val="hybridMultilevel"/>
+    <w:tmpl w:val="E162EFD8"/>
+    <w:lvl w:ilvl="0" w:tplc="10090001">
+      <w:start w:val="1"/>
+      <w:numFmt w:val="bullet"/>
+      <w:lvlText w:val=""/>
+      <w:lvlJc w:val="left"/>
+      <w:pPr>
+        <w:ind w:left="720" w:hanging="360"/>
+      </w:pPr>
+      <w:rPr>
+        <w:rFonts w:ascii="Symbol" w:hAnsi="Symbol" w:hint="default"/>
+      </w:rPr>
+    </w:lvl>
+    <w:lvl w:ilvl="1" w:tplc="10090003" w:tentative="1">
+      <w:start w:val="1"/>
+      <w:numFmt w:val="bullet"/>
+      <w:lvlText w:val="o"/>
+      <w:lvlJc w:val="left"/>
+      <w:pPr>
+        <w:ind w:left="1440" w:hanging="360"/>
+      </w:pPr>
+      <w:rPr>
+        <w:rFonts w:ascii="Courier New" w:hAnsi="Courier New" w:cs="Courier New" w:hint="default"/>
+      </w:rPr>
+    </w:lvl>
+    <w:lvl w:ilvl="2" w:tplc="10090005" w:tentative="1">
+      <w:start w:val="1"/>
+      <w:numFmt w:val="bullet"/>
+      <w:lvlText w:val=""/>
+      <w:lvlJc w:val="left"/>
+      <w:pPr>
+        <w:ind w:left="2160" w:hanging="360"/>
+      </w:pPr>
+      <w:rPr>
+        <w:rFonts w:ascii="Wingdings" w:hAnsi="Wingdings" w:hint="default"/>
+      </w:rPr>
+    </w:lvl>
+    <w:lvl w:ilvl="3" w:tplc="10090001" w:tentative="1">
+      <w:start w:val="1"/>
+      <w:numFmt w:val="bullet"/>
+      <w:lvlText w:val=""/>
+      <w:lvlJc w:val="left"/>
+      <w:pPr>
+        <w:ind w:left="2880" w:hanging="360"/>
+      </w:pPr>
+      <w:rPr>
+        <w:rFonts w:ascii="Symbol" w:hAnsi="Symbol" w:hint="default"/>
+      </w:rPr>
+    </w:lvl>
+    <w:lvl w:ilvl="4" w:tplc="10090003" w:tentative="1">
+      <w:start w:val="1"/>
+      <w:numFmt w:val="bullet"/>
+      <w:lvlText w:val="o"/>
+      <w:lvlJc w:val="left"/>
+      <w:pPr>
+        <w:ind w:left="3600" w:hanging="360"/>
+      </w:pPr>
+      <w:rPr>
+        <w:rFonts w:ascii="Courier New" w:hAnsi="Courier New" w:cs="Courier New" w:hint="default"/>
+      </w:rPr>
+    </w:lvl>
+    <w:lvl w:ilvl="5" w:tplc="10090005" w:tentative="1">
+      <w:start w:val="1"/>
+      <w:numFmt w:val="bullet"/>
+      <w:lvlText w:val=""/>
+      <w:lvlJc w:val="left"/>
+      <w:pPr>
+        <w:ind w:left="4320" w:hanging="360"/>
+      </w:pPr>
+      <w:rPr>
+        <w:rFonts w:ascii="Wingdings" w:hAnsi="Wingdings" w:hint="default"/>
+      </w:rPr>
+    </w:lvl>
+    <w:lvl w:ilvl="6" w:tplc="10090001" w:tentative="1">
+      <w:start w:val="1"/>
+      <w:numFmt w:val="bullet"/>
+      <w:lvlText w:val=""/>
+      <w:lvlJc w:val="left"/>
+      <w:pPr>
+        <w:ind w:left="5040" w:hanging="360"/>
+      </w:pPr>
+      <w:rPr>
+        <w:rFonts w:ascii="Symbol" w:hAnsi="Symbol" w:hint="default"/>
+      </w:rPr>
+    </w:lvl>
+    <w:lvl w:ilvl="7" w:tplc="10090003" w:tentative="1">
+      <w:start w:val="1"/>
+      <w:numFmt w:val="bullet"/>
+      <w:lvlText w:val="o"/>
+      <w:lvlJc w:val="left"/>
+      <w:pPr>
+        <w:ind w:left="5760" w:hanging="360"/>
+      </w:pPr>
+      <w:rPr>
+        <w:rFonts w:ascii="Courier New" w:hAnsi="Courier New" w:cs="Courier New" w:hint="default"/>
+      </w:rPr>
+    </w:lvl>
+    <w:lvl w:ilvl="8" w:tplc="10090005" w:tentative="1">
+      <w:start w:val="1"/>
+      <w:numFmt w:val="bullet"/>
+      <w:lvlText w:val=""/>
+      <w:lvlJc w:val="left"/>
+      <w:pPr>
+        <w:ind w:left="6480" w:hanging="360"/>
+      </w:pPr>
+      <w:rPr>
+        <w:rFonts w:ascii="Wingdings" w:hAnsi="Wingdings" w:hint="default"/>
+      </w:rPr>
+    </w:lvl>
+  </w:abstractNum>
+  <w:abstractNum w:abstractNumId="9" w15:restartNumberingAfterBreak="0">
+    <w:nsid w:val="57A21B89"/>
+    <w:multiLevelType w:val="hybridMultilevel"/>
+    <w:tmpl w:val="1A78DD2A"/>
+    <w:lvl w:ilvl="0" w:tplc="10090001">
+      <w:start w:val="1"/>
+      <w:numFmt w:val="bullet"/>
+      <w:lvlText w:val=""/>
+      <w:lvlJc w:val="left"/>
+      <w:pPr>
+        <w:ind w:left="1080" w:hanging="360"/>
+      </w:pPr>
+      <w:rPr>
+        <w:rFonts w:ascii="Symbol" w:hAnsi="Symbol" w:hint="default"/>
+      </w:rPr>
+    </w:lvl>
+    <w:lvl w:ilvl="1" w:tplc="10090003" w:tentative="1">
+      <w:start w:val="1"/>
+      <w:numFmt w:val="bullet"/>
+      <w:lvlText w:val="o"/>
+      <w:lvlJc w:val="left"/>
+      <w:pPr>
+        <w:ind w:left="1800" w:hanging="360"/>
+      </w:pPr>
+      <w:rPr>
+        <w:rFonts w:ascii="Courier New" w:hAnsi="Courier New" w:cs="Courier New" w:hint="default"/>
+      </w:rPr>
+    </w:lvl>
+    <w:lvl w:ilvl="2" w:tplc="10090005" w:tentative="1">
+      <w:start w:val="1"/>
+      <w:numFmt w:val="bullet"/>
+      <w:lvlText w:val=""/>
+      <w:lvlJc w:val="left"/>
+      <w:pPr>
+        <w:ind w:left="2520" w:hanging="360"/>
+      </w:pPr>
+      <w:rPr>
+        <w:rFonts w:ascii="Wingdings" w:hAnsi="Wingdings" w:hint="default"/>
+      </w:rPr>
+    </w:lvl>
+    <w:lvl w:ilvl="3" w:tplc="10090001" w:tentative="1">
+      <w:start w:val="1"/>
+      <w:numFmt w:val="bullet"/>
+      <w:lvlText w:val=""/>
+      <w:lvlJc w:val="left"/>
+      <w:pPr>
+        <w:ind w:left="3240" w:hanging="360"/>
+      </w:pPr>
+      <w:rPr>
+        <w:rFonts w:ascii="Symbol" w:hAnsi="Symbol" w:hint="default"/>
+      </w:rPr>
+    </w:lvl>
+    <w:lvl w:ilvl="4" w:tplc="10090003" w:tentative="1">
+      <w:start w:val="1"/>
+      <w:numFmt w:val="bullet"/>
+      <w:lvlText w:val="o"/>
+      <w:lvlJc w:val="left"/>
+      <w:pPr>
+        <w:ind w:left="3960" w:hanging="360"/>
+      </w:pPr>
+      <w:rPr>
+        <w:rFonts w:ascii="Courier New" w:hAnsi="Courier New" w:cs="Courier New" w:hint="default"/>
+      </w:rPr>
+    </w:lvl>
+    <w:lvl w:ilvl="5" w:tplc="10090005" w:tentative="1">
+      <w:start w:val="1"/>
+      <w:numFmt w:val="bullet"/>
+      <w:lvlText w:val=""/>
+      <w:lvlJc w:val="left"/>
+      <w:pPr>
+        <w:ind w:left="4680" w:hanging="360"/>
+      </w:pPr>
+      <w:rPr>
+        <w:rFonts w:ascii="Wingdings" w:hAnsi="Wingdings" w:hint="default"/>
+      </w:rPr>
+    </w:lvl>
+    <w:lvl w:ilvl="6" w:tplc="10090001" w:tentative="1">
+      <w:start w:val="1"/>
+      <w:numFmt w:val="bullet"/>
+      <w:lvlText w:val=""/>
+      <w:lvlJc w:val="left"/>
+      <w:pPr>
+        <w:ind w:left="5400" w:hanging="360"/>
+      </w:pPr>
+      <w:rPr>
+        <w:rFonts w:ascii="Symbol" w:hAnsi="Symbol" w:hint="default"/>
+      </w:rPr>
+    </w:lvl>
+    <w:lvl w:ilvl="7" w:tplc="10090003" w:tentative="1">
+      <w:start w:val="1"/>
+      <w:numFmt w:val="bullet"/>
+      <w:lvlText w:val="o"/>
+      <w:lvlJc w:val="left"/>
+      <w:pPr>
+        <w:ind w:left="6120" w:hanging="360"/>
+      </w:pPr>
+      <w:rPr>
+        <w:rFonts w:ascii="Courier New" w:hAnsi="Courier New" w:cs="Courier New" w:hint="default"/>
+      </w:rPr>
+    </w:lvl>
+    <w:lvl w:ilvl="8" w:tplc="10090005" w:tentative="1">
+      <w:start w:val="1"/>
+      <w:numFmt w:val="bullet"/>
+      <w:lvlText w:val=""/>
+      <w:lvlJc w:val="left"/>
+      <w:pPr>
+        <w:ind w:left="6840" w:hanging="360"/>
+      </w:pPr>
+      <w:rPr>
+        <w:rFonts w:ascii="Wingdings" w:hAnsi="Wingdings" w:hint="default"/>
+      </w:rPr>
+    </w:lvl>
+  </w:abstractNum>
+  <w:abstractNum w:abstractNumId="10" w15:restartNumberingAfterBreak="0">
+    <w:nsid w:val="69EE0EC0"/>
+    <w:multiLevelType w:val="hybridMultilevel"/>
+    <w:tmpl w:val="3514D224"/>
+    <w:lvl w:ilvl="0" w:tplc="31A87122">
+      <w:numFmt w:val="bullet"/>
+      <w:lvlText w:val="-"/>
+      <w:lvlJc w:val="left"/>
+      <w:pPr>
+        <w:ind w:left="720" w:hanging="360"/>
+      </w:pPr>
+      <w:rPr>
+        <w:rFonts w:ascii="Calibri" w:eastAsiaTheme="minorHAnsi" w:hAnsi="Calibri" w:cs="Calibri" w:hint="default"/>
+      </w:rPr>
+    </w:lvl>
+    <w:lvl w:ilvl="1" w:tplc="10090003" w:tentative="1">
+      <w:start w:val="1"/>
+      <w:numFmt w:val="bullet"/>
+      <w:lvlText w:val="o"/>
+      <w:lvlJc w:val="left"/>
+      <w:pPr>
+        <w:ind w:left="1440" w:hanging="360"/>
+      </w:pPr>
+      <w:rPr>
+        <w:rFonts w:ascii="Courier New" w:hAnsi="Courier New" w:cs="Courier New" w:hint="default"/>
+      </w:rPr>
+    </w:lvl>
+    <w:lvl w:ilvl="2" w:tplc="10090005" w:tentative="1">
+      <w:start w:val="1"/>
+      <w:numFmt w:val="bullet"/>
+      <w:lvlText w:val=""/>
+      <w:lvlJc w:val="left"/>
+      <w:pPr>
+        <w:ind w:left="2160" w:hanging="360"/>
+      </w:pPr>
+      <w:rPr>
+        <w:rFonts w:ascii="Wingdings" w:hAnsi="Wingdings" w:hint="default"/>
+      </w:rPr>
+    </w:lvl>
+    <w:lvl w:ilvl="3" w:tplc="10090001" w:tentative="1">
+      <w:start w:val="1"/>
+      <w:numFmt w:val="bullet"/>
+      <w:lvlText w:val=""/>
+      <w:lvlJc w:val="left"/>
+      <w:pPr>
+        <w:ind w:left="2880" w:hanging="360"/>
+      </w:pPr>
+      <w:rPr>
+        <w:rFonts w:ascii="Symbol" w:hAnsi="Symbol" w:hint="default"/>
+      </w:rPr>
+    </w:lvl>
+    <w:lvl w:ilvl="4" w:tplc="10090003" w:tentative="1">
+      <w:start w:val="1"/>
+      <w:numFmt w:val="bullet"/>
+      <w:lvlText w:val="o"/>
+      <w:lvlJc w:val="left"/>
+      <w:pPr>
+        <w:ind w:left="3600" w:hanging="360"/>
+      </w:pPr>
+      <w:rPr>
+        <w:rFonts w:ascii="Courier New" w:hAnsi="Courier New" w:cs="Courier New" w:hint="default"/>
+      </w:rPr>
+    </w:lvl>
+    <w:lvl w:ilvl="5" w:tplc="10090005" w:tentative="1">
+      <w:start w:val="1"/>
+      <w:numFmt w:val="bullet"/>
+      <w:lvlText w:val=""/>
+      <w:lvlJc w:val="left"/>
+      <w:pPr>
+        <w:ind w:left="4320" w:hanging="360"/>
+      </w:pPr>
+      <w:rPr>
+        <w:rFonts w:ascii="Wingdings" w:hAnsi="Wingdings" w:hint="default"/>
+      </w:rPr>
+    </w:lvl>
+    <w:lvl w:ilvl="6" w:tplc="10090001" w:tentative="1">
+      <w:start w:val="1"/>
+      <w:numFmt w:val="bullet"/>
+      <w:lvlText w:val=""/>
+      <w:lvlJc w:val="left"/>
+      <w:pPr>
+        <w:ind w:left="5040" w:hanging="360"/>
+      </w:pPr>
+      <w:rPr>
+        <w:rFonts w:ascii="Symbol" w:hAnsi="Symbol" w:hint="default"/>
+      </w:rPr>
+    </w:lvl>
+    <w:lvl w:ilvl="7" w:tplc="10090003" w:tentative="1">
+      <w:start w:val="1"/>
+      <w:numFmt w:val="bullet"/>
+      <w:lvlText w:val="o"/>
+      <w:lvlJc w:val="left"/>
+      <w:pPr>
+        <w:ind w:left="5760" w:hanging="360"/>
+      </w:pPr>
+      <w:rPr>
+        <w:rFonts w:ascii="Courier New" w:hAnsi="Courier New" w:cs="Courier New" w:hint="default"/>
+      </w:rPr>
+    </w:lvl>
+    <w:lvl w:ilvl="8" w:tplc="10090005" w:tentative="1">
+      <w:start w:val="1"/>
+      <w:numFmt w:val="bullet"/>
+      <w:lvlText w:val=""/>
+      <w:lvlJc w:val="left"/>
+      <w:pPr>
+        <w:ind w:left="6480" w:hanging="360"/>
+      </w:pPr>
+      <w:rPr>
+        <w:rFonts w:ascii="Wingdings" w:hAnsi="Wingdings" w:hint="default"/>
+      </w:rPr>
+    </w:lvl>
+  </w:abstractNum>
+  <w:abstractNum w:abstractNumId="11" w15:restartNumberingAfterBreak="0">
+    <w:nsid w:val="7C5516A6"/>
+    <w:multiLevelType w:val="hybridMultilevel"/>
+    <w:tmpl w:val="26AAC0B0"/>
+    <w:lvl w:ilvl="0" w:tplc="31A87122">
+      <w:numFmt w:val="bullet"/>
+      <w:lvlText w:val="-"/>
+      <w:lvlJc w:val="left"/>
+      <w:pPr>
+        <w:ind w:left="720" w:hanging="360"/>
+      </w:pPr>
+      <w:rPr>
+        <w:rFonts w:ascii="Calibri" w:eastAsiaTheme="minorHAnsi" w:hAnsi="Calibri" w:cs="Calibri" w:hint="default"/>
+      </w:rPr>
+    </w:lvl>
+    <w:lvl w:ilvl="1" w:tplc="10090003" w:tentative="1">
+      <w:start w:val="1"/>
+      <w:numFmt w:val="bullet"/>
+      <w:lvlText w:val="o"/>
+      <w:lvlJc w:val="left"/>
+      <w:pPr>
+        <w:ind w:left="1440" w:hanging="360"/>
+      </w:pPr>
+      <w:rPr>
+        <w:rFonts w:ascii="Courier New" w:hAnsi="Courier New" w:cs="Courier New" w:hint="default"/>
+      </w:rPr>
+    </w:lvl>
+    <w:lvl w:ilvl="2" w:tplc="10090005" w:tentative="1">
+      <w:start w:val="1"/>
+      <w:numFmt w:val="bullet"/>
+      <w:lvlText w:val=""/>
+      <w:lvlJc w:val="left"/>
+      <w:pPr>
+        <w:ind w:left="2160" w:hanging="360"/>
+      </w:pPr>
+      <w:rPr>
+        <w:rFonts w:ascii="Wingdings" w:hAnsi="Wingdings" w:hint="default"/>
+      </w:rPr>
+    </w:lvl>
+    <w:lvl w:ilvl="3" w:tplc="10090001" w:tentative="1">
+      <w:start w:val="1"/>
+      <w:numFmt w:val="bullet"/>
+      <w:lvlText w:val=""/>
+      <w:lvlJc w:val="left"/>
+      <w:pPr>
+        <w:ind w:left="2880" w:hanging="360"/>
+      </w:pPr>
+      <w:rPr>
+        <w:rFonts w:ascii="Symbol" w:hAnsi="Symbol" w:hint="default"/>
+      </w:rPr>
+    </w:lvl>
+    <w:lvl w:ilvl="4" w:tplc="10090003" w:tentative="1">
+      <w:start w:val="1"/>
+      <w:numFmt w:val="bullet"/>
+      <w:lvlText w:val="o"/>
+      <w:lvlJc w:val="left"/>
+      <w:pPr>
+        <w:ind w:left="3600" w:hanging="360"/>
+      </w:pPr>
+      <w:rPr>
+        <w:rFonts w:ascii="Courier New" w:hAnsi="Courier New" w:cs="Courier New" w:hint="default"/>
+      </w:rPr>
+    </w:lvl>
+    <w:lvl w:ilvl="5" w:tplc="10090005" w:tentative="1">
+      <w:start w:val="1"/>
+      <w:numFmt w:val="bullet"/>
+      <w:lvlText w:val=""/>
+      <w:lvlJc w:val="left"/>
+      <w:pPr>
+        <w:ind w:left="4320" w:hanging="360"/>
+      </w:pPr>
+      <w:rPr>
+        <w:rFonts w:ascii="Wingdings" w:hAnsi="Wingdings" w:hint="default"/>
+      </w:rPr>
+    </w:lvl>
+    <w:lvl w:ilvl="6" w:tplc="10090001" w:tentative="1">
+      <w:start w:val="1"/>
+      <w:numFmt w:val="bullet"/>
+      <w:lvlText w:val=""/>
+      <w:lvlJc w:val="left"/>
+      <w:pPr>
+        <w:ind w:left="5040" w:hanging="360"/>
+      </w:pPr>
+      <w:rPr>
+        <w:rFonts w:ascii="Symbol" w:hAnsi="Symbol" w:hint="default"/>
+      </w:rPr>
+    </w:lvl>
+    <w:lvl w:ilvl="7" w:tplc="10090003" w:tentative="1">
+      <w:start w:val="1"/>
+      <w:numFmt w:val="bullet"/>
+      <w:lvlText w:val="o"/>
+      <w:lvlJc w:val="left"/>
+      <w:pPr>
+        <w:ind w:left="5760" w:hanging="360"/>
+      </w:pPr>
+      <w:rPr>
+        <w:rFonts w:ascii="Courier New" w:hAnsi="Courier New" w:cs="Courier New" w:hint="default"/>
+      </w:rPr>
+    </w:lvl>
+    <w:lvl w:ilvl="8" w:tplc="10090005" w:tentative="1">
+      <w:start w:val="1"/>
+      <w:numFmt w:val="bullet"/>
+      <w:lvlText w:val=""/>
+      <w:lvlJc w:val="left"/>
+      <w:pPr>
+        <w:ind w:left="6480" w:hanging="360"/>
+      </w:pPr>
+      <w:rPr>
+        <w:rFonts w:ascii="Wingdings" w:hAnsi="Wingdings" w:hint="default"/>
+      </w:rPr>
+    </w:lvl>
+  </w:abstractNum>
   <w:num w:numId="1" w16cid:durableId="66340608">
+    <w:abstractNumId w:val="3"/>
+  </w:num>
+  <w:num w:numId="2" w16cid:durableId="1749964526">
+    <w:abstractNumId w:val="5"/>
+  </w:num>
+  <w:num w:numId="3" w16cid:durableId="616330539">
+    <w:abstractNumId w:val="4"/>
+  </w:num>
+  <w:num w:numId="4" w16cid:durableId="1981227383">
     <w:abstractNumId w:val="0"/>
   </w:num>
-  <w:num w:numId="2" w16cid:durableId="1749964526">
+  <w:num w:numId="5" w16cid:durableId="1921719525">
+    <w:abstractNumId w:val="1"/>
+  </w:num>
+  <w:num w:numId="6" w16cid:durableId="864515638">
+    <w:abstractNumId w:val="8"/>
+  </w:num>
+  <w:num w:numId="7" w16cid:durableId="1431584102">
+    <w:abstractNumId w:val="6"/>
+  </w:num>
+  <w:num w:numId="8" w16cid:durableId="112482999">
+    <w:abstractNumId w:val="9"/>
+  </w:num>
+  <w:num w:numId="9" w16cid:durableId="218975611">
     <w:abstractNumId w:val="2"/>
   </w:num>
-  <w:num w:numId="3" w16cid:durableId="616330539">
-    <w:abstractNumId w:val="1"/>
+  <w:num w:numId="10" w16cid:durableId="768962136">
+    <w:abstractNumId w:val="7"/>
+  </w:num>
+  <w:num w:numId="11" w16cid:durableId="149298673">
+    <w:abstractNumId w:val="10"/>
+  </w:num>
+  <w:num w:numId="12" w16cid:durableId="193545800">
+    <w:abstractNumId w:val="11"/>
   </w:num>
 </w:numbering>
 </file>
@@ -2498,7 +3859,6 @@
     <w:next w:val="Normal"/>
     <w:link w:val="Heading2Char"/>
     <w:uiPriority w:val="9"/>
-    <w:semiHidden/>
     <w:unhideWhenUsed/>
     <w:qFormat/>
     <w:rsid w:val="00F519DC"/>
@@ -2714,7 +4074,6 @@
     <w:basedOn w:val="DefaultParagraphFont"/>
     <w:link w:val="Heading2"/>
     <w:uiPriority w:val="9"/>
-    <w:semiHidden/>
     <w:rsid w:val="00F519DC"/>
     <w:rPr>
       <w:rFonts w:asciiTheme="majorHAnsi" w:eastAsiaTheme="majorEastAsia" w:hAnsiTheme="majorHAnsi" w:cstheme="majorBidi"/>

--- a/source/data/t1-navigation-change-plan.docx
+++ b/source/data/t1-navigation-change-plan.docx
@@ -360,14 +360,17 @@
         <w:t>/</w:t>
       </w:r>
       <w:r>
-        <w:t xml:space="preserve">FR sets), we will need </w:t>
+        <w:t>FR sets), we need</w:t>
+      </w:r>
+      <w:r>
+        <w:t xml:space="preserve"> </w:t>
       </w:r>
       <w:r>
         <w:rPr>
           <w:b/>
           <w:bCs/>
         </w:rPr>
-        <w:t>updated H1s, titles and metadata that fit the last 10 years</w:t>
+        <w:t>update H1s, titles and metadata that fit the last 10 years</w:t>
       </w:r>
       <w:r>
         <w:t>:</w:t>
@@ -539,6 +542,18 @@
       </w:r>
       <w:r>
         <w:t xml:space="preserve"> pages</w:t>
+      </w:r>
+      <w:r>
+        <w:t xml:space="preserve"> (</w:t>
+      </w:r>
+      <w:r>
+        <w:rPr>
+          <w:highlight w:val="yellow"/>
+        </w:rPr>
+        <w:t>as mocked up in the prototype</w:t>
+      </w:r>
+      <w:r>
+        <w:t>)</w:t>
       </w:r>
       <w:r>
         <w:t>:</w:t>
@@ -806,13 +821,68 @@
         </w:rPr>
       </w:pPr>
       <w:r>
-        <w:t xml:space="preserve">Set up redirects for all forms. </w:t>
-      </w:r>
-      <w:r>
+        <w:t>Set up redirects for all forms.</w:t>
+      </w:r>
+      <w:r>
+        <w:t xml:space="preserve"> The list is in the Excel file. </w:t>
+      </w:r>
+    </w:p>
+    <w:p>
+      <w:pPr>
+        <w:pStyle w:val="ListParagraph"/>
+        <w:numPr>
+          <w:ilvl w:val="2"/>
+          <w:numId w:val="2"/>
+        </w:numPr>
+        <w:ind w:left="1440"/>
         <w:rPr>
           <w:highlight w:val="yellow"/>
         </w:rPr>
-        <w:t>Can redirects have URL parameter? If so, does this make sense?</w:t>
+      </w:pPr>
+      <w:r>
+        <w:t xml:space="preserve"> </w:t>
+      </w:r>
+      <w:r>
+        <w:rPr>
+          <w:highlight w:val="yellow"/>
+        </w:rPr>
+        <w:t>Can redirects have URL parameter</w:t>
+      </w:r>
+      <w:r>
+        <w:rPr>
+          <w:highlight w:val="yellow"/>
+        </w:rPr>
+        <w:t>s</w:t>
+      </w:r>
+      <w:r>
+        <w:rPr>
+          <w:highlight w:val="yellow"/>
+        </w:rPr>
+        <w:t xml:space="preserve">? If so, does </w:t>
+      </w:r>
+      <w:r>
+        <w:rPr>
+          <w:highlight w:val="yellow"/>
+        </w:rPr>
+        <w:t xml:space="preserve">it make </w:t>
+      </w:r>
+      <w:r>
+        <w:rPr>
+          <w:highlight w:val="yellow"/>
+        </w:rPr>
+        <w:t>sense</w:t>
+      </w:r>
+      <w:r>
+        <w:rPr>
+          <w:highlight w:val="yellow"/>
+        </w:rPr>
+        <w:t xml:space="preserve"> to redirect to the table for the prio year links</w:t>
+      </w:r>
+      <w:r>
+        <w:rPr>
+          <w:highlight w:val="yellow"/>
+        </w:rPr>
+        <w:t>?</w:t>
       </w:r>
     </w:p>
     <w:p>
@@ -913,19 +983,20 @@
           <w:b/>
           <w:bCs/>
         </w:rPr>
+        <w:t xml:space="preserve"> regions/groups</w:t>
+      </w:r>
+      <w:r>
+        <w:rPr>
+          <w:b/>
+          <w:bCs/>
+        </w:rPr>
         <w:t xml:space="preserve"> </w:t>
       </w:r>
       <w:r>
         <w:t>(</w:t>
       </w:r>
       <w:r>
-        <w:t>e</w:t>
-      </w:r>
-      <w:r>
-        <w:t>g: 5000-S7</w:t>
-      </w:r>
-      <w:r>
-        <w:t>)</w:t>
+        <w:t>eg: 5000-S7)</w:t>
       </w:r>
     </w:p>
     <w:p>
@@ -934,19 +1005,7 @@
         <w:ind w:left="360"/>
       </w:pPr>
       <w:r>
-        <w:t xml:space="preserve">I don't think we can specify provinces and territories, because then we have to say non-residents too. </w:t>
-      </w:r>
-      <w:r>
-        <w:t xml:space="preserve">And </w:t>
-      </w:r>
-      <w:r>
-        <w:t xml:space="preserve">I think it does not need to be that clear, because the tax package pages specify which are needed </w:t>
-      </w:r>
-      <w:r>
-        <w:t>for each</w:t>
-      </w:r>
-      <w:r>
-        <w:t xml:space="preserve"> year</w:t>
+        <w:t>I don't think we can specify provinces and territories, because then we have to say non-residents too. And I think it does not need to be that clear, because the tax package pages specify which are needed for each year</w:t>
       </w:r>
     </w:p>
     <w:p>
@@ -991,28 +1050,7 @@
           <w:b/>
           <w:bCs/>
         </w:rPr>
-        <w:t>When it is for all, but with exceptions</w:t>
-      </w:r>
-      <w:r>
-        <w:rPr>
-          <w:b/>
-          <w:bCs/>
-        </w:rPr>
-        <w:t xml:space="preserve"> (e</w:t>
-      </w:r>
-      <w:r>
-        <w:rPr>
-          <w:b/>
-          <w:bCs/>
-        </w:rPr>
-        <w:t>g: 5000-S2</w:t>
-      </w:r>
-      <w:r>
-        <w:rPr>
-          <w:b/>
-          <w:bCs/>
-        </w:rPr>
-        <w:t>)</w:t>
+        <w:t>When it is for all, but with exceptions (eg: 5000-S2)</w:t>
       </w:r>
     </w:p>
     <w:p>
@@ -1060,13 +1098,7 @@
         <w:t>When provinces are specified and vary by year</w:t>
       </w:r>
       <w:r>
-        <w:t xml:space="preserve"> (e</w:t>
-      </w:r>
-      <w:r>
-        <w:t>g: 5000-R</w:t>
-      </w:r>
-      <w:r>
-        <w:t>)</w:t>
+        <w:t xml:space="preserve"> (eg: 5000-R)</w:t>
       </w:r>
     </w:p>
     <w:p>
@@ -1129,6 +1161,15 @@
       <w:r>
         <w:t>)</w:t>
       </w:r>
+      <w:r>
+        <w:t xml:space="preserve"> – </w:t>
+      </w:r>
+      <w:r>
+        <w:rPr>
+          <w:highlight w:val="yellow"/>
+        </w:rPr>
+        <w:t>only if necessary</w:t>
+      </w:r>
     </w:p>
     <w:p>
       <w:pPr>
@@ -1232,10 +1273,7 @@
         <w:ind w:left="360"/>
       </w:pPr>
       <w:r>
-        <w:t>They have also been added to AEM</w:t>
-      </w:r>
-      <w:r>
-        <w:t xml:space="preserve"> assets folder</w:t>
+        <w:t>They have also been added to AEM assets folder</w:t>
       </w:r>
     </w:p>
     <w:p>
@@ -1270,19 +1308,7 @@
           <w:rPr>
             <w:rStyle w:val="Hyperlink"/>
           </w:rPr>
-          <w:t>https://author-canada-prod.adobecqms.net/assets.html/content/dam/cra-arc/formspubs/</w:t>
-        </w:r>
-        <w:r>
-          <w:rPr>
-            <w:rStyle w:val="Hyperlink"/>
-          </w:rPr>
-          <w:t>pubs</w:t>
-        </w:r>
-        <w:r>
-          <w:rPr>
-            <w:rStyle w:val="Hyperlink"/>
-          </w:rPr>
-          <w:t>-table-data/table-json</w:t>
+          <w:t>https://author-canada-prod.adobecqms.net/assets.html/content/dam/cra-arc/formspubs/pubs-table-data/table-json</w:t>
         </w:r>
       </w:hyperlink>
     </w:p>
@@ -1296,10 +1322,13 @@
         <w:ind w:left="360"/>
       </w:pPr>
       <w:r>
-        <w:t>The JSON files can be a</w:t>
+        <w:t>The JSON files can a</w:t>
       </w:r>
       <w:r>
         <w:t xml:space="preserve">lso </w:t>
+      </w:r>
+      <w:r>
+        <w:t xml:space="preserve">be </w:t>
       </w:r>
       <w:r>
         <w:t xml:space="preserve">reviewed </w:t>
@@ -1417,7 +1446,19 @@
         <w:t>, as mocked up in</w:t>
       </w:r>
       <w:r>
-        <w:t xml:space="preserve"> the englishand French pages for </w:t>
+        <w:t xml:space="preserve"> the </w:t>
+      </w:r>
+      <w:r>
+        <w:t>E</w:t>
+      </w:r>
+      <w:r>
+        <w:t>nglish</w:t>
+      </w:r>
+      <w:r>
+        <w:t xml:space="preserve"> </w:t>
+      </w:r>
+      <w:r>
+        <w:t xml:space="preserve">and French pages for </w:t>
       </w:r>
       <w:r>
         <w:rPr>
@@ -1456,14 +1497,14 @@
         <w:ind w:left="360"/>
       </w:pPr>
       <w:r>
-        <w:t xml:space="preserve">For forms, </w:t>
+        <w:t>For forms</w:t>
       </w:r>
       <w:r>
         <w:rPr>
           <w:b/>
           <w:bCs/>
         </w:rPr>
-        <w:t>5000-G, 5000-R and 5015-R</w:t>
+        <w:t xml:space="preserve"> 5000-R and 5015-R</w:t>
       </w:r>
       <w:r>
         <w:t xml:space="preserve"> have their own Json managers, so they can be hard coded or in their own fragments (preferable)</w:t>
@@ -4033,6 +4074,7 @@
   <w:style w:type="character" w:default="1" w:styleId="DefaultParagraphFont">
     <w:name w:val="Default Paragraph Font"/>
     <w:uiPriority w:val="1"/>
+    <w:semiHidden/>
     <w:unhideWhenUsed/>
   </w:style>
   <w:style w:type="table" w:default="1" w:styleId="TableNormal">

--- a/source/data/t1-navigation-change-plan.docx
+++ b/source/data/t1-navigation-change-plan.docx
@@ -57,7 +57,13 @@
     </w:p>
     <w:p>
       <w:r>
-        <w:t xml:space="preserve">We are assuming this will  implemented entire before </w:t>
+        <w:t xml:space="preserve">We are assuming this will </w:t>
+      </w:r>
+      <w:r>
+        <w:t>be</w:t>
+      </w:r>
+      <w:r>
+        <w:t xml:space="preserve"> implemented entire before </w:t>
       </w:r>
       <w:r>
         <w:rPr>
@@ -106,7 +112,16 @@
         <w:ind w:left="360"/>
       </w:pPr>
       <w:r>
-        <w:t xml:space="preserve">Remove all existing T1 forms </w:t>
+        <w:t xml:space="preserve">Remove all existing </w:t>
+      </w:r>
+      <w:r>
+        <w:t xml:space="preserve">prior year </w:t>
+      </w:r>
+      <w:r>
+        <w:t xml:space="preserve">T1 forms </w:t>
+      </w:r>
+      <w:r>
+        <w:t>readmes</w:t>
       </w:r>
     </w:p>
     <w:p>
@@ -131,7 +146,13 @@
         <w:t>with table where applicable</w:t>
       </w:r>
       <w:r>
-        <w:t>) for current forms and non-current forms that have prior years in the last 10 years</w:t>
+        <w:t xml:space="preserve">) for current forms and </w:t>
+      </w:r>
+      <w:r>
+        <w:t xml:space="preserve">for </w:t>
+      </w:r>
+      <w:r>
+        <w:t>non-current forms that have prior years in the last 10 years</w:t>
       </w:r>
       <w:r>
         <w:t xml:space="preserve"> (only one readme per form)</w:t>
@@ -370,7 +391,21 @@
           <w:b/>
           <w:bCs/>
         </w:rPr>
-        <w:t>update H1s, titles and metadata that fit the last 10 years</w:t>
+        <w:t>update</w:t>
+      </w:r>
+      <w:r>
+        <w:rPr>
+          <w:b/>
+          <w:bCs/>
+        </w:rPr>
+        <w:t>d</w:t>
+      </w:r>
+      <w:r>
+        <w:rPr>
+          <w:b/>
+          <w:bCs/>
+        </w:rPr>
+        <w:t xml:space="preserve"> H1s, titles and metadata that fit the last 10 years</w:t>
       </w:r>
       <w:r>
         <w:t>:</w:t>
@@ -437,7 +472,10 @@
         <w:t>emain where they are</w:t>
       </w:r>
       <w:r>
-        <w:t>, and breadcrumbs remain as they are too</w:t>
+        <w:t>, and breadcrumbs remain as they are</w:t>
+      </w:r>
+      <w:r>
+        <w:t xml:space="preserve"> as well</w:t>
       </w:r>
     </w:p>
     <w:p>
@@ -613,7 +651,7 @@
           <w:b/>
           <w:bCs/>
         </w:rPr>
-        <w:t>?year=2018&amp;region=mb#prvs-yrs</w:t>
+        <w:t>?yr=2018&amp;rgn=mb#prvs-yrs</w:t>
       </w:r>
       <w:r>
         <w:t xml:space="preserve">) </w:t>
@@ -876,7 +914,19 @@
         <w:rPr>
           <w:highlight w:val="yellow"/>
         </w:rPr>
-        <w:t xml:space="preserve"> to redirect to the table for the prio year links</w:t>
+        <w:t xml:space="preserve"> to redirect to the table for the prio</w:t>
+      </w:r>
+      <w:r>
+        <w:rPr>
+          <w:highlight w:val="yellow"/>
+        </w:rPr>
+        <w:t>r</w:t>
+      </w:r>
+      <w:r>
+        <w:rPr>
+          <w:highlight w:val="yellow"/>
+        </w:rPr>
+        <w:t xml:space="preserve"> year links</w:t>
       </w:r>
       <w:r>
         <w:rPr>
@@ -905,10 +955,10 @@
       <w:pPr>
         <w:pStyle w:val="ListParagraph"/>
         <w:numPr>
-          <w:ilvl w:val="0"/>
+          <w:ilvl w:val="1"/>
           <w:numId w:val="2"/>
         </w:numPr>
-        <w:ind w:left="360"/>
+        <w:ind w:left="720"/>
       </w:pPr>
       <w:r>
         <w:t>Anchors on the current year guides</w:t>
@@ -924,10 +974,10 @@
       <w:pPr>
         <w:pStyle w:val="ListParagraph"/>
         <w:numPr>
-          <w:ilvl w:val="0"/>
+          <w:ilvl w:val="1"/>
           <w:numId w:val="2"/>
         </w:numPr>
-        <w:ind w:left="360"/>
+        <w:ind w:left="720"/>
       </w:pPr>
       <w:r>
         <w:t xml:space="preserve">The </w:t>
@@ -1253,46 +1303,32 @@
       <w:pPr>
         <w:pStyle w:val="ListParagraph"/>
         <w:numPr>
-          <w:ilvl w:val="1"/>
-          <w:numId w:val="2"/>
-        </w:numPr>
-        <w:ind w:left="720"/>
-      </w:pPr>
-      <w:r>
-        <w:lastRenderedPageBreak/>
-        <w:t>\\omega.dce-eir.net\etm\ETMWinHeadProd\cra_web_ut\cra_htdocs\test\mathieu\t1-table data-scripts-and-json</w:t>
-      </w:r>
-    </w:p>
-    <w:p>
-      <w:pPr>
-        <w:pStyle w:val="ListParagraph"/>
-        <w:numPr>
           <w:ilvl w:val="0"/>
           <w:numId w:val="2"/>
         </w:numPr>
         <w:ind w:left="360"/>
-      </w:pPr>
-      <w:r>
-        <w:t>They have also been added to AEM assets folder</w:t>
-      </w:r>
-    </w:p>
-    <w:p>
-      <w:pPr>
-        <w:pStyle w:val="ListParagraph"/>
-        <w:numPr>
-          <w:ilvl w:val="1"/>
-          <w:numId w:val="2"/>
-        </w:numPr>
-        <w:ind w:left="720"/>
       </w:pPr>
       <w:hyperlink r:id="rId12" w:history="1">
         <w:r>
           <w:rPr>
             <w:rStyle w:val="Hyperlink"/>
           </w:rPr>
-          <w:t>https://author-canada-prod.adobecqms.net/assets.html/content/dam/cra-arc/formspubs/forms-table-data/table-json</w:t>
+          <w:t>\\omega.dce-eir.net\etm\ETMWinHeadProd\cra_web_ut\cra_htdocs\test\mathieu\t1-table-data</w:t>
         </w:r>
       </w:hyperlink>
+    </w:p>
+    <w:p>
+      <w:pPr>
+        <w:pStyle w:val="ListParagraph"/>
+        <w:numPr>
+          <w:ilvl w:val="0"/>
+          <w:numId w:val="2"/>
+        </w:numPr>
+        <w:ind w:left="360"/>
+      </w:pPr>
+      <w:r>
+        <w:t>They have also been added to AEM assets folder</w:t>
+      </w:r>
     </w:p>
     <w:p>
       <w:pPr>
@@ -1308,7 +1344,7 @@
           <w:rPr>
             <w:rStyle w:val="Hyperlink"/>
           </w:rPr>
-          <w:t>https://author-canada-prod.adobecqms.net/assets.html/content/dam/cra-arc/formspubs/pubs-table-data/table-json</w:t>
+          <w:t>pbg-table-json | AEM Assets | Files</w:t>
         </w:r>
       </w:hyperlink>
     </w:p>
@@ -1316,6 +1352,24 @@
       <w:pPr>
         <w:pStyle w:val="ListParagraph"/>
         <w:numPr>
+          <w:ilvl w:val="1"/>
+          <w:numId w:val="2"/>
+        </w:numPr>
+        <w:ind w:left="720"/>
+      </w:pPr>
+      <w:hyperlink r:id="rId14" w:history="1">
+        <w:r>
+          <w:rPr>
+            <w:rStyle w:val="Hyperlink"/>
+          </w:rPr>
+          <w:t>pub-table-json | AEM Assets | Files</w:t>
+        </w:r>
+      </w:hyperlink>
+    </w:p>
+    <w:p>
+      <w:pPr>
+        <w:pStyle w:val="ListParagraph"/>
+        <w:numPr>
           <w:ilvl w:val="0"/>
           <w:numId w:val="2"/>
         </w:numPr>
@@ -1342,7 +1396,7 @@
       <w:r>
         <w:br/>
       </w:r>
-      <w:hyperlink r:id="rId14" w:history="1">
+      <w:hyperlink r:id="rId15" w:history="1">
         <w:r>
           <w:rPr>
             <w:rStyle w:val="Hyperlink"/>
@@ -1375,7 +1429,7 @@
                     <pic:cNvPicPr/>
                   </pic:nvPicPr>
                   <pic:blipFill>
-                    <a:blip r:embed="rId15"/>
+                    <a:blip r:embed="rId16"/>
                     <a:stretch>
                       <a:fillRect/>
                     </a:stretch>
@@ -1440,25 +1494,10 @@
         <w:ind w:left="360"/>
       </w:pPr>
       <w:r>
-        <w:t>We need to create 6 D2GC templates</w:t>
-      </w:r>
-      <w:r>
-        <w:t>, as mocked up in</w:t>
-      </w:r>
-      <w:r>
-        <w:t xml:space="preserve"> the </w:t>
-      </w:r>
-      <w:r>
-        <w:t>E</w:t>
-      </w:r>
-      <w:r>
-        <w:t>nglish</w:t>
+        <w:t>We have a new D2GC script and set of template that takes care of 3 separate situation modeleed in</w:t>
       </w:r>
       <w:r>
         <w:t xml:space="preserve"> </w:t>
-      </w:r>
-      <w:r>
-        <w:t xml:space="preserve">and French pages for </w:t>
       </w:r>
       <w:r>
         <w:rPr>
@@ -1478,13 +1517,10 @@
         <w:ind w:left="360"/>
       </w:pPr>
       <w:r>
-        <w:t xml:space="preserve">If we have heard from PP, we can place the JSON manager code into </w:t>
-      </w:r>
-      <w:r>
-        <w:t xml:space="preserve">6 </w:t>
-      </w:r>
-      <w:r>
-        <w:t>content fragments (preferable)</w:t>
+        <w:t xml:space="preserve">PP has advised they don’t want to approve the use of content fragments. They would </w:t>
+      </w:r>
+      <w:r>
+        <w:t>prefer to fix the loading  order of ajaxed content. In the meantime, the dymanic code will be hardcoded into the D2GC templates.</w:t>
       </w:r>
     </w:p>
     <w:p>
@@ -1497,7 +1533,10 @@
         <w:ind w:left="360"/>
       </w:pPr>
       <w:r>
-        <w:t>For forms</w:t>
+        <w:t>F</w:t>
+      </w:r>
+      <w:r>
+        <w:t>orms</w:t>
       </w:r>
       <w:r>
         <w:rPr>
@@ -1507,7 +1546,7 @@
         <w:t xml:space="preserve"> 5000-R and 5015-R</w:t>
       </w:r>
       <w:r>
-        <w:t xml:space="preserve"> have their own Json managers, so they can be hard coded or in their own fragments (preferable)</w:t>
+        <w:t>, can be initially generated with D2GC, and then they must be updated to include the province column</w:t>
       </w:r>
     </w:p>
     <w:p>
@@ -1520,7 +1559,7 @@
         <w:ind w:left="360"/>
       </w:pPr>
       <w:r>
-        <w:t>Use includes or content fragments for reusable contents:</w:t>
+        <w:t xml:space="preserve">The list of forms has been double checked against the FUG and it acurage for 2025 tax year: </w:t>
       </w:r>
     </w:p>
     <w:p>
@@ -1532,65 +1571,7 @@
         </w:numPr>
         <w:ind w:left="720"/>
       </w:pPr>
-      <w:r>
-        <w:t>Since we may decide to move indcluded content around later, consider having the includes and fragments have numbered file names, in case we decide to swap any order</w:t>
-      </w:r>
-    </w:p>
-    <w:p>
-      <w:pPr>
-        <w:pStyle w:val="ListParagraph"/>
-        <w:numPr>
-          <w:ilvl w:val="1"/>
-          <w:numId w:val="2"/>
-        </w:numPr>
-        <w:ind w:left="720"/>
-      </w:pPr>
-      <w:r>
-        <w:t>Consider adding spare includes or fragments to add content later.</w:t>
-      </w:r>
-    </w:p>
-    <w:p>
-      <w:pPr>
-        <w:pStyle w:val="ListParagraph"/>
-        <w:numPr>
-          <w:ilvl w:val="1"/>
-          <w:numId w:val="2"/>
-        </w:numPr>
-        <w:ind w:left="720"/>
-      </w:pPr>
-      <w:r>
-        <w:t>Th</w:t>
-      </w:r>
-      <w:r>
-        <w:t>ese</w:t>
-      </w:r>
-      <w:r>
-        <w:t xml:space="preserve"> may now be less relevant with the new more robust template mockups and the fact that we plan to use D2GC</w:t>
-      </w:r>
-    </w:p>
-    <w:p>
-      <w:pPr>
-        <w:pStyle w:val="ListParagraph"/>
-        <w:numPr>
-          <w:ilvl w:val="0"/>
-          <w:numId w:val="2"/>
-        </w:numPr>
-        <w:ind w:left="360"/>
-      </w:pPr>
-      <w:r>
-        <w:t xml:space="preserve">The list of forms has been double checked against the FUG and it acurage for 2025 tax year: </w:t>
-      </w:r>
-    </w:p>
-    <w:p>
-      <w:pPr>
-        <w:pStyle w:val="ListParagraph"/>
-        <w:numPr>
-          <w:ilvl w:val="1"/>
-          <w:numId w:val="2"/>
-        </w:numPr>
-        <w:ind w:left="720"/>
-      </w:pPr>
-      <w:hyperlink r:id="rId16" w:history="1">
+      <w:hyperlink r:id="rId17" w:history="1">
         <w:r>
           <w:rPr>
             <w:rStyle w:val="Hyperlink"/>
@@ -1622,7 +1603,10 @@
         <w:ind w:left="720"/>
       </w:pPr>
       <w:r>
-        <w:t>The JSON manager can be hard coded, but preferably should be in a content fragment as well</w:t>
+        <w:t>The JSON manager can be hard coded</w:t>
+      </w:r>
+      <w:r>
+        <w:t xml:space="preserve"> for now, until the ajax loading order is fixed</w:t>
       </w:r>
     </w:p>
     <w:p>
@@ -1644,6 +1628,9 @@
       <w:r>
         <w:t xml:space="preserve"> will have its own Json manager due to the region column, so it can be hardcoded</w:t>
       </w:r>
+      <w:r>
+        <w:t xml:space="preserve"> as well</w:t>
+      </w:r>
     </w:p>
     <w:p>
       <w:pPr>
@@ -1659,9 +1646,9 @@
       </w:r>
     </w:p>
     <w:sectPr>
-      <w:headerReference w:type="even" r:id="rId17"/>
-      <w:headerReference w:type="default" r:id="rId18"/>
-      <w:headerReference w:type="first" r:id="rId19"/>
+      <w:headerReference w:type="even" r:id="rId18"/>
+      <w:headerReference w:type="default" r:id="rId19"/>
+      <w:headerReference w:type="first" r:id="rId20"/>
       <w:pgSz w:w="12240" w:h="15840"/>
       <w:pgMar w:top="1440" w:right="1080" w:bottom="1440" w:left="1080" w:header="708" w:footer="708" w:gutter="0"/>
       <w:cols w:space="708"/>
@@ -4074,7 +4061,6 @@
   <w:style w:type="character" w:default="1" w:styleId="DefaultParagraphFont">
     <w:name w:val="Default Paragraph Font"/>
     <w:uiPriority w:val="1"/>
-    <w:semiHidden/>
     <w:unhideWhenUsed/>
   </w:style>
   <w:style w:type="table" w:default="1" w:styleId="TableNormal">

--- a/source/data/t1-navigation-change-plan.docx
+++ b/source/data/t1-navigation-change-plan.docx
@@ -29,7 +29,7 @@
     </w:p>
     <w:p>
       <w:pPr>
-        <w:pStyle w:val="Heading2"/>
+        <w:pStyle w:val="Heading1"/>
       </w:pPr>
       <w:r>
         <w:t xml:space="preserve">T1 </w:t>
@@ -40,16 +40,46 @@
     </w:p>
     <w:p>
       <w:r>
-        <w:t>Currently, the current year T1 forms readmes already link</w:t>
-      </w:r>
-      <w:r>
-        <w:t xml:space="preserve"> from </w:t>
-      </w:r>
-      <w:r>
-        <w:t xml:space="preserve">the forms listing page but are not in the forms “folder”, and non-current forms are not </w:t>
-      </w:r>
-      <w:r>
-        <w:t>linked there</w:t>
+        <w:t>As it is now</w:t>
+      </w:r>
+      <w:r>
+        <w:t>, the current</w:t>
+      </w:r>
+      <w:r>
+        <w:t>-</w:t>
+      </w:r>
+      <w:r>
+        <w:t xml:space="preserve">year T1 form readmes </w:t>
+      </w:r>
+      <w:r>
+        <w:t xml:space="preserve">are </w:t>
+      </w:r>
+      <w:r>
+        <w:t>already link</w:t>
+      </w:r>
+      <w:r>
+        <w:t xml:space="preserve">ed to </w:t>
+      </w:r>
+      <w:r>
+        <w:t xml:space="preserve">from </w:t>
+      </w:r>
+      <w:r>
+        <w:t>the forms listing page but are not in the forms “folder”</w:t>
+      </w:r>
+      <w:r>
+        <w:t>. Breadcrumbs point the T1 package, and non</w:t>
+      </w:r>
+      <w:r>
+        <w:t xml:space="preserve">-current forms are not </w:t>
+      </w:r>
+      <w:r>
+        <w:t xml:space="preserve">linked </w:t>
+      </w:r>
+      <w:r>
+        <w:t xml:space="preserve">to from </w:t>
+      </w:r>
+      <w:r>
+        <w:t>there</w:t>
       </w:r>
       <w:r>
         <w:t>.</w:t>
@@ -57,13 +87,28 @@
     </w:p>
     <w:p>
       <w:r>
-        <w:t xml:space="preserve">We are assuming this will </w:t>
+        <w:t xml:space="preserve">This project </w:t>
+      </w:r>
+      <w:r>
+        <w:t>assum</w:t>
+      </w:r>
+      <w:r>
+        <w:t>es</w:t>
+      </w:r>
+      <w:r>
+        <w:t xml:space="preserve"> this will </w:t>
       </w:r>
       <w:r>
         <w:t>be</w:t>
       </w:r>
       <w:r>
-        <w:t xml:space="preserve"> implemented entire before </w:t>
+        <w:t xml:space="preserve"> implemented entire</w:t>
+      </w:r>
+      <w:r>
+        <w:t>ly</w:t>
+      </w:r>
+      <w:r>
+        <w:t xml:space="preserve"> before </w:t>
       </w:r>
       <w:r>
         <w:rPr>
@@ -85,6 +130,14 @@
     </w:p>
     <w:p>
       <w:pPr>
+        <w:pStyle w:val="Heading2"/>
+      </w:pPr>
+      <w:r>
+        <w:t>Task overview</w:t>
+      </w:r>
+    </w:p>
+    <w:p>
+      <w:pPr>
         <w:pStyle w:val="ListParagraph"/>
         <w:numPr>
           <w:ilvl w:val="0"/>
@@ -137,6 +190,9 @@
         <w:t>Create new readmes (new template</w:t>
       </w:r>
       <w:r>
+        <w:t>s</w:t>
+      </w:r>
+      <w:r>
         <w:t>,</w:t>
       </w:r>
       <w:r>
@@ -146,13 +202,13 @@
         <w:t>with table where applicable</w:t>
       </w:r>
       <w:r>
-        <w:t xml:space="preserve">) for current forms and </w:t>
-      </w:r>
-      <w:r>
-        <w:t xml:space="preserve">for </w:t>
-      </w:r>
-      <w:r>
-        <w:t>non-current forms that have prior years in the last 10 years</w:t>
+        <w:t xml:space="preserve">) for current </w:t>
+      </w:r>
+      <w:r>
+        <w:t>a</w:t>
+      </w:r>
+      <w:r>
+        <w:t>nd non-current forms that have prior years in the last 10 years</w:t>
       </w:r>
       <w:r>
         <w:t xml:space="preserve"> (only one readme per form)</w:t>
@@ -181,10 +237,10 @@
         <w:ind w:left="709"/>
       </w:pPr>
       <w:r>
-        <w:t xml:space="preserve">The breadcrumbs </w:t>
-      </w:r>
-      <w:r>
-        <w:t>will be updated</w:t>
+        <w:t xml:space="preserve">Update the </w:t>
+      </w:r>
+      <w:r>
+        <w:t>breadcrumbs</w:t>
       </w:r>
     </w:p>
     <w:p>
@@ -222,10 +278,10 @@
         <w:t>f</w:t>
       </w:r>
       <w:r>
-        <w:t>orms listing page as follows</w:t>
-      </w:r>
-      <w:r>
-        <w:t xml:space="preserve"> (</w:t>
+        <w:t xml:space="preserve">orms listing page </w:t>
+      </w:r>
+      <w:r>
+        <w:t>(</w:t>
       </w:r>
       <w:r>
         <w:t xml:space="preserve">for </w:t>
@@ -247,6 +303,12 @@
       </w:r>
       <w:r>
         <w:t>)</w:t>
+      </w:r>
+      <w:r>
+        <w:t xml:space="preserve"> </w:t>
+      </w:r>
+      <w:r>
+        <w:t>as follows</w:t>
       </w:r>
       <w:r>
         <w:t>:</w:t>
@@ -369,7 +431,19 @@
         <w:ind w:left="360"/>
       </w:pPr>
       <w:r>
-        <w:t>For the unified forms (12</w:t>
+        <w:t xml:space="preserve">For the </w:t>
+      </w:r>
+      <w:r>
+        <w:t>new “</w:t>
+      </w:r>
+      <w:r>
+        <w:t>unified</w:t>
+      </w:r>
+      <w:r>
+        <w:t>”</w:t>
+      </w:r>
+      <w:r>
+        <w:t xml:space="preserve"> forms (12</w:t>
       </w:r>
       <w:r>
         <w:t>2</w:t>
@@ -450,7 +524,13 @@
         <w:ind w:left="720"/>
       </w:pPr>
       <w:r>
-        <w:t>Any relevant terms not in the H1s can be included in keywords metadata for CRA search purposes</w:t>
+        <w:t xml:space="preserve">Any relevant terms not in the H1s can be included in </w:t>
+      </w:r>
+      <w:r>
+        <w:t xml:space="preserve">the </w:t>
+      </w:r>
+      <w:r>
+        <w:t>keywords metadata for CRA search purposes</w:t>
       </w:r>
     </w:p>
     <w:p>
@@ -472,10 +552,10 @@
         <w:t>emain where they are</w:t>
       </w:r>
       <w:r>
-        <w:t>, and breadcrumbs remain as they are</w:t>
-      </w:r>
-      <w:r>
-        <w:t xml:space="preserve"> as well</w:t>
+        <w:t xml:space="preserve"> and breadcrumbs remain </w:t>
+      </w:r>
+      <w:r>
+        <w:t>unchanged</w:t>
       </w:r>
     </w:p>
     <w:p>
@@ -488,7 +568,13 @@
         <w:ind w:left="360"/>
       </w:pPr>
       <w:r>
-        <w:t>Starting 2025, the guides contain a table</w:t>
+        <w:t xml:space="preserve">Starting 2025, the guides </w:t>
+      </w:r>
+      <w:r>
+        <w:t xml:space="preserve">will </w:t>
+      </w:r>
+      <w:r>
+        <w:t>contain a table</w:t>
       </w:r>
       <w:r>
         <w:t xml:space="preserve"> </w:t>
@@ -632,6 +718,7 @@
         <w:ind w:left="709"/>
       </w:pPr>
       <w:r>
+        <w:lastRenderedPageBreak/>
         <w:t>URL parameters</w:t>
       </w:r>
       <w:r>
@@ -723,7 +810,6 @@
         <w:ind w:left="1134"/>
       </w:pPr>
       <w:r>
-        <w:lastRenderedPageBreak/>
         <w:t>C</w:t>
       </w:r>
       <w:r>
@@ -859,7 +945,13 @@
         </w:rPr>
       </w:pPr>
       <w:r>
-        <w:t>Set up redirects for all forms.</w:t>
+        <w:t xml:space="preserve">Set up redirects for all </w:t>
+      </w:r>
+      <w:r>
+        <w:t xml:space="preserve">prior year </w:t>
+      </w:r>
+      <w:r>
+        <w:t>forms.</w:t>
       </w:r>
       <w:r>
         <w:t xml:space="preserve"> The list is in the Excel file. </w:t>
@@ -896,12 +988,37 @@
         <w:rPr>
           <w:highlight w:val="yellow"/>
         </w:rPr>
-        <w:t xml:space="preserve">? If so, does </w:t>
-      </w:r>
-      <w:r>
+        <w:t xml:space="preserve">? </w:t>
+      </w:r>
+      <w:r>
+        <w:rPr>
+          <w:color w:val="00B050"/>
+        </w:rPr>
+        <w:t>(Parissa to find out)</w:t>
+      </w:r>
+    </w:p>
+    <w:p>
+      <w:pPr>
+        <w:pStyle w:val="ListParagraph"/>
+        <w:numPr>
+          <w:ilvl w:val="2"/>
+          <w:numId w:val="2"/>
+        </w:numPr>
+        <w:ind w:left="1440"/>
         <w:rPr>
           <w:highlight w:val="yellow"/>
         </w:rPr>
+      </w:pPr>
+      <w:r>
+        <w:rPr>
+          <w:highlight w:val="yellow"/>
+        </w:rPr>
+        <w:t xml:space="preserve">If so, does </w:t>
+      </w:r>
+      <w:r>
+        <w:rPr>
+          <w:highlight w:val="yellow"/>
+        </w:rPr>
         <w:t xml:space="preserve">it make </w:t>
       </w:r>
       <w:r>
@@ -933,6 +1050,18 @@
           <w:highlight w:val="yellow"/>
         </w:rPr>
         <w:t>?</w:t>
+      </w:r>
+      <w:r>
+        <w:rPr>
+          <w:highlight w:val="yellow"/>
+        </w:rPr>
+        <w:t xml:space="preserve"> </w:t>
+      </w:r>
+      <w:r>
+        <w:rPr>
+          <w:color w:val="00B050"/>
+        </w:rPr>
+        <w:t>(Question for partners)</w:t>
       </w:r>
     </w:p>
     <w:p>
@@ -1055,7 +1184,13 @@
         <w:ind w:left="360"/>
       </w:pPr>
       <w:r>
-        <w:t>I don't think we can specify provinces and territories, because then we have to say non-residents too. And I think it does not need to be that clear, because the tax package pages specify which are needed for each year</w:t>
+        <w:t>I don't think we can specify provinces and territories, because then we have to say non-residents too. And</w:t>
+      </w:r>
+      <w:r>
+        <w:t xml:space="preserve"> </w:t>
+      </w:r>
+      <w:r>
+        <w:t>it does not need to be that clear because the tax package pages specify which are needed for each year</w:t>
       </w:r>
     </w:p>
     <w:p>
@@ -1145,10 +1280,14 @@
           <w:b/>
           <w:bCs/>
         </w:rPr>
-        <w:t>When provinces are specified and vary by year</w:t>
-      </w:r>
-      <w:r>
-        <w:t xml:space="preserve"> (eg: 5000-R)</w:t>
+        <w:t xml:space="preserve">When provinces are specified and vary by </w:t>
+      </w:r>
+      <w:r>
+        <w:rPr>
+          <w:b/>
+          <w:bCs/>
+        </w:rPr>
+        <w:t>year (eg: 5000-R)</w:t>
       </w:r>
     </w:p>
     <w:p>
@@ -1200,15 +1339,34 @@
           <w:b/>
           <w:bCs/>
         </w:rPr>
-        <w:t>or one province only</w:t>
-      </w:r>
-      <w:r>
+        <w:t xml:space="preserve">or one province </w:t>
+      </w:r>
+      <w:r>
+        <w:rPr>
+          <w:b/>
+          <w:bCs/>
+        </w:rPr>
+        <w:t>only</w:t>
+      </w:r>
+      <w:r>
+        <w:rPr>
+          <w:b/>
+          <w:bCs/>
+        </w:rPr>
         <w:t xml:space="preserve"> (e</w:t>
       </w:r>
       <w:r>
+        <w:rPr>
+          <w:b/>
+          <w:bCs/>
+        </w:rPr>
         <w:t>g: 5009-R</w:t>
       </w:r>
       <w:r>
+        <w:rPr>
+          <w:b/>
+          <w:bCs/>
+        </w:rPr>
         <w:t>)</w:t>
       </w:r>
       <w:r>
@@ -1252,6 +1410,7 @@
         <w:pStyle w:val="Heading2"/>
       </w:pPr>
       <w:r>
+        <w:lastRenderedPageBreak/>
         <w:t>Technical i</w:t>
       </w:r>
       <w:r>
@@ -1297,6 +1456,36 @@
       </w:r>
       <w:r>
         <w:t xml:space="preserve"> on UT. </w:t>
+      </w:r>
+      <w:r>
+        <w:rPr>
+          <w:color w:val="00B050"/>
+        </w:rPr>
+        <w:t>(</w:t>
+      </w:r>
+      <w:r>
+        <w:rPr>
+          <w:color w:val="00B050"/>
+        </w:rPr>
+        <w:t>M</w:t>
+      </w:r>
+      <w:r>
+        <w:rPr>
+          <w:color w:val="00B050"/>
+        </w:rPr>
+        <w:t>ay be outdated</w:t>
+      </w:r>
+      <w:r>
+        <w:rPr>
+          <w:color w:val="00B050"/>
+        </w:rPr>
+        <w:t xml:space="preserve"> – Parissa will find out</w:t>
+      </w:r>
+      <w:r>
+        <w:rPr>
+          <w:color w:val="00B050"/>
+        </w:rPr>
+        <w:t>)</w:t>
       </w:r>
     </w:p>
     <w:p>
@@ -1460,7 +1649,7 @@
         <w:ind w:left="360"/>
       </w:pPr>
       <w:r>
-        <w:t>All the table</w:t>
+        <w:t>All table</w:t>
       </w:r>
       <w:r>
         <w:t>s</w:t>
@@ -1494,7 +1683,13 @@
         <w:ind w:left="360"/>
       </w:pPr>
       <w:r>
-        <w:t>We have a new D2GC script and set of template that takes care of 3 separate situation modeleed in</w:t>
+        <w:t>We have a new D2GC script and set of template that takes care of 3 separate situation</w:t>
+      </w:r>
+      <w:r>
+        <w:t xml:space="preserve">s </w:t>
+      </w:r>
+      <w:r>
+        <w:t>modeled in</w:t>
       </w:r>
       <w:r>
         <w:t xml:space="preserve"> </w:t>
@@ -1520,7 +1715,7 @@
         <w:t xml:space="preserve">PP has advised they don’t want to approve the use of content fragments. They would </w:t>
       </w:r>
       <w:r>
-        <w:t>prefer to fix the loading  order of ajaxed content. In the meantime, the dymanic code will be hardcoded into the D2GC templates.</w:t>
+        <w:t>prefer to fix the loading order of ajaxed content. In the meantime, the dymanic code will be hardcoded into the D2GC templates.</w:t>
       </w:r>
     </w:p>
     <w:p>
@@ -1559,7 +1754,19 @@
         <w:ind w:left="360"/>
       </w:pPr>
       <w:r>
-        <w:t xml:space="preserve">The list of forms has been double checked against the FUG and it acurage for 2025 tax year: </w:t>
+        <w:t>The list of forms has been double checked against the FUG and i</w:t>
+      </w:r>
+      <w:r>
+        <w:t>s</w:t>
+      </w:r>
+      <w:r>
+        <w:t xml:space="preserve"> acura</w:t>
+      </w:r>
+      <w:r>
+        <w:t>t</w:t>
+      </w:r>
+      <w:r>
+        <w:t xml:space="preserve">e for 2025 tax year: </w:t>
       </w:r>
     </w:p>
     <w:p>
@@ -1642,7 +1849,13 @@
         <w:ind w:left="360"/>
       </w:pPr>
       <w:r>
-        <w:t>Come up with a AU process update that is feasible for following years</w:t>
+        <w:t>Come up with a</w:t>
+      </w:r>
+      <w:r>
+        <w:t>n</w:t>
+      </w:r>
+      <w:r>
+        <w:t> AU process update that is feasible for following years</w:t>
       </w:r>
     </w:p>
     <w:sectPr>
@@ -4061,6 +4274,7 @@
   <w:style w:type="character" w:default="1" w:styleId="DefaultParagraphFont">
     <w:name w:val="Default Paragraph Font"/>
     <w:uiPriority w:val="1"/>
+    <w:semiHidden/>
     <w:unhideWhenUsed/>
   </w:style>
   <w:style w:type="table" w:default="1" w:styleId="TableNormal">

--- a/source/data/t1-navigation-change-plan.docx
+++ b/source/data/t1-navigation-change-plan.docx
@@ -305,10 +305,7 @@
         <w:t>)</w:t>
       </w:r>
       <w:r>
-        <w:t xml:space="preserve"> </w:t>
-      </w:r>
-      <w:r>
-        <w:t>as follows</w:t>
+        <w:t xml:space="preserve"> as follows</w:t>
       </w:r>
       <w:r>
         <w:t>:</w:t>
@@ -1856,6 +1853,25 @@
       </w:r>
       <w:r>
         <w:t> AU process update that is feasible for following years</w:t>
+      </w:r>
+    </w:p>
+    <w:p>
+      <w:pPr>
+        <w:pStyle w:val="ListParagraph"/>
+        <w:numPr>
+          <w:ilvl w:val="0"/>
+          <w:numId w:val="2"/>
+        </w:numPr>
+        <w:ind w:left="360"/>
+      </w:pPr>
+      <w:r>
+        <w:t xml:space="preserve">Chris was going to do a full heuristic review in June. </w:t>
+      </w:r>
+      <w:r>
+        <w:rPr>
+          <w:color w:val="00B050"/>
+        </w:rPr>
+        <w:t>(Parissa to follow up)</w:t>
       </w:r>
     </w:p>
     <w:sectPr>

--- a/source/data/t1-navigation-change-plan.docx
+++ b/source/data/t1-navigation-change-plan.docx
@@ -540,19 +540,17 @@
         <w:ind w:left="360"/>
       </w:pPr>
       <w:r>
-        <w:t xml:space="preserve">All guides </w:t>
-      </w:r>
-      <w:r>
-        <w:t>r</w:t>
-      </w:r>
-      <w:r>
-        <w:t>emain where they are</w:t>
-      </w:r>
-      <w:r>
-        <w:t xml:space="preserve"> and breadcrumbs remain </w:t>
-      </w:r>
-      <w:r>
-        <w:t>unchanged</w:t>
+        <w:t xml:space="preserve">For each form, we also need the partner to provide whatever fields are needed in the (new) </w:t>
+      </w:r>
+      <w:r>
+        <w:rPr>
+          <w:b/>
+          <w:bCs/>
+        </w:rPr>
+        <w:t>EDDS file browser</w:t>
+      </w:r>
+      <w:r>
+        <w:t>.</w:t>
       </w:r>
     </w:p>
     <w:p>
@@ -565,6 +563,31 @@
         <w:ind w:left="360"/>
       </w:pPr>
       <w:r>
+        <w:t xml:space="preserve">All guides </w:t>
+      </w:r>
+      <w:r>
+        <w:t>r</w:t>
+      </w:r>
+      <w:r>
+        <w:t>emain where they are</w:t>
+      </w:r>
+      <w:r>
+        <w:t xml:space="preserve"> and breadcrumbs remain </w:t>
+      </w:r>
+      <w:r>
+        <w:t>unchanged</w:t>
+      </w:r>
+    </w:p>
+    <w:p>
+      <w:pPr>
+        <w:pStyle w:val="ListParagraph"/>
+        <w:numPr>
+          <w:ilvl w:val="0"/>
+          <w:numId w:val="2"/>
+        </w:numPr>
+        <w:ind w:left="360"/>
+      </w:pPr>
+      <w:r>
         <w:t xml:space="preserve">Starting 2025, the guides </w:t>
       </w:r>
       <w:r>
@@ -690,6 +713,7 @@
         <w:ind w:left="709"/>
       </w:pPr>
       <w:r>
+        <w:lastRenderedPageBreak/>
         <w:t>The link</w:t>
       </w:r>
       <w:r>
@@ -715,7 +739,6 @@
         <w:ind w:left="709"/>
       </w:pPr>
       <w:r>
-        <w:lastRenderedPageBreak/>
         <w:t>URL parameters</w:t>
       </w:r>
       <w:r>
@@ -1399,6 +1422,7 @@
         <w:spacing w:after="0" w:line="240" w:lineRule="auto"/>
       </w:pPr>
       <w:r>
+        <w:lastRenderedPageBreak/>
         <w:t>(pour AB)</w:t>
       </w:r>
     </w:p>
@@ -1407,7 +1431,6 @@
         <w:pStyle w:val="Heading2"/>
       </w:pPr>
       <w:r>
-        <w:lastRenderedPageBreak/>
         <w:t>Technical i</w:t>
       </w:r>
       <w:r>

--- a/source/data/t1-navigation-change-plan.docx
+++ b/source/data/t1-navigation-change-plan.docx
@@ -426,6 +426,9 @@
           <w:numId w:val="2"/>
         </w:numPr>
         <w:ind w:left="360"/>
+        <w:rPr>
+          <w:color w:val="00B050"/>
+        </w:rPr>
       </w:pPr>
       <w:r>
         <w:t xml:space="preserve">For the </w:t>
@@ -476,10 +479,30 @@
           <w:b/>
           <w:bCs/>
         </w:rPr>
-        <w:t xml:space="preserve"> H1s, titles and metadata that fit the last 10 years</w:t>
-      </w:r>
-      <w:r>
-        <w:t>:</w:t>
+        <w:t xml:space="preserve"> H1s, titles and </w:t>
+      </w:r>
+      <w:r>
+        <w:rPr>
+          <w:b/>
+          <w:bCs/>
+        </w:rPr>
+        <w:t xml:space="preserve">description, (keywords optional), </w:t>
+      </w:r>
+      <w:r>
+        <w:rPr>
+          <w:b/>
+          <w:bCs/>
+        </w:rPr>
+        <w:t>that fit the last 10 years</w:t>
+      </w:r>
+      <w:r>
+        <w:t xml:space="preserve"> </w:t>
+      </w:r>
+      <w:r>
+        <w:rPr>
+          <w:color w:val="00B050"/>
+        </w:rPr>
+        <w:t>(Parissa to ask CDIA for guidance on the descrions)</w:t>
       </w:r>
     </w:p>
     <w:p>
@@ -675,6 +698,7 @@
         <w:ind w:left="360"/>
       </w:pPr>
       <w:r>
+        <w:lastRenderedPageBreak/>
         <w:t xml:space="preserve">Links are updated on all </w:t>
       </w:r>
       <w:r>
@@ -713,7 +737,6 @@
         <w:ind w:left="709"/>
       </w:pPr>
       <w:r>
-        <w:lastRenderedPageBreak/>
         <w:t>The link</w:t>
       </w:r>
       <w:r>
@@ -1409,6 +1432,7 @@
         <w:spacing w:after="0" w:line="240" w:lineRule="auto"/>
       </w:pPr>
       <w:r>
+        <w:lastRenderedPageBreak/>
         <w:t>(for AB)</w:t>
       </w:r>
     </w:p>
@@ -1422,7 +1446,6 @@
         <w:spacing w:after="0" w:line="240" w:lineRule="auto"/>
       </w:pPr>
       <w:r>
-        <w:lastRenderedPageBreak/>
         <w:t>(pour AB)</w:t>
       </w:r>
     </w:p>
@@ -1888,6 +1911,7 @@
         <w:ind w:left="360"/>
       </w:pPr>
       <w:r>
+        <w:lastRenderedPageBreak/>
         <w:t xml:space="preserve">Chris was going to do a full heuristic review in June. </w:t>
       </w:r>
       <w:r>

--- a/source/data/t1-navigation-change-plan.docx
+++ b/source/data/t1-navigation-change-plan.docx
@@ -128,6 +128,60 @@
         <w:t>.</w:t>
       </w:r>
     </w:p>
+    <w:p>
+      <w:r>
+        <w:t>Notes</w:t>
+      </w:r>
+      <w:r>
+        <w:t xml:space="preserve">: </w:t>
+      </w:r>
+      <w:r>
+        <w:rPr>
+          <w:color w:val="00B050"/>
+        </w:rPr>
+        <w:t>(For parissa to integrate in)</w:t>
+      </w:r>
+    </w:p>
+    <w:p>
+      <w:pPr>
+        <w:pStyle w:val="ListParagraph"/>
+        <w:numPr>
+          <w:ilvl w:val="0"/>
+          <w:numId w:val="13"/>
+        </w:numPr>
+      </w:pPr>
+      <w:r>
+        <w:t>5013</w:t>
+      </w:r>
+      <w:r>
+        <w:t>-G has a readme</w:t>
+      </w:r>
+    </w:p>
+    <w:p>
+      <w:pPr>
+        <w:pStyle w:val="ListParagraph"/>
+        <w:numPr>
+          <w:ilvl w:val="0"/>
+          <w:numId w:val="13"/>
+        </w:numPr>
+      </w:pPr>
+      <w:r>
+        <w:t>5000-R is actually current in 2025</w:t>
+      </w:r>
+    </w:p>
+    <w:p>
+      <w:pPr>
+        <w:pStyle w:val="ListParagraph"/>
+        <w:numPr>
+          <w:ilvl w:val="0"/>
+          <w:numId w:val="13"/>
+        </w:numPr>
+      </w:pPr>
+      <w:r>
+        <w:t>5015-R is non-current</w:t>
+      </w:r>
+    </w:p>
+    <w:p/>
     <w:p>
       <w:pPr>
         <w:pStyle w:val="Heading2"/>
@@ -502,7 +556,19 @@
         <w:rPr>
           <w:color w:val="00B050"/>
         </w:rPr>
-        <w:t>(Parissa to ask CDIA for guidance on the descrions)</w:t>
+        <w:t>(Parissa to ask CDIA for guidance on the descri</w:t>
+      </w:r>
+      <w:r>
+        <w:rPr>
+          <w:color w:val="00B050"/>
+        </w:rPr>
+        <w:t>pti</w:t>
+      </w:r>
+      <w:r>
+        <w:rPr>
+          <w:color w:val="00B050"/>
+        </w:rPr>
+        <w:t>ons)</w:t>
       </w:r>
     </w:p>
     <w:p>
@@ -586,6 +652,7 @@
         <w:ind w:left="360"/>
       </w:pPr>
       <w:r>
+        <w:lastRenderedPageBreak/>
         <w:t xml:space="preserve">All guides </w:t>
       </w:r>
       <w:r>
@@ -698,7 +765,6 @@
         <w:ind w:left="360"/>
       </w:pPr>
       <w:r>
-        <w:lastRenderedPageBreak/>
         <w:t xml:space="preserve">Links are updated on all </w:t>
       </w:r>
       <w:r>
@@ -970,9 +1036,20 @@
           <w:numId w:val="2"/>
         </w:numPr>
         <w:ind w:left="720"/>
-      </w:pPr>
-      <w:r>
-        <w:t>We wil have to decide in each case, whether the prior year links will be updated to point to the new page or its table section</w:t>
+        <w:rPr>
+          <w:b/>
+          <w:bCs/>
+        </w:rPr>
+      </w:pPr>
+      <w:r>
+        <w:t xml:space="preserve">We wil have to decide in each case, </w:t>
+      </w:r>
+      <w:r>
+        <w:rPr>
+          <w:b/>
+          <w:bCs/>
+        </w:rPr>
+        <w:t>whether the prior year links will be updated to point to the new page or its table section</w:t>
       </w:r>
     </w:p>
     <w:p>
@@ -984,19 +1061,36 @@
         </w:numPr>
         <w:ind w:left="720"/>
         <w:rPr>
-          <w:highlight w:val="yellow"/>
-        </w:rPr>
-      </w:pPr>
-      <w:r>
+          <w:b/>
+          <w:bCs/>
+        </w:rPr>
+      </w:pPr>
+      <w:r>
+        <w:rPr>
+          <w:b/>
+          <w:bCs/>
+        </w:rPr>
         <w:t xml:space="preserve">Set up redirects for all </w:t>
       </w:r>
       <w:r>
+        <w:rPr>
+          <w:b/>
+          <w:bCs/>
+        </w:rPr>
         <w:t xml:space="preserve">prior year </w:t>
       </w:r>
       <w:r>
+        <w:rPr>
+          <w:b/>
+          <w:bCs/>
+        </w:rPr>
         <w:t>forms.</w:t>
       </w:r>
       <w:r>
+        <w:rPr>
+          <w:b/>
+          <w:bCs/>
+        </w:rPr>
         <w:t xml:space="preserve"> The list is in the Excel file. </w:t>
       </w:r>
     </w:p>
@@ -1008,36 +1102,9 @@
           <w:numId w:val="2"/>
         </w:numPr>
         <w:ind w:left="1440"/>
-        <w:rPr>
-          <w:highlight w:val="yellow"/>
-        </w:rPr>
-      </w:pPr>
-      <w:r>
-        <w:t xml:space="preserve"> </w:t>
-      </w:r>
-      <w:r>
-        <w:rPr>
-          <w:highlight w:val="yellow"/>
-        </w:rPr>
-        <w:t>Can redirects have URL parameter</w:t>
-      </w:r>
-      <w:r>
-        <w:rPr>
-          <w:highlight w:val="yellow"/>
-        </w:rPr>
-        <w:t>s</w:t>
-      </w:r>
-      <w:r>
-        <w:rPr>
-          <w:highlight w:val="yellow"/>
-        </w:rPr>
-        <w:t xml:space="preserve">? </w:t>
-      </w:r>
-      <w:r>
-        <w:rPr>
-          <w:color w:val="00B050"/>
-        </w:rPr>
-        <w:t>(Parissa to find out)</w:t>
+      </w:pPr>
+      <w:r>
+        <w:t>I confirmed that redirects can have anchors in them.</w:t>
       </w:r>
     </w:p>
     <w:p>
@@ -1048,63 +1115,36 @@
           <w:numId w:val="2"/>
         </w:numPr>
         <w:ind w:left="1440"/>
-        <w:rPr>
-          <w:highlight w:val="yellow"/>
-        </w:rPr>
-      </w:pPr>
-      <w:r>
-        <w:rPr>
-          <w:highlight w:val="yellow"/>
-        </w:rPr>
-        <w:t xml:space="preserve">If so, does </w:t>
-      </w:r>
-      <w:r>
-        <w:rPr>
-          <w:highlight w:val="yellow"/>
-        </w:rPr>
+      </w:pPr>
+      <w:r>
+        <w:rPr>
+          <w:color w:val="00B050"/>
+        </w:rPr>
+        <w:t xml:space="preserve">Question: </w:t>
+      </w:r>
+      <w:r>
+        <w:t>D</w:t>
+      </w:r>
+      <w:r>
+        <w:t xml:space="preserve">oes </w:t>
+      </w:r>
+      <w:r>
         <w:t xml:space="preserve">it make </w:t>
       </w:r>
       <w:r>
-        <w:rPr>
-          <w:highlight w:val="yellow"/>
-        </w:rPr>
         <w:t>sense</w:t>
       </w:r>
       <w:r>
-        <w:rPr>
-          <w:highlight w:val="yellow"/>
-        </w:rPr>
         <w:t xml:space="preserve"> to redirect to the table for the prio</w:t>
       </w:r>
       <w:r>
-        <w:rPr>
-          <w:highlight w:val="yellow"/>
-        </w:rPr>
         <w:t>r</w:t>
       </w:r>
       <w:r>
-        <w:rPr>
-          <w:highlight w:val="yellow"/>
-        </w:rPr>
         <w:t xml:space="preserve"> year links</w:t>
       </w:r>
       <w:r>
-        <w:rPr>
-          <w:highlight w:val="yellow"/>
-        </w:rPr>
         <w:t>?</w:t>
-      </w:r>
-      <w:r>
-        <w:rPr>
-          <w:highlight w:val="yellow"/>
-        </w:rPr>
-        <w:t xml:space="preserve"> </w:t>
-      </w:r>
-      <w:r>
-        <w:rPr>
-          <w:color w:val="00B050"/>
-        </w:rPr>
-        <w:t>(Question for partners)</w:t>
       </w:r>
     </w:p>
     <w:p>
@@ -1117,7 +1157,14 @@
         <w:ind w:left="360"/>
       </w:pPr>
       <w:r>
-        <w:t>Update all current year guides to replace the last two H2 sections with a new one that includes a table</w:t>
+        <w:rPr>
+          <w:b/>
+          <w:bCs/>
+        </w:rPr>
+        <w:t>Update all current year guides to replace the last two H2 sections with a new one that includes</w:t>
+      </w:r>
+      <w:r>
+        <w:t xml:space="preserve"> a table</w:t>
       </w:r>
       <w:r>
         <w:t>:</w:t>
@@ -1291,6 +1338,7 @@
         <w:spacing w:after="0" w:line="240" w:lineRule="auto"/>
       </w:pPr>
       <w:r>
+        <w:lastRenderedPageBreak/>
         <w:t>(for all except QC and non-residents)</w:t>
       </w:r>
     </w:p>
@@ -1432,7 +1480,6 @@
         <w:spacing w:after="0" w:line="240" w:lineRule="auto"/>
       </w:pPr>
       <w:r>
-        <w:lastRenderedPageBreak/>
         <w:t>(for AB)</w:t>
       </w:r>
     </w:p>
@@ -1510,19 +1557,25 @@
         <w:rPr>
           <w:color w:val="00B050"/>
         </w:rPr>
-        <w:t>M</w:t>
+        <w:t>O</w:t>
       </w:r>
       <w:r>
         <w:rPr>
           <w:color w:val="00B050"/>
         </w:rPr>
-        <w:t>ay be outdated</w:t>
+        <w:t>utdated</w:t>
       </w:r>
       <w:r>
         <w:rPr>
           <w:color w:val="00B050"/>
         </w:rPr>
-        <w:t xml:space="preserve"> – Parissa will find out</w:t>
+        <w:t xml:space="preserve"> – </w:t>
+      </w:r>
+      <w:r>
+        <w:rPr>
+          <w:color w:val="00B050"/>
+        </w:rPr>
+        <w:t>templates updated – update from GitHub before use</w:t>
       </w:r>
       <w:r>
         <w:rPr>
@@ -1840,6 +1893,7 @@
         <w:ind w:left="360"/>
       </w:pPr>
       <w:r>
+        <w:lastRenderedPageBreak/>
         <w:t>For guides:</w:t>
       </w:r>
     </w:p>
@@ -1911,7 +1965,6 @@
         <w:ind w:left="360"/>
       </w:pPr>
       <w:r>
-        <w:lastRenderedPageBreak/>
         <w:t xml:space="preserve">Chris was going to do a full heuristic review in June. </w:t>
       </w:r>
       <w:r>
@@ -3585,6 +3638,119 @@
     </w:lvl>
   </w:abstractNum>
   <w:abstractNum w:abstractNumId="11" w15:restartNumberingAfterBreak="0">
+    <w:nsid w:val="786A55C2"/>
+    <w:multiLevelType w:val="hybridMultilevel"/>
+    <w:tmpl w:val="69CE7F40"/>
+    <w:lvl w:ilvl="0" w:tplc="10090001">
+      <w:start w:val="1"/>
+      <w:numFmt w:val="bullet"/>
+      <w:lvlText w:val=""/>
+      <w:lvlJc w:val="left"/>
+      <w:pPr>
+        <w:ind w:left="720" w:hanging="360"/>
+      </w:pPr>
+      <w:rPr>
+        <w:rFonts w:ascii="Symbol" w:hAnsi="Symbol" w:hint="default"/>
+      </w:rPr>
+    </w:lvl>
+    <w:lvl w:ilvl="1" w:tplc="10090003" w:tentative="1">
+      <w:start w:val="1"/>
+      <w:numFmt w:val="bullet"/>
+      <w:lvlText w:val="o"/>
+      <w:lvlJc w:val="left"/>
+      <w:pPr>
+        <w:ind w:left="1440" w:hanging="360"/>
+      </w:pPr>
+      <w:rPr>
+        <w:rFonts w:ascii="Courier New" w:hAnsi="Courier New" w:cs="Courier New" w:hint="default"/>
+      </w:rPr>
+    </w:lvl>
+    <w:lvl w:ilvl="2" w:tplc="10090005" w:tentative="1">
+      <w:start w:val="1"/>
+      <w:numFmt w:val="bullet"/>
+      <w:lvlText w:val=""/>
+      <w:lvlJc w:val="left"/>
+      <w:pPr>
+        <w:ind w:left="2160" w:hanging="360"/>
+      </w:pPr>
+      <w:rPr>
+        <w:rFonts w:ascii="Wingdings" w:hAnsi="Wingdings" w:hint="default"/>
+      </w:rPr>
+    </w:lvl>
+    <w:lvl w:ilvl="3" w:tplc="10090001" w:tentative="1">
+      <w:start w:val="1"/>
+      <w:numFmt w:val="bullet"/>
+      <w:lvlText w:val=""/>
+      <w:lvlJc w:val="left"/>
+      <w:pPr>
+        <w:ind w:left="2880" w:hanging="360"/>
+      </w:pPr>
+      <w:rPr>
+        <w:rFonts w:ascii="Symbol" w:hAnsi="Symbol" w:hint="default"/>
+      </w:rPr>
+    </w:lvl>
+    <w:lvl w:ilvl="4" w:tplc="10090003" w:tentative="1">
+      <w:start w:val="1"/>
+      <w:numFmt w:val="bullet"/>
+      <w:lvlText w:val="o"/>
+      <w:lvlJc w:val="left"/>
+      <w:pPr>
+        <w:ind w:left="3600" w:hanging="360"/>
+      </w:pPr>
+      <w:rPr>
+        <w:rFonts w:ascii="Courier New" w:hAnsi="Courier New" w:cs="Courier New" w:hint="default"/>
+      </w:rPr>
+    </w:lvl>
+    <w:lvl w:ilvl="5" w:tplc="10090005" w:tentative="1">
+      <w:start w:val="1"/>
+      <w:numFmt w:val="bullet"/>
+      <w:lvlText w:val=""/>
+      <w:lvlJc w:val="left"/>
+      <w:pPr>
+        <w:ind w:left="4320" w:hanging="360"/>
+      </w:pPr>
+      <w:rPr>
+        <w:rFonts w:ascii="Wingdings" w:hAnsi="Wingdings" w:hint="default"/>
+      </w:rPr>
+    </w:lvl>
+    <w:lvl w:ilvl="6" w:tplc="10090001" w:tentative="1">
+      <w:start w:val="1"/>
+      <w:numFmt w:val="bullet"/>
+      <w:lvlText w:val=""/>
+      <w:lvlJc w:val="left"/>
+      <w:pPr>
+        <w:ind w:left="5040" w:hanging="360"/>
+      </w:pPr>
+      <w:rPr>
+        <w:rFonts w:ascii="Symbol" w:hAnsi="Symbol" w:hint="default"/>
+      </w:rPr>
+    </w:lvl>
+    <w:lvl w:ilvl="7" w:tplc="10090003" w:tentative="1">
+      <w:start w:val="1"/>
+      <w:numFmt w:val="bullet"/>
+      <w:lvlText w:val="o"/>
+      <w:lvlJc w:val="left"/>
+      <w:pPr>
+        <w:ind w:left="5760" w:hanging="360"/>
+      </w:pPr>
+      <w:rPr>
+        <w:rFonts w:ascii="Courier New" w:hAnsi="Courier New" w:cs="Courier New" w:hint="default"/>
+      </w:rPr>
+    </w:lvl>
+    <w:lvl w:ilvl="8" w:tplc="10090005" w:tentative="1">
+      <w:start w:val="1"/>
+      <w:numFmt w:val="bullet"/>
+      <w:lvlText w:val=""/>
+      <w:lvlJc w:val="left"/>
+      <w:pPr>
+        <w:ind w:left="6480" w:hanging="360"/>
+      </w:pPr>
+      <w:rPr>
+        <w:rFonts w:ascii="Wingdings" w:hAnsi="Wingdings" w:hint="default"/>
+      </w:rPr>
+    </w:lvl>
+  </w:abstractNum>
+  <w:abstractNum w:abstractNumId="12" w15:restartNumberingAfterBreak="0">
     <w:nsid w:val="7C5516A6"/>
     <w:multiLevelType w:val="hybridMultilevel"/>
     <w:tmpl w:val="26AAC0B0"/>
@@ -3730,6 +3896,9 @@
     <w:abstractNumId w:val="10"/>
   </w:num>
   <w:num w:numId="12" w16cid:durableId="193545800">
+    <w:abstractNumId w:val="12"/>
+  </w:num>
+  <w:num w:numId="13" w16cid:durableId="1294367795">
     <w:abstractNumId w:val="11"/>
   </w:num>
 </w:numbering>

--- a/source/data/t1-navigation-change-plan.docx
+++ b/source/data/t1-navigation-change-plan.docx
@@ -157,31 +157,6 @@
         <w:t>-G has a readme</w:t>
       </w:r>
     </w:p>
-    <w:p>
-      <w:pPr>
-        <w:pStyle w:val="ListParagraph"/>
-        <w:numPr>
-          <w:ilvl w:val="0"/>
-          <w:numId w:val="13"/>
-        </w:numPr>
-      </w:pPr>
-      <w:r>
-        <w:t>5000-R is actually current in 2025</w:t>
-      </w:r>
-    </w:p>
-    <w:p>
-      <w:pPr>
-        <w:pStyle w:val="ListParagraph"/>
-        <w:numPr>
-          <w:ilvl w:val="0"/>
-          <w:numId w:val="13"/>
-        </w:numPr>
-      </w:pPr>
-      <w:r>
-        <w:t>5015-R is non-current</w:t>
-      </w:r>
-    </w:p>
-    <w:p/>
     <w:p>
       <w:pPr>
         <w:pStyle w:val="Heading2"/>
@@ -533,42 +508,31 @@
           <w:b/>
           <w:bCs/>
         </w:rPr>
-        <w:t xml:space="preserve"> H1s, titles and </w:t>
+        <w:t xml:space="preserve"> H1s</w:t>
       </w:r>
       <w:r>
         <w:rPr>
           <w:b/>
           <w:bCs/>
         </w:rPr>
-        <w:t xml:space="preserve">description, (keywords optional), </w:t>
+        <w:t>/</w:t>
       </w:r>
       <w:r>
         <w:rPr>
           <w:b/>
           <w:bCs/>
         </w:rPr>
+        <w:t>titles</w:t>
+      </w:r>
+      <w:r>
+        <w:rPr>
+          <w:b/>
+          <w:bCs/>
+        </w:rPr>
+        <w:t xml:space="preserve"> </w:t>
+      </w:r>
+      <w:r>
         <w:t>that fit the last 10 years</w:t>
-      </w:r>
-      <w:r>
-        <w:t xml:space="preserve"> </w:t>
-      </w:r>
-      <w:r>
-        <w:rPr>
-          <w:color w:val="00B050"/>
-        </w:rPr>
-        <w:t>(Parissa to ask CDIA for guidance on the descri</w:t>
-      </w:r>
-      <w:r>
-        <w:rPr>
-          <w:color w:val="00B050"/>
-        </w:rPr>
-        <w:t>pti</w:t>
-      </w:r>
-      <w:r>
-        <w:rPr>
-          <w:color w:val="00B050"/>
-        </w:rPr>
-        <w:t>ons)</w:t>
       </w:r>
     </w:p>
     <w:p>
@@ -581,10 +545,7 @@
         <w:ind w:left="720"/>
       </w:pPr>
       <w:r>
-        <w:t>We have some recommended EN and FR phrases to address the region variances and exceptions that translate well</w:t>
-      </w:r>
-      <w:r>
-        <w:t xml:space="preserve"> (refer to “</w:t>
+        <w:t>We have some recommended EN and FR phrases to address the region variances and exceptions that translate well (refer to “</w:t>
       </w:r>
       <w:r>
         <w:rPr>
@@ -594,10 +555,35 @@
         <w:t>Suggested H1 endings for T1 federal forms</w:t>
       </w:r>
       <w:r>
-        <w:t>” section below</w:t>
-      </w:r>
-      <w:r>
-        <w:t>)</w:t>
+        <w:t>” section below)</w:t>
+      </w:r>
+    </w:p>
+    <w:p>
+      <w:pPr>
+        <w:pStyle w:val="ListParagraph"/>
+        <w:numPr>
+          <w:ilvl w:val="0"/>
+          <w:numId w:val="2"/>
+        </w:numPr>
+        <w:ind w:left="360"/>
+        <w:rPr>
+          <w:color w:val="00B050"/>
+        </w:rPr>
+      </w:pPr>
+      <w:r>
+        <w:t xml:space="preserve">We need </w:t>
+      </w:r>
+      <w:r>
+        <w:t>intro/</w:t>
+      </w:r>
+      <w:r>
+        <w:t>description</w:t>
+      </w:r>
+      <w:r>
+        <w:t xml:space="preserve"> </w:t>
+      </w:r>
+      <w:r>
+        <w:t>that fit the last 10 years</w:t>
       </w:r>
     </w:p>
     <w:p>
@@ -608,15 +594,34 @@
           <w:numId w:val="2"/>
         </w:numPr>
         <w:ind w:left="720"/>
-      </w:pPr>
-      <w:r>
-        <w:t xml:space="preserve">Any relevant terms not in the H1s can be included in </w:t>
-      </w:r>
-      <w:r>
-        <w:t xml:space="preserve">the </w:t>
-      </w:r>
-      <w:r>
-        <w:t>keywords metadata for CRA search purposes</w:t>
+        <w:rPr>
+          <w:color w:val="00B050"/>
+        </w:rPr>
+      </w:pPr>
+      <w:r>
+        <w:t>1-2 sentences, that describes what this form is</w:t>
+      </w:r>
+      <w:r>
+        <w:t>, and whenyou should use it</w:t>
+      </w:r>
+    </w:p>
+    <w:p>
+      <w:pPr>
+        <w:pStyle w:val="ListParagraph"/>
+        <w:numPr>
+          <w:ilvl w:val="1"/>
+          <w:numId w:val="2"/>
+        </w:numPr>
+        <w:ind w:left="720"/>
+        <w:rPr>
+          <w:color w:val="00B050"/>
+        </w:rPr>
+      </w:pPr>
+      <w:r>
+        <w:rPr>
+          <w:color w:val="00B050"/>
+        </w:rPr>
+        <w:t>(Parissa to check with Naomi how to navigate the character count of the description)</w:t>
       </w:r>
     </w:p>
     <w:p>
@@ -627,19 +632,62 @@
           <w:numId w:val="2"/>
         </w:numPr>
         <w:ind w:left="360"/>
-      </w:pPr>
-      <w:r>
-        <w:t xml:space="preserve">For each form, we also need the partner to provide whatever fields are needed in the (new) </w:t>
+        <w:rPr>
+          <w:color w:val="00B050"/>
+        </w:rPr>
+      </w:pPr>
+      <w:r>
+        <w:t xml:space="preserve">We need </w:t>
       </w:r>
       <w:r>
         <w:rPr>
           <w:b/>
           <w:bCs/>
         </w:rPr>
-        <w:t>EDDS file browser</w:t>
-      </w:r>
-      <w:r>
-        <w:t>.</w:t>
+        <w:t xml:space="preserve">keywords </w:t>
+      </w:r>
+      <w:r>
+        <w:rPr>
+          <w:b/>
+          <w:bCs/>
+        </w:rPr>
+        <w:t>(</w:t>
+      </w:r>
+      <w:r>
+        <w:rPr>
+          <w:b/>
+          <w:bCs/>
+        </w:rPr>
+        <w:t>optional</w:t>
+      </w:r>
+      <w:r>
+        <w:rPr>
+          <w:b/>
+          <w:bCs/>
+        </w:rPr>
+        <w:t>)</w:t>
+      </w:r>
+      <w:r>
+        <w:t xml:space="preserve"> </w:t>
+      </w:r>
+    </w:p>
+    <w:p>
+      <w:pPr>
+        <w:pStyle w:val="ListParagraph"/>
+        <w:numPr>
+          <w:ilvl w:val="1"/>
+          <w:numId w:val="2"/>
+        </w:numPr>
+        <w:ind w:left="720"/>
+      </w:pPr>
+      <w:r>
+        <w:t xml:space="preserve">Any relevant terms not in the H1s can be included in </w:t>
+      </w:r>
+      <w:r>
+        <w:t xml:space="preserve">the </w:t>
+      </w:r>
+      <w:r>
+        <w:t>keywords metadata for CRA search purposes</w:t>
       </w:r>
     </w:p>
     <w:p>
@@ -652,20 +700,55 @@
         <w:ind w:left="360"/>
       </w:pPr>
       <w:r>
+        <w:t>We need the subject line for each form (optional)</w:t>
+      </w:r>
+    </w:p>
+    <w:p>
+      <w:pPr>
+        <w:pStyle w:val="ListParagraph"/>
+        <w:numPr>
+          <w:ilvl w:val="0"/>
+          <w:numId w:val="2"/>
+        </w:numPr>
+        <w:ind w:left="360"/>
+      </w:pPr>
+      <w:r>
+        <w:t xml:space="preserve">All guides </w:t>
+      </w:r>
+      <w:r>
+        <w:t>r</w:t>
+      </w:r>
+      <w:r>
+        <w:t>emain where they are</w:t>
+      </w:r>
+      <w:r>
+        <w:t xml:space="preserve"> and breadcrumbs remain </w:t>
+      </w:r>
+      <w:r>
+        <w:t>unchanged</w:t>
+      </w:r>
+    </w:p>
+    <w:p>
+      <w:pPr>
+        <w:pStyle w:val="ListParagraph"/>
+        <w:numPr>
+          <w:ilvl w:val="1"/>
+          <w:numId w:val="2"/>
+        </w:numPr>
+        <w:ind w:left="720"/>
+      </w:pPr>
+      <w:r>
         <w:lastRenderedPageBreak/>
-        <w:t xml:space="preserve">All guides </w:t>
-      </w:r>
-      <w:r>
-        <w:t>r</w:t>
-      </w:r>
-      <w:r>
-        <w:t>emain where they are</w:t>
-      </w:r>
-      <w:r>
-        <w:t xml:space="preserve"> and breadcrumbs remain </w:t>
-      </w:r>
-      <w:r>
-        <w:t>unchanged</w:t>
+        <w:t>5013-G has a readme</w:t>
+      </w:r>
+      <w:r>
+        <w:t xml:space="preserve"> </w:t>
+      </w:r>
+      <w:r>
+        <w:rPr>
+          <w:color w:val="00B050"/>
+        </w:rPr>
+        <w:t>(Parissa to mock-up)</w:t>
       </w:r>
     </w:p>
     <w:p>
@@ -1795,7 +1878,21 @@
           <w:b/>
           <w:bCs/>
         </w:rPr>
-        <w:t>5000-S2, 5000-R and 5009-R</w:t>
+        <w:t>5000-S2, 50</w:t>
+      </w:r>
+      <w:r>
+        <w:rPr>
+          <w:b/>
+          <w:bCs/>
+        </w:rPr>
+        <w:t>15</w:t>
+      </w:r>
+      <w:r>
+        <w:rPr>
+          <w:b/>
+          <w:bCs/>
+        </w:rPr>
+        <w:t>-R and 5009-R</w:t>
       </w:r>
     </w:p>
     <w:p>
@@ -1965,13 +2062,23 @@
         <w:ind w:left="360"/>
       </w:pPr>
       <w:r>
-        <w:t xml:space="preserve">Chris was going to do a full heuristic review in June. </w:t>
-      </w:r>
-      <w:r>
-        <w:rPr>
-          <w:color w:val="00B050"/>
-        </w:rPr>
-        <w:t>(Parissa to follow up)</w:t>
+        <w:t xml:space="preserve">Chris </w:t>
+      </w:r>
+      <w:r>
+        <w:t>completed a heuristic review and has approved the code</w:t>
+      </w:r>
+    </w:p>
+    <w:p>
+      <w:pPr>
+        <w:pStyle w:val="ListParagraph"/>
+        <w:numPr>
+          <w:ilvl w:val="0"/>
+          <w:numId w:val="2"/>
+        </w:numPr>
+        <w:ind w:left="360"/>
+      </w:pPr>
+      <w:r>
+        <w:t>Shayna completed an accessibility review, and corrections have been made</w:t>
       </w:r>
     </w:p>
     <w:sectPr>
@@ -2965,8 +3072,8 @@
   <w:abstractNum w:abstractNumId="5" w15:restartNumberingAfterBreak="0">
     <w:nsid w:val="38123FFC"/>
     <w:multiLevelType w:val="hybridMultilevel"/>
-    <w:tmpl w:val="F81618DE"/>
-    <w:lvl w:ilvl="0" w:tplc="10090001">
+    <w:tmpl w:val="8FF410D4"/>
+    <w:lvl w:ilvl="0" w:tplc="0C9C29FE">
       <w:start w:val="1"/>
       <w:numFmt w:val="bullet"/>
       <w:lvlText w:val=""/>
@@ -2976,6 +3083,7 @@
       </w:pPr>
       <w:rPr>
         <w:rFonts w:ascii="Symbol" w:hAnsi="Symbol" w:hint="default"/>
+        <w:color w:val="auto"/>
       </w:rPr>
     </w:lvl>
     <w:lvl w:ilvl="1" w:tplc="8E90BFD2">

--- a/source/data/t1-navigation-change-plan.docx
+++ b/source/data/t1-navigation-change-plan.docx
@@ -580,10 +580,7 @@
         <w:t>description</w:t>
       </w:r>
       <w:r>
-        <w:t xml:space="preserve"> </w:t>
-      </w:r>
-      <w:r>
-        <w:t>that fit the last 10 years</w:t>
+        <w:t xml:space="preserve"> that fit the last 10 years</w:t>
       </w:r>
     </w:p>
     <w:p>
@@ -602,7 +599,13 @@
         <w:t>1-2 sentences, that describes what this form is</w:t>
       </w:r>
       <w:r>
-        <w:t>, and whenyou should use it</w:t>
+        <w:t>, and when</w:t>
+      </w:r>
+      <w:r>
+        <w:t xml:space="preserve"> </w:t>
+      </w:r>
+      <w:r>
+        <w:t>you should use it</w:t>
       </w:r>
     </w:p>
     <w:p>
@@ -621,7 +624,7 @@
         <w:rPr>
           <w:color w:val="00B050"/>
         </w:rPr>
-        <w:t>(Parissa to check with Naomi how to navigate the character count of the description)</w:t>
+        <w:t>(Emailed Naomi for her input)</w:t>
       </w:r>
     </w:p>
     <w:p>
@@ -732,54 +735,75 @@
       <w:pPr>
         <w:pStyle w:val="ListParagraph"/>
         <w:numPr>
+          <w:ilvl w:val="0"/>
+          <w:numId w:val="2"/>
+        </w:numPr>
+        <w:ind w:left="360"/>
+      </w:pPr>
+      <w:r>
+        <w:lastRenderedPageBreak/>
+        <w:t xml:space="preserve">Starting 2025, the guides </w:t>
+      </w:r>
+      <w:r>
+        <w:t xml:space="preserve">will </w:t>
+      </w:r>
+      <w:r>
+        <w:t>contain a table</w:t>
+      </w:r>
+      <w:r>
+        <w:t xml:space="preserve"> </w:t>
+      </w:r>
+      <w:r>
+        <w:t xml:space="preserve">that points to prior year guides, but prior year guides </w:t>
+      </w:r>
+      <w:r>
+        <w:t>are not</w:t>
+      </w:r>
+      <w:r>
+        <w:t xml:space="preserve"> updated</w:t>
+      </w:r>
+    </w:p>
+    <w:p>
+      <w:pPr>
+        <w:pStyle w:val="ListParagraph"/>
+        <w:numPr>
           <w:ilvl w:val="1"/>
           <w:numId w:val="2"/>
         </w:numPr>
-        <w:ind w:left="720"/>
-      </w:pPr>
-      <w:r>
-        <w:lastRenderedPageBreak/>
-        <w:t>5013-G has a readme</w:t>
+        <w:ind w:left="709"/>
+      </w:pPr>
+      <w:r>
+        <w:t>T</w:t>
+      </w:r>
+      <w:r>
+        <w:t>he content of the tables</w:t>
+      </w:r>
+      <w:r>
+        <w:t xml:space="preserve"> on all guides with tables</w:t>
       </w:r>
       <w:r>
         <w:t xml:space="preserve"> </w:t>
       </w:r>
       <w:r>
-        <w:rPr>
-          <w:color w:val="00B050"/>
-        </w:rPr>
-        <w:t>(Parissa to mock-up)</w:t>
-      </w:r>
-    </w:p>
-    <w:p>
-      <w:pPr>
-        <w:pStyle w:val="ListParagraph"/>
-        <w:numPr>
-          <w:ilvl w:val="0"/>
-          <w:numId w:val="2"/>
-        </w:numPr>
-        <w:ind w:left="360"/>
-      </w:pPr>
-      <w:r>
-        <w:t xml:space="preserve">Starting 2025, the guides </w:t>
-      </w:r>
-      <w:r>
-        <w:t xml:space="preserve">will </w:t>
-      </w:r>
-      <w:r>
-        <w:t>contain a table</w:t>
-      </w:r>
-      <w:r>
-        <w:t xml:space="preserve"> </w:t>
-      </w:r>
-      <w:r>
-        <w:t xml:space="preserve">that points to prior year guides, but prior year guides </w:t>
-      </w:r>
-      <w:r>
-        <w:t>are not</w:t>
-      </w:r>
-      <w:r>
-        <w:t xml:space="preserve"> updated</w:t>
+        <w:t xml:space="preserve">is </w:t>
+      </w:r>
+      <w:r>
+        <w:t xml:space="preserve">updated each year to </w:t>
+      </w:r>
+      <w:r>
+        <w:t>t</w:t>
+      </w:r>
+      <w:r>
+        <w:t>he last 10 year</w:t>
+      </w:r>
+      <w:r>
+        <w:t xml:space="preserve"> (</w:t>
+      </w:r>
+      <w:r>
+        <w:t>ajaxed</w:t>
+      </w:r>
+      <w:r>
+        <w:t>)</w:t>
       </w:r>
     </w:p>
     <w:p>
@@ -792,37 +816,7 @@
         <w:ind w:left="709"/>
       </w:pPr>
       <w:r>
-        <w:t>T</w:t>
-      </w:r>
-      <w:r>
-        <w:t>he content of the tables</w:t>
-      </w:r>
-      <w:r>
-        <w:t xml:space="preserve"> on all guides with tables</w:t>
-      </w:r>
-      <w:r>
-        <w:t xml:space="preserve"> </w:t>
-      </w:r>
-      <w:r>
-        <w:t xml:space="preserve">is </w:t>
-      </w:r>
-      <w:r>
-        <w:t xml:space="preserve">updated each year to </w:t>
-      </w:r>
-      <w:r>
-        <w:t>t</w:t>
-      </w:r>
-      <w:r>
-        <w:t>he last 10 year</w:t>
-      </w:r>
-      <w:r>
-        <w:t xml:space="preserve"> (</w:t>
-      </w:r>
-      <w:r>
-        <w:t>ajaxed</w:t>
-      </w:r>
-      <w:r>
-        <w:t>)</w:t>
+        <w:t>As time passes, the existing prior guides will be unpublished each year</w:t>
       </w:r>
     </w:p>
     <w:p>
@@ -832,11 +826,22 @@
           <w:ilvl w:val="1"/>
           <w:numId w:val="2"/>
         </w:numPr>
+        <w:spacing w:line="259" w:lineRule="auto"/>
+        <w:ind w:left="720"/>
+      </w:pPr>
+      <w:r>
+        <w:t>5013-g is the exception – it will have one readme for all years like the forms.</w:t>
+      </w:r>
+    </w:p>
+    <w:p>
+      <w:pPr>
+        <w:pStyle w:val="ListParagraph"/>
+        <w:numPr>
+          <w:ilvl w:val="1"/>
+          <w:numId w:val="2"/>
+        </w:numPr>
         <w:ind w:left="709"/>
       </w:pPr>
-      <w:r>
-        <w:t>As time passes, the existing prior guides will be unpublished each year</w:t>
-      </w:r>
     </w:p>
     <w:p>
       <w:pPr>
@@ -1293,7 +1298,13 @@
         </w:r>
       </w:hyperlink>
       <w:r>
-        <w:t xml:space="preserve"> link existing on some guides can be updated to point to the current year guide table</w:t>
+        <w:t xml:space="preserve"> link existing on </w:t>
+      </w:r>
+      <w:r>
+        <w:t>prior year</w:t>
+      </w:r>
+      <w:r>
+        <w:t xml:space="preserve"> guides can be updated to point to the current year guide table</w:t>
       </w:r>
       <w:r>
         <w:t xml:space="preserve"> (optional)</w:t>
@@ -1408,6 +1419,7 @@
           <w:b/>
           <w:bCs/>
         </w:rPr>
+        <w:lastRenderedPageBreak/>
         <w:t>When it is for all, but with exceptions (eg: 5000-S2)</w:t>
       </w:r>
     </w:p>
@@ -1421,7 +1433,6 @@
         <w:spacing w:after="0" w:line="240" w:lineRule="auto"/>
       </w:pPr>
       <w:r>
-        <w:lastRenderedPageBreak/>
         <w:t>(for all except QC and non-residents)</w:t>
       </w:r>
     </w:p>
@@ -1543,15 +1554,6 @@
         </w:rPr>
         <w:t>)</w:t>
       </w:r>
-      <w:r>
-        <w:t xml:space="preserve"> – </w:t>
-      </w:r>
-      <w:r>
-        <w:rPr>
-          <w:highlight w:val="yellow"/>
-        </w:rPr>
-        <w:t>only if necessary</w:t>
-      </w:r>
     </w:p>
     <w:p>
       <w:pPr>
@@ -1652,13 +1654,25 @@
         <w:rPr>
           <w:color w:val="00B050"/>
         </w:rPr>
-        <w:t xml:space="preserve"> – </w:t>
+        <w:t>! Up</w:t>
       </w:r>
       <w:r>
         <w:rPr>
           <w:color w:val="00B050"/>
         </w:rPr>
-        <w:t>templates updated – update from GitHub before use</w:t>
+        <w:t>date</w:t>
+      </w:r>
+      <w:r>
+        <w:rPr>
+          <w:color w:val="00B050"/>
+        </w:rPr>
+        <w:t xml:space="preserve"> templates</w:t>
+      </w:r>
+      <w:r>
+        <w:rPr>
+          <w:color w:val="00B050"/>
+        </w:rPr>
+        <w:t xml:space="preserve"> from GitHub before use</w:t>
       </w:r>
       <w:r>
         <w:rPr>
@@ -1696,6 +1710,15 @@
       </w:pPr>
       <w:r>
         <w:t>They have also been added to AEM assets folder</w:t>
+      </w:r>
+      <w:r>
+        <w:t xml:space="preserve"> </w:t>
+      </w:r>
+      <w:r>
+        <w:rPr>
+          <w:color w:val="00B050"/>
+        </w:rPr>
+        <w:t>(May be outdated)</w:t>
       </w:r>
     </w:p>
     <w:p>
@@ -1990,7 +2013,6 @@
         <w:ind w:left="360"/>
       </w:pPr>
       <w:r>
-        <w:lastRenderedPageBreak/>
         <w:t>For guides:</w:t>
       </w:r>
     </w:p>
@@ -2650,6 +2672,119 @@
     </w:lvl>
   </w:abstractNum>
   <w:abstractNum w:abstractNumId="1" w15:restartNumberingAfterBreak="0">
+    <w:nsid w:val="19713A76"/>
+    <w:multiLevelType w:val="hybridMultilevel"/>
+    <w:tmpl w:val="E67CDAF6"/>
+    <w:lvl w:ilvl="0" w:tplc="10090001">
+      <w:start w:val="1"/>
+      <w:numFmt w:val="bullet"/>
+      <w:lvlText w:val=""/>
+      <w:lvlJc w:val="left"/>
+      <w:pPr>
+        <w:ind w:left="360" w:hanging="360"/>
+      </w:pPr>
+      <w:rPr>
+        <w:rFonts w:ascii="Symbol" w:hAnsi="Symbol" w:hint="default"/>
+      </w:rPr>
+    </w:lvl>
+    <w:lvl w:ilvl="1" w:tplc="10090003">
+      <w:start w:val="1"/>
+      <w:numFmt w:val="bullet"/>
+      <w:lvlText w:val="o"/>
+      <w:lvlJc w:val="left"/>
+      <w:pPr>
+        <w:ind w:left="1080" w:hanging="360"/>
+      </w:pPr>
+      <w:rPr>
+        <w:rFonts w:ascii="Courier New" w:hAnsi="Courier New" w:cs="Courier New" w:hint="default"/>
+      </w:rPr>
+    </w:lvl>
+    <w:lvl w:ilvl="2" w:tplc="10090005" w:tentative="1">
+      <w:start w:val="1"/>
+      <w:numFmt w:val="bullet"/>
+      <w:lvlText w:val=""/>
+      <w:lvlJc w:val="left"/>
+      <w:pPr>
+        <w:ind w:left="1800" w:hanging="360"/>
+      </w:pPr>
+      <w:rPr>
+        <w:rFonts w:ascii="Wingdings" w:hAnsi="Wingdings" w:hint="default"/>
+      </w:rPr>
+    </w:lvl>
+    <w:lvl w:ilvl="3" w:tplc="10090001" w:tentative="1">
+      <w:start w:val="1"/>
+      <w:numFmt w:val="bullet"/>
+      <w:lvlText w:val=""/>
+      <w:lvlJc w:val="left"/>
+      <w:pPr>
+        <w:ind w:left="2520" w:hanging="360"/>
+      </w:pPr>
+      <w:rPr>
+        <w:rFonts w:ascii="Symbol" w:hAnsi="Symbol" w:hint="default"/>
+      </w:rPr>
+    </w:lvl>
+    <w:lvl w:ilvl="4" w:tplc="10090003" w:tentative="1">
+      <w:start w:val="1"/>
+      <w:numFmt w:val="bullet"/>
+      <w:lvlText w:val="o"/>
+      <w:lvlJc w:val="left"/>
+      <w:pPr>
+        <w:ind w:left="3240" w:hanging="360"/>
+      </w:pPr>
+      <w:rPr>
+        <w:rFonts w:ascii="Courier New" w:hAnsi="Courier New" w:cs="Courier New" w:hint="default"/>
+      </w:rPr>
+    </w:lvl>
+    <w:lvl w:ilvl="5" w:tplc="10090005" w:tentative="1">
+      <w:start w:val="1"/>
+      <w:numFmt w:val="bullet"/>
+      <w:lvlText w:val=""/>
+      <w:lvlJc w:val="left"/>
+      <w:pPr>
+        <w:ind w:left="3960" w:hanging="360"/>
+      </w:pPr>
+      <w:rPr>
+        <w:rFonts w:ascii="Wingdings" w:hAnsi="Wingdings" w:hint="default"/>
+      </w:rPr>
+    </w:lvl>
+    <w:lvl w:ilvl="6" w:tplc="10090001" w:tentative="1">
+      <w:start w:val="1"/>
+      <w:numFmt w:val="bullet"/>
+      <w:lvlText w:val=""/>
+      <w:lvlJc w:val="left"/>
+      <w:pPr>
+        <w:ind w:left="4680" w:hanging="360"/>
+      </w:pPr>
+      <w:rPr>
+        <w:rFonts w:ascii="Symbol" w:hAnsi="Symbol" w:hint="default"/>
+      </w:rPr>
+    </w:lvl>
+    <w:lvl w:ilvl="7" w:tplc="10090003" w:tentative="1">
+      <w:start w:val="1"/>
+      <w:numFmt w:val="bullet"/>
+      <w:lvlText w:val="o"/>
+      <w:lvlJc w:val="left"/>
+      <w:pPr>
+        <w:ind w:left="5400" w:hanging="360"/>
+      </w:pPr>
+      <w:rPr>
+        <w:rFonts w:ascii="Courier New" w:hAnsi="Courier New" w:cs="Courier New" w:hint="default"/>
+      </w:rPr>
+    </w:lvl>
+    <w:lvl w:ilvl="8" w:tplc="10090005" w:tentative="1">
+      <w:start w:val="1"/>
+      <w:numFmt w:val="bullet"/>
+      <w:lvlText w:val=""/>
+      <w:lvlJc w:val="left"/>
+      <w:pPr>
+        <w:ind w:left="6120" w:hanging="360"/>
+      </w:pPr>
+      <w:rPr>
+        <w:rFonts w:ascii="Wingdings" w:hAnsi="Wingdings" w:hint="default"/>
+      </w:rPr>
+    </w:lvl>
+  </w:abstractNum>
+  <w:abstractNum w:abstractNumId="2" w15:restartNumberingAfterBreak="0">
     <w:nsid w:val="213C309F"/>
     <w:multiLevelType w:val="hybridMultilevel"/>
     <w:tmpl w:val="F0CA2760"/>
@@ -2735,7 +2870,7 @@
       </w:pPr>
     </w:lvl>
   </w:abstractNum>
-  <w:abstractNum w:abstractNumId="2" w15:restartNumberingAfterBreak="0">
+  <w:abstractNum w:abstractNumId="3" w15:restartNumberingAfterBreak="0">
     <w:nsid w:val="24394BE3"/>
     <w:multiLevelType w:val="hybridMultilevel"/>
     <w:tmpl w:val="5DFC02EA"/>
@@ -2847,7 +2982,7 @@
       </w:rPr>
     </w:lvl>
   </w:abstractNum>
-  <w:abstractNum w:abstractNumId="3" w15:restartNumberingAfterBreak="0">
+  <w:abstractNum w:abstractNumId="4" w15:restartNumberingAfterBreak="0">
     <w:nsid w:val="24951E07"/>
     <w:multiLevelType w:val="multilevel"/>
     <w:tmpl w:val="70B07020"/>
@@ -2960,7 +3095,7 @@
       </w:pPr>
     </w:lvl>
   </w:abstractNum>
-  <w:abstractNum w:abstractNumId="4" w15:restartNumberingAfterBreak="0">
+  <w:abstractNum w:abstractNumId="5" w15:restartNumberingAfterBreak="0">
     <w:nsid w:val="37BB48CA"/>
     <w:multiLevelType w:val="hybridMultilevel"/>
     <w:tmpl w:val="A0D46A34"/>
@@ -3069,7 +3204,7 @@
       </w:rPr>
     </w:lvl>
   </w:abstractNum>
-  <w:abstractNum w:abstractNumId="5" w15:restartNumberingAfterBreak="0">
+  <w:abstractNum w:abstractNumId="6" w15:restartNumberingAfterBreak="0">
     <w:nsid w:val="38123FFC"/>
     <w:multiLevelType w:val="hybridMultilevel"/>
     <w:tmpl w:val="8FF410D4"/>
@@ -3182,7 +3317,7 @@
       </w:rPr>
     </w:lvl>
   </w:abstractNum>
-  <w:abstractNum w:abstractNumId="6" w15:restartNumberingAfterBreak="0">
+  <w:abstractNum w:abstractNumId="7" w15:restartNumberingAfterBreak="0">
     <w:nsid w:val="3C205773"/>
     <w:multiLevelType w:val="hybridMultilevel"/>
     <w:tmpl w:val="1F52E94C"/>
@@ -3295,7 +3430,7 @@
       </w:rPr>
     </w:lvl>
   </w:abstractNum>
-  <w:abstractNum w:abstractNumId="7" w15:restartNumberingAfterBreak="0">
+  <w:abstractNum w:abstractNumId="8" w15:restartNumberingAfterBreak="0">
     <w:nsid w:val="45B86E09"/>
     <w:multiLevelType w:val="hybridMultilevel"/>
     <w:tmpl w:val="0D48D670"/>
@@ -3407,7 +3542,7 @@
       </w:rPr>
     </w:lvl>
   </w:abstractNum>
-  <w:abstractNum w:abstractNumId="8" w15:restartNumberingAfterBreak="0">
+  <w:abstractNum w:abstractNumId="9" w15:restartNumberingAfterBreak="0">
     <w:nsid w:val="4E641FAA"/>
     <w:multiLevelType w:val="hybridMultilevel"/>
     <w:tmpl w:val="E162EFD8"/>
@@ -3520,7 +3655,7 @@
       </w:rPr>
     </w:lvl>
   </w:abstractNum>
-  <w:abstractNum w:abstractNumId="9" w15:restartNumberingAfterBreak="0">
+  <w:abstractNum w:abstractNumId="10" w15:restartNumberingAfterBreak="0">
     <w:nsid w:val="57A21B89"/>
     <w:multiLevelType w:val="hybridMultilevel"/>
     <w:tmpl w:val="1A78DD2A"/>
@@ -3633,7 +3768,7 @@
       </w:rPr>
     </w:lvl>
   </w:abstractNum>
-  <w:abstractNum w:abstractNumId="10" w15:restartNumberingAfterBreak="0">
+  <w:abstractNum w:abstractNumId="11" w15:restartNumberingAfterBreak="0">
     <w:nsid w:val="69EE0EC0"/>
     <w:multiLevelType w:val="hybridMultilevel"/>
     <w:tmpl w:val="3514D224"/>
@@ -3745,7 +3880,7 @@
       </w:rPr>
     </w:lvl>
   </w:abstractNum>
-  <w:abstractNum w:abstractNumId="11" w15:restartNumberingAfterBreak="0">
+  <w:abstractNum w:abstractNumId="12" w15:restartNumberingAfterBreak="0">
     <w:nsid w:val="786A55C2"/>
     <w:multiLevelType w:val="hybridMultilevel"/>
     <w:tmpl w:val="69CE7F40"/>
@@ -3858,7 +3993,7 @@
       </w:rPr>
     </w:lvl>
   </w:abstractNum>
-  <w:abstractNum w:abstractNumId="12" w15:restartNumberingAfterBreak="0">
+  <w:abstractNum w:abstractNumId="13" w15:restartNumberingAfterBreak="0">
     <w:nsid w:val="7C5516A6"/>
     <w:multiLevelType w:val="hybridMultilevel"/>
     <w:tmpl w:val="26AAC0B0"/>
@@ -3971,43 +4106,46 @@
     </w:lvl>
   </w:abstractNum>
   <w:num w:numId="1" w16cid:durableId="66340608">
-    <w:abstractNumId w:val="3"/>
+    <w:abstractNumId w:val="4"/>
   </w:num>
   <w:num w:numId="2" w16cid:durableId="1749964526">
-    <w:abstractNumId w:val="5"/>
+    <w:abstractNumId w:val="6"/>
   </w:num>
   <w:num w:numId="3" w16cid:durableId="616330539">
-    <w:abstractNumId w:val="4"/>
+    <w:abstractNumId w:val="5"/>
   </w:num>
   <w:num w:numId="4" w16cid:durableId="1981227383">
     <w:abstractNumId w:val="0"/>
   </w:num>
   <w:num w:numId="5" w16cid:durableId="1921719525">
-    <w:abstractNumId w:val="1"/>
+    <w:abstractNumId w:val="2"/>
   </w:num>
   <w:num w:numId="6" w16cid:durableId="864515638">
+    <w:abstractNumId w:val="9"/>
+  </w:num>
+  <w:num w:numId="7" w16cid:durableId="1431584102">
+    <w:abstractNumId w:val="7"/>
+  </w:num>
+  <w:num w:numId="8" w16cid:durableId="112482999">
+    <w:abstractNumId w:val="10"/>
+  </w:num>
+  <w:num w:numId="9" w16cid:durableId="218975611">
+    <w:abstractNumId w:val="3"/>
+  </w:num>
+  <w:num w:numId="10" w16cid:durableId="768962136">
     <w:abstractNumId w:val="8"/>
   </w:num>
-  <w:num w:numId="7" w16cid:durableId="1431584102">
-    <w:abstractNumId w:val="6"/>
-  </w:num>
-  <w:num w:numId="8" w16cid:durableId="112482999">
-    <w:abstractNumId w:val="9"/>
-  </w:num>
-  <w:num w:numId="9" w16cid:durableId="218975611">
-    <w:abstractNumId w:val="2"/>
-  </w:num>
-  <w:num w:numId="10" w16cid:durableId="768962136">
-    <w:abstractNumId w:val="7"/>
-  </w:num>
   <w:num w:numId="11" w16cid:durableId="149298673">
-    <w:abstractNumId w:val="10"/>
+    <w:abstractNumId w:val="11"/>
   </w:num>
   <w:num w:numId="12" w16cid:durableId="193545800">
+    <w:abstractNumId w:val="13"/>
+  </w:num>
+  <w:num w:numId="13" w16cid:durableId="1294367795">
     <w:abstractNumId w:val="12"/>
   </w:num>
-  <w:num w:numId="13" w16cid:durableId="1294367795">
-    <w:abstractNumId w:val="11"/>
+  <w:num w:numId="14" w16cid:durableId="945848045">
+    <w:abstractNumId w:val="1"/>
   </w:num>
 </w:numbering>
 </file>
